--- a/docs/tesis/word/Jorge Doicela - Tesis.docx
+++ b/docs/tesis/word/Jorge Doicela - Tesis.docx
@@ -19,7 +19,7 @@
           <w:noProof/>
         </w:rPr>
         <w:drawing>
-          <wp:anchor distT="0" distB="0" distL="114300" distR="114300" simplePos="0" relativeHeight="251659264" behindDoc="1" locked="0" layoutInCell="1" allowOverlap="1" wp14:anchorId="02AFDDA3" wp14:editId="4F0DE869">
+          <wp:anchor distT="0" distB="0" distL="114300" distR="114300" simplePos="0" relativeHeight="251659264" behindDoc="1" locked="0" layoutInCell="1" allowOverlap="1" wp14:anchorId="02AFDDA3" wp14:editId="770373B8">
             <wp:simplePos x="0" y="0"/>
             <wp:positionH relativeFrom="column">
               <wp:posOffset>647700</wp:posOffset>
@@ -296,7 +296,8 @@
     <w:p>
       <w:pPr>
         <w:spacing w:after="60"/>
-        <w:jc w:val="left"/>
+        <w:ind w:firstLine="0"/>
+        <w:jc w:val="center"/>
         <w:rPr>
           <w:rFonts w:cs="Times New Roman"/>
           <w:b/>
@@ -320,7 +321,8 @@
     <w:p>
       <w:pPr>
         <w:spacing w:after="60"/>
-        <w:jc w:val="left"/>
+        <w:ind w:firstLine="0"/>
+        <w:jc w:val="center"/>
         <w:rPr>
           <w:rFonts w:cs="Times New Roman"/>
           <w:b/>
@@ -355,6 +357,7 @@
     <w:p>
       <w:pPr>
         <w:spacing w:after="60"/>
+        <w:ind w:firstLine="0"/>
         <w:jc w:val="center"/>
         <w:rPr>
           <w:rFonts w:cs="Times New Roman"/>
@@ -374,6 +377,7 @@
     <w:p>
       <w:pPr>
         <w:spacing w:after="60"/>
+        <w:ind w:firstLine="0"/>
         <w:jc w:val="center"/>
         <w:rPr>
           <w:rFonts w:cs="Times New Roman"/>
@@ -469,7 +473,21 @@
         <w:rPr>
           <w:rFonts w:cs="Times New Roman"/>
         </w:rPr>
-        <w:t>Quito D. M., _____ de __________________ de 20____.</w:t>
+        <w:t xml:space="preserve">Quito D. M., _____ de __________________ </w:t>
+      </w:r>
+      <w:proofErr w:type="spellStart"/>
+      <w:r>
+        <w:rPr>
+          <w:rFonts w:cs="Times New Roman"/>
+        </w:rPr>
+        <w:t>de</w:t>
+      </w:r>
+      <w:proofErr w:type="spellEnd"/>
+      <w:r>
+        <w:rPr>
+          <w:rFonts w:cs="Times New Roman"/>
+        </w:rPr>
+        <w:t xml:space="preserve"> 20____.</w:t>
       </w:r>
     </w:p>
     <w:p>
@@ -706,7 +724,21 @@
         <w:rPr>
           <w:rFonts w:cs="Times New Roman"/>
         </w:rPr>
-        <w:t>Quito D. M., _____ de __________________ de 20____.</w:t>
+        <w:t xml:space="preserve">Quito D. M., _____ de __________________ </w:t>
+      </w:r>
+      <w:proofErr w:type="spellStart"/>
+      <w:r>
+        <w:rPr>
+          <w:rFonts w:cs="Times New Roman"/>
+        </w:rPr>
+        <w:t>de</w:t>
+      </w:r>
+      <w:proofErr w:type="spellEnd"/>
+      <w:r>
+        <w:rPr>
+          <w:rFonts w:cs="Times New Roman"/>
+        </w:rPr>
+        <w:t xml:space="preserve"> 20____.</w:t>
       </w:r>
     </w:p>
     <w:p>
@@ -1051,7 +1083,21 @@
         <w:rPr>
           <w:rFonts w:cs="Times New Roman"/>
         </w:rPr>
-        <w:t>Quito D. M., _____ de __________________ de 20____.</w:t>
+        <w:t xml:space="preserve">Quito D. M., _____ de __________________ </w:t>
+      </w:r>
+      <w:proofErr w:type="spellStart"/>
+      <w:r>
+        <w:rPr>
+          <w:rFonts w:cs="Times New Roman"/>
+        </w:rPr>
+        <w:t>de</w:t>
+      </w:r>
+      <w:proofErr w:type="spellEnd"/>
+      <w:r>
+        <w:rPr>
+          <w:rFonts w:cs="Times New Roman"/>
+        </w:rPr>
+        <w:t xml:space="preserve"> 20____.</w:t>
       </w:r>
     </w:p>
     <w:p>
@@ -3095,7 +3141,7 @@
             <w:i/>
             <w:noProof/>
           </w:rPr>
-          <w:t>1.2.4. Inmutabilidad Documental y Patrón Snapshot Forense</w:t>
+          <w:t>1.2.4. Inmutabilidad documental y versionado de revisiones</w:t>
         </w:r>
         <w:r>
           <w:rPr>
@@ -3685,7 +3731,7 @@
             <w:i/>
             <w:noProof/>
           </w:rPr>
-          <w:t>1.4.2. Ley de Comercio Electrónico, Firmas Electrónicas y Mensajes de Datos (Ley 67 del Ecuador)</w:t>
+          <w:t>1.4.2. Normativa ecuatoriana sobre certificación y firma electrónica</w:t>
         </w:r>
         <w:r>
           <w:rPr>
@@ -3833,7 +3879,7 @@
             <w:i/>
             <w:noProof/>
           </w:rPr>
-          <w:t>1.4.4. Ley Orgánica de Protección de Datos Personales (LOPDP) en el Ámbito Académico</w:t>
+          <w:t>1.4.4. Reglamento General de Protección de Datos Personales en el Ámbito Académico</w:t>
         </w:r>
         <w:r>
           <w:rPr>
@@ -5451,7 +5497,7 @@
             <w:rStyle w:val="Hipervnculo"/>
             <w:noProof/>
           </w:rPr>
-          <w:t>PROTOCOLO DE PRUEBAS</w:t>
+          <w:t>RESULTADOS PARCIALES Y PROTOCOLO DE EVALUACIÓN</w:t>
         </w:r>
         <w:r>
           <w:rPr>
@@ -7737,8 +7783,16 @@
         <w:spacing w:after="120"/>
       </w:pPr>
       <w:r>
-        <w:t>Se aplican revisión documental, análisis de requisitos, diseño de arquitectura y construcción iterativa; la evaluación combina inspección del código, pruebas técnicas previstas y validación posterior con actores institucionales. La solución emplea .NET 8, React con TypeScript, MySQL y componentes de coedición con SignalR y Yjs. El formato institucional de once secciones delimita el caso de estudio.</w:t>
-      </w:r>
+        <w:t>El formato de referencia del PEA, organizado en once apartados, delimita el caso de estudio.</w:t>
+      </w:r>
+      <w:proofErr w:type="spellStart"/>
+      <w:proofErr w:type="spellEnd"/>
+      <w:proofErr w:type="spellStart"/>
+      <w:proofErr w:type="spellEnd"/>
+      <w:proofErr w:type="spellStart"/>
+      <w:proofErr w:type="spellEnd"/>
+      <w:proofErr w:type="spellStart"/>
+      <w:proofErr w:type="spellEnd"/>
     </w:p>
     <w:p>
       <w:pPr>
@@ -7762,12 +7816,14 @@
         <w:pageBreakBefore/>
         <w:rPr>
           <w:rFonts w:cs="Times New Roman"/>
+          <w:lang w:val="en-US"/>
         </w:rPr>
       </w:pPr>
       <w:bookmarkStart w:id="4" w:name="_Toc241153563"/>
       <w:r>
         <w:rPr>
           <w:rFonts w:cs="Times New Roman"/>
+          <w:lang w:val="en-US"/>
         </w:rPr>
         <w:lastRenderedPageBreak/>
         <w:t>ABSTRACT</w:t>
@@ -7777,18 +7833,34 @@
     <w:p>
       <w:pPr>
         <w:spacing w:after="120"/>
-      </w:pPr>
-      <w:r>
+        <w:rPr>
+          <w:lang w:val="en-US"/>
+        </w:rPr>
+      </w:pPr>
+      <w:r>
+        <w:rPr>
+          <w:lang w:val="en-US"/>
+        </w:rPr>
         <w:t>This technological proposal develops DOSIER, a web system for managing the Course Study Program (PEA) at Instituto Superior Tecnológico Mayor Pedro Traversari. It addresses scattered document versions and the manual transfer of academic data from SIGAFI. Its objective is to connect curricular context with the drafting, review, approval, and issuance of an identifiable PEA revision.</w:t>
       </w:r>
     </w:p>
     <w:p>
       <w:pPr>
         <w:spacing w:after="120"/>
-      </w:pPr>
-      <w:r>
-        <w:t>The method combines document review, requirements analysis, architectural design, iterative development, code inspection, planned technical tests, and subsequent validation with institutional users. The solution uses .NET 8, React with TypeScript, MySQL, and collaborative components based on SignalR and Yjs. The institutional template's eleven sections define the case study.</w:t>
-      </w:r>
+        <w:rPr>
+          <w:lang w:val="en-US"/>
+        </w:rPr>
+      </w:pPr>
+      <w:r>
+        <w:rPr>
+          <w:lang w:val="en-US"/>
+        </w:rPr>
+        <w:t>The project's eleven-section PEA reference template defines the case study.</w:t>
+      </w:r>
+      <w:proofErr w:type="spellStart"/>
+      <w:proofErr w:type="spellEnd"/>
+      <w:proofErr w:type="spellStart"/>
+      <w:proofErr w:type="spellEnd"/>
     </w:p>
     <w:p>
       <w:pPr>
@@ -7796,17 +7868,27 @@
         <w:rPr>
           <w:rStyle w:val="Ttulo1Car"/>
           <w:rFonts w:cs="Times New Roman"/>
-        </w:rPr>
-      </w:pPr>
-      <w:r>
+          <w:lang w:val="en-US"/>
+        </w:rPr>
+      </w:pPr>
+      <w:r>
+        <w:rPr>
+          <w:lang w:val="en-US"/>
+        </w:rPr>
         <w:t>As of September 24, 2026, the repository contains services for academic context resolution, PEA management, observations, PDF generation, and approval records, as well as a partially connected interface. Remaining work includes server-side hour validation, authorization for each PEA, controlled state transitions, collaboration access control, and proof that the approved revision matches the issued file. Seven PEA signing unit tests recorded on September 14 provide historical, limited evidence. End-to-end and institutional acceptance tests and benefit measurements remain pending. This report presents the verifiable progress and the criteria for completing the work.</w:t>
       </w:r>
     </w:p>
     <w:p>
       <w:pPr>
         <w:spacing w:after="120"/>
-      </w:pPr>
-      <w:r>
+        <w:rPr>
+          <w:lang w:val="en-US"/>
+        </w:rPr>
+      </w:pPr>
+      <w:r>
+        <w:rPr>
+          <w:lang w:val="en-US"/>
+        </w:rPr>
         <w:t>Keywords: curriculum management, course study program, academic integration, collaborative editing, document traceability.</w:t>
       </w:r>
     </w:p>
@@ -7815,6 +7897,7 @@
         <w:jc w:val="center"/>
         <w:rPr>
           <w:rFonts w:cs="Times New Roman"/>
+          <w:lang w:val="en-US"/>
         </w:rPr>
         <w:sectPr>
           <w:footerReference w:type="default" r:id="rId15"/>
@@ -7862,7 +7945,7 @@
         </w:rPr>
       </w:pPr>
       <w:r>
-        <w:t>La producción colaborativa de documentos plantea dos necesidades distintas: coordinar las modificaciones de varios autores y conservar una versión reconocida como oficial. En sistemas distribuidos, los tipos de datos replicados libres de conflictos, conocidos como CRDT, permiten combinar operaciones concurrentes bajo condiciones de convergencia definidas (Shapiro et al., 2011). Este fundamento resulta pertinente para la coedición del Programa de Estudio de la Asignatura, aunque la convergencia del texto no reemplaza la revisión académica ni la autorización institucional.</w:t>
+        <w:t>La producción colaborativa de documentos plantea dos necesidades distintas: coordinar las modificaciones de varios autores y conservar una versión reconocida como oficial. En los sistemas de edición colaborativa de texto basados en CRDT, las operaciones concurrentes pueden combinarse mediante reglas que buscan mantener un estado convergente (Litt et al., 2022). Este fundamento es pertinente para la coedición del PEA, aunque la convergencia del texto no sustituye la revisión académica ni la autorización institucional.</w:t>
       </w:r>
     </w:p>
     <w:p>
@@ -7876,7 +7959,7 @@
         <w:rPr>
           <w:rFonts w:cs="Times New Roman"/>
         </w:rPr>
-        <w:t>En el contexto ecuatoriano, el Reglamento de Régimen Académico establece el marco de organización del aprendizaje y el Modelo de Evaluación Externa 2024 para institutos superiores técnicos y tecnológicos constituye una referencia documental para el aseguramiento de la calidad (Consejo de Educación Superior [CES], 2022; Consejo de Aseguramiento de la Calidad de la Educación Superior [CACES], 2024). La aplicación informática debe relacionar cada instrumento con su fuente y versión, sin atribuirse competencias de evaluación o acreditación.</w:t>
+        <w:t>En el contexto ecuatoriano, el Reglamento de Régimen Académico establece el marco de organización del aprendizaje, y la guía emitida en 2023 del Modelo de Evaluación Externa 2024 sirve como referencia documental para el aseguramiento de la calidad (CES, 2022; CACES, 2023). DOSIER debe relacionar cada instrumento con su fuente y versión, sin atribuirse competencias de evaluación o acreditación.</w:t>
       </w:r>
     </w:p>
     <w:p>
@@ -7890,7 +7973,7 @@
         <w:rPr>
           <w:rFonts w:cs="Times New Roman"/>
         </w:rPr>
-        <w:t>En el ISTPET, la documentación de análisis de DOSIER identifica una separación entre los datos académicos disponibles en SIGAFI y la elaboración del PEA mediante archivos independientes. El tema de titulación y el formato institucional del PEA delimitan una propuesta tecnológica que articula esos datos con la elaboración, revisión y emisión documental. Estos antecedentes justifican estudiar el proceso local; la frecuencia de errores y los tiempos de trabajo deberán determinarse mediante el levantamiento de información previsto.</w:t>
+        <w:t>En el ISTPET, los documentos de análisis del proyecto describen una separación entre los datos académicos de SIGAFI y la elaboración del PEA mediante archivos independientes (Doicela Molina, 2026a). El reglamento institucional dispone la conservación de archivos digitales con PEA y Syllabus y contempla su seguimiento docente (Instituto Superior Tecnológico Mayor Pedro Traversari [ISTPET], 2022). La frecuencia de errores y los tiempos de trabajo deberán determinarse mediante el levantamiento de información previsto.</w:t>
       </w:r>
     </w:p>
     <w:p>
@@ -7899,7 +7982,7 @@
       </w:pPr>
       <w:r>
         <w:lastRenderedPageBreak/>
-        <w:t>El tema, los objetivos y el alcance se toman de los documentos del proyecto (Doicela Molina, 2026a, 2026c). El calendario corresponde al plan de trabajo (Doicela Molina, 2026b). El formato institucional del PEA constituye la referencia para sus once secciones (Instituto Superior Tecnológico Mayor Pedro Traversari, s. f.).</w:t>
+        <w:t>El tema, los objetivos y el alcance corresponden a la solicitud de tema de titulación; el calendario previsto procede del plan de trabajo (Doicela Molina, 2026b, 2026c). El formato de referencia del PEA identificado en los archivos del proyecto contiene once apartados, cuya vigencia y carácter obligatorio deberán confirmarse con la institución (Doicela Molina, 2026a).</w:t>
       </w:r>
     </w:p>
     <w:p>
@@ -7972,7 +8055,15 @@
         <w:spacing w:after="120"/>
       </w:pPr>
       <w:r>
-        <w:t>Justificación institucional y curricular. El PEA es un instrumento microcurricular que concreta objetivos, resultados de aprendizaje, contenidos, metodología y evaluación de una asignatura. Su coherencia depende de la relación con el perfil de egreso, la malla y los instrumentos institucionales. DOSIER busca hacer explícitas esas relaciones y conservar las fuentes normativas como documentos de consulta, manteniendo la decisión académica bajo responsabilidad de los actores institucionales.</w:t>
+        <w:t xml:space="preserve">Justificación institucional y curricular. El PEA es un instrumento </w:t>
+      </w:r>
+      <w:proofErr w:type="spellStart"/>
+      <w:r>
+        <w:t>microcurricular</w:t>
+      </w:r>
+      <w:proofErr w:type="spellEnd"/>
+      <w:r>
+        <w:t xml:space="preserve"> que concreta objetivos, resultados de aprendizaje, contenidos, metodología y evaluación de una asignatura. Su coherencia depende de la relación con el perfil de egreso, la malla y los instrumentos institucionales. DOSIER busca hacer explícitas esas relaciones y conservar las fuentes normativas como documentos de consulta, manteniendo la decisión académica bajo responsabilidad de los actores institucionales.</w:t>
       </w:r>
     </w:p>
     <w:p>
@@ -7988,15 +8079,41 @@
         <w:spacing w:after="120"/>
       </w:pPr>
       <w:r>
-        <w:t>Justificación técnica. La propuesta combina un backend en C# y .NET 8, una interfaz React con TypeScript, comunicación mediante SignalR y Yjs y un motor documental PDF. La separación de responsabilidades facilita organizar el dominio curricular y sus integraciones (Martin, 2017). La elección técnica se sustenta en la necesidad de mantener reglas en el servidor, intercambiar datos estructurados y permitir edición concurrente, sin considerar que una tecnología garantice por sí sola seguridad o calidad.</w:t>
-      </w:r>
+        <w:t>Justificación técnica. La propuesta combina un backend en C# y .NET 8, una interfaz React con TypeScript, comunicación mediante SignalR y Yjs y un motor documental PDF. La organización en capas busca separar el dominio curricular de sus integraciones y de la presentación; es una decisión de diseño que se evaluará mediante contratos y pruebas, no una garantía automática de seguridad o calidad (Microsoft, 2025b; Doicela Molina, 2026a).</w:t>
+      </w:r>
+      <w:proofErr w:type="spellStart"/>
+      <w:proofErr w:type="spellEnd"/>
+      <w:proofErr w:type="spellStart"/>
+      <w:proofErr w:type="spellEnd"/>
+      <w:proofErr w:type="spellStart"/>
+      <w:proofErr w:type="spellEnd"/>
+      <w:proofErr w:type="spellStart"/>
+      <w:proofErr w:type="spellEnd"/>
+      <w:proofErr w:type="spellStart"/>
+      <w:proofErr w:type="spellEnd"/>
     </w:p>
     <w:p>
       <w:pPr>
         <w:spacing w:after="120"/>
       </w:pPr>
       <w:r>
-        <w:t xml:space="preserve">El repositorio incluye Docker Compose, imágenes de contenedor, configuración de Nginx y flujos de integración y despliegue. Estos archivos documentan una ruta técnica prevista, pero no prueban disponibilidad productiva. Antes de operar con datos institucionales </w:t>
+        <w:t xml:space="preserve">El repositorio incluye Docker </w:t>
+      </w:r>
+      <w:proofErr w:type="spellStart"/>
+      <w:r>
+        <w:t>Compose</w:t>
+      </w:r>
+      <w:proofErr w:type="spellEnd"/>
+      <w:r>
+        <w:t xml:space="preserve">, imágenes de contenedor, configuración de </w:t>
+      </w:r>
+      <w:proofErr w:type="spellStart"/>
+      <w:r>
+        <w:t>Nginx</w:t>
+      </w:r>
+      <w:proofErr w:type="spellEnd"/>
+      <w:r>
+        <w:t xml:space="preserve"> y flujos de integración y despliegue. Estos archivos documentan una ruta técnica prevista, pero no prueban disponibilidad productiva. Antes de operar con datos institucionales </w:t>
       </w:r>
       <w:r>
         <w:lastRenderedPageBreak/>
@@ -8039,7 +8156,15 @@
         <w:spacing w:after="120"/>
       </w:pPr>
       <w:r>
-        <w:t>La propuesta se relaciona principalmente con el desarrollo de aplicaciones web y con las metodologías de desarrollo de software. Emplea C# y TypeScript para integrar reglas curriculares, acceso a datos e interfaces. La aplicación móvil existente en el repositorio forma parte del contexto del producto, pero no amplía el alcance evaluativo de esta tesis.</w:t>
+        <w:t xml:space="preserve">La propuesta se relaciona principalmente con el desarrollo de aplicaciones web y con las metodologías de desarrollo de software. Emplea C# y </w:t>
+      </w:r>
+      <w:proofErr w:type="spellStart"/>
+      <w:r>
+        <w:t>TypeScript</w:t>
+      </w:r>
+      <w:proofErr w:type="spellEnd"/>
+      <w:r>
+        <w:t xml:space="preserve"> para integrar reglas curriculares, acceso a datos e interfaces. La aplicación móvil existente en el repositorio forma parte del contexto del producto, pero no amplía el alcance evaluativo de esta tesis.</w:t>
       </w:r>
     </w:p>
     <w:p>
@@ -8198,7 +8323,7 @@
         <w:spacing w:after="120"/>
       </w:pPr>
       <w:r>
-        <w:t>La propuesta se desarrolla en el marco de la educación superior ecuatoriana. La LOES constituye el marco legal general, mientras que el Reglamento de Régimen Académico regula aspectos de organización académica. Para el sistema, estas disposiciones deben convertirse en requisitos trazables mediante la identificación de la fuente, su versión y su aplicación institucional; almacenar una norma no equivale a demostrar su cumplimiento (CES, 2022).</w:t>
+        <w:t>El Reglamento de Régimen Académico del CES organiza créditos y actividades de aprendizaje en la educación superior ecuatoriana. Para el sistema, las disposiciones aplicables deben convertirse en requisitos trazables mediante la identificación de su fuente, versión y ámbito institucional; almacenar una norma no equivale a demostrar su cumplimiento (CES, 2022).</w:t>
       </w:r>
     </w:p>
     <w:p>
@@ -8222,28 +8347,35 @@
           <w:rFonts w:ascii="Times New Roman" w:hAnsi="Times New Roman"/>
           <w:i/>
         </w:rPr>
-        <w:t>1.1.2. El Programa de Estudio de la Asignatura (PEA) como Instrumento Microcurricular</w:t>
+        <w:t xml:space="preserve">1.1.2. El Programa de Estudio de la Asignatura (PEA) como Instrumento </w:t>
+      </w:r>
+      <w:proofErr w:type="spellStart"/>
+      <w:r>
+        <w:rPr>
+          <w:rFonts w:ascii="Times New Roman" w:hAnsi="Times New Roman"/>
+          <w:i/>
+        </w:rPr>
+        <w:t>Microcurricular</w:t>
       </w:r>
       <w:bookmarkEnd w:id="22"/>
+      <w:proofErr w:type="spellEnd"/>
     </w:p>
     <w:p>
       <w:pPr>
         <w:spacing w:after="120"/>
       </w:pPr>
       <w:r>
-        <w:t>El Programa de Estudio de la Asignatura (PEA) representa el instrumento microcurricular oficial mediante el cual el docente titular y el equipo de cátedra planifican, estructuran y comunican a la comunidad académica la totalidad de contenidos, resultados de aprendizaje esperados, estrategias pedagógicas, recursos didácticos y sistemas de evaluación de una asignatura durante un período académico ordinario (PAO).</w:t>
-      </w:r>
+        <w:t>El Programa de Estudio de la Asignatura (PEA) es el instrumento microcurricular mediante el cual se planifican y comunican los objetivos, resultados de aprendizaje, contenidos, metodologías, recursos y evaluación de una asignatura durante un período académico. La guía del CACES contempla indicadores específicos para los PEA, junto con requisitos de contenido y evidencias (CACES, 2023; Doicela Molina, 2026a).</w:t>
+      </w:r>
+      <w:proofErr w:type="spellStart"/>
+      <w:proofErr w:type="spellEnd"/>
     </w:p>
     <w:p>
       <w:pPr>
         <w:spacing w:after="120"/>
       </w:pPr>
       <w:r>
-        <w:t xml:space="preserve">En el Instituto Superior Tecnológico Mayor Pedro Traversari (ISTPET), el formato oficial del PEA se encuentra normalizado en once secciones institucionales obligatorias (denominadas formalmente de la sección 'a' a la sección 'k'). Estas secciones abarcan desde los </w:t>
-      </w:r>
-      <w:r>
-        <w:lastRenderedPageBreak/>
-        <w:t>datos generales y la caracterización de la carga horaria, pasando por los objetivos, resultados de aprendizaje articulados con el perfil de egreso, distribución modular de unidades temáticas y subtemas, formulación de actividades de aprendizaje práctico-experimental (APE), sistemas de evaluación cuantitativa sobre diez puntos, hasta la bibliografía básica y complementaria bajo normas APA y el circuito de firmas institucionales de responsabilidad legal.</w:t>
+        <w:t>El formato de referencia del PEA conservado en los archivos del proyecto se organiza en once apartados, identificados de la a) a la k). Incluye datos generales, objetivos, resultados de aprendizaje, contenidos, metodología, actividades prácticas, evaluación, bibliografía y firmas de responsabilidad. Esta descripción procede del material local y deberá contrastarse con la versión institucional vigente antes de convertir sus campos en validaciones obligatorias (Doicela Molina, 2026a).</w:t>
       </w:r>
     </w:p>
     <w:p>
@@ -8284,7 +8416,15 @@
         <w:spacing w:after="120"/>
       </w:pPr>
       <w:r>
-        <w:t>La equivalencia de un crédito académico con 48 horas de actividad del estudiante no implica que los tres componentes deban distribuirse en partes iguales (CES, 2022). Para el PEA se plantea verificar Htotal = HCD + HAPE + HAA y que la suma de las horas de las unidades coincida con el total de la asignatura. La comprobación de créditos deberá respetar el valor oficial y la regla de redondeo documentada, identificando discrepancias para revisión.</w:t>
+        <w:t xml:space="preserve">La equivalencia de un crédito académico con 48 horas de actividad del estudiante no implica que los tres componentes deban distribuirse en partes iguales (CES, 2022). Para el PEA se plantea verificar </w:t>
+      </w:r>
+      <w:proofErr w:type="spellStart"/>
+      <w:r>
+        <w:t>Htotal</w:t>
+      </w:r>
+      <w:proofErr w:type="spellEnd"/>
+      <w:r>
+        <w:t xml:space="preserve"> = HCD + HAPE + HAA y que la suma de las horas de las unidades coincida con el total de la asignatura. La comprobación de créditos deberá respetar el valor oficial y la regla de redondeo documentada, identificando discrepancias para revisión.</w:t>
       </w:r>
     </w:p>
     <w:p>
@@ -8313,7 +8453,7 @@
       </w:r>
       <w:r>
         <w:lastRenderedPageBreak/>
-        <w:t>(CACES, 2024). En DOSIER se utiliza como referencia documental para relacionar la planificación curricular con evidencias verificables, sin atribuir al sistema la capacidad de emitir una acreditación.</w:t>
+        <w:t>(CACES, 2023). En DOSIER se utiliza como referencia documental para relacionar la planificación curricular con evidencias verificables, sin atribuir al sistema la capacidad de emitir una acreditación.</w:t>
       </w:r>
     </w:p>
     <w:p>
@@ -8347,7 +8487,39 @@
           <w:rFonts w:ascii="Times New Roman" w:hAnsi="Times New Roman"/>
           <w:i/>
         </w:rPr>
-        <w:t>1.2.1. Arquitectura Limpia (Clean Architecture) y Separación de Responsabilidades</w:t>
+        <w:t>1.2.1. Arquitectura Limpia (</w:t>
+      </w:r>
+      <w:proofErr w:type="spellStart"/>
+      <w:r>
+        <w:rPr>
+          <w:rFonts w:ascii="Times New Roman" w:hAnsi="Times New Roman"/>
+          <w:i/>
+        </w:rPr>
+        <w:t>Clean</w:t>
+      </w:r>
+      <w:proofErr w:type="spellEnd"/>
+      <w:r>
+        <w:rPr>
+          <w:rFonts w:ascii="Times New Roman" w:hAnsi="Times New Roman"/>
+          <w:i/>
+        </w:rPr>
+        <w:t xml:space="preserve"> </w:t>
+      </w:r>
+      <w:proofErr w:type="spellStart"/>
+      <w:r>
+        <w:rPr>
+          <w:rFonts w:ascii="Times New Roman" w:hAnsi="Times New Roman"/>
+          <w:i/>
+        </w:rPr>
+        <w:t>Architecture</w:t>
+      </w:r>
+      <w:proofErr w:type="spellEnd"/>
+      <w:r>
+        <w:rPr>
+          <w:rFonts w:ascii="Times New Roman" w:hAnsi="Times New Roman"/>
+          <w:i/>
+        </w:rPr>
+        <w:t>) y Separación de Responsabilidades</w:t>
       </w:r>
       <w:bookmarkEnd w:id="26"/>
     </w:p>
@@ -8356,7 +8528,7 @@
         <w:spacing w:after="120"/>
       </w:pPr>
       <w:r>
-        <w:t>La arquitectura limpia organiza el software alrededor de las reglas de negocio y propone que las dependencias apunten hacia las políticas internas. Los detalles de persistencia y presentación se sitúan en componentes externos (Martin, 2017). Esta organización facilita la sustitución de infraestructura y la prueba de casos de uso, siempre que los contratos y dependencias respeten la separación prevista.</w:t>
+        <w:t>En esta tesis, “arquitectura limpia” nombra la organización por capas que busca separar reglas del dominio, aplicación, infraestructura y presentación. Microsoft incluye esta y otras opciones entre los patrones para aplicaciones .NET y señala que la selección depende de las necesidades del sistema (Microsoft, 2025b). En DOSIER, la dirección de dependencias y la facilidad de sustituir infraestructura deben comprobarse en las referencias entre proyectos y sus contratos; el nombre del patrón no demuestra que esas propiedades se cumplan.</w:t>
       </w:r>
     </w:p>
     <w:p>
@@ -8364,7 +8536,71 @@
         <w:spacing w:after="120"/>
       </w:pPr>
       <w:r>
-        <w:t>El backend de DOSIER contiene cuatro proyectos productivos: dosier_domain, dosier_application, dosier_infrastructure y dosier_api. El dominio reúne entidades; la aplicación define contratos y DTO; la infraestructura implementa servicios, persistencia y motores; la API expone rutas HTTP. El proyecto dosier_tests reúne pruebas automatizadas y no constituye una quinta capa productiva. PeaService y AcademicContextResolver se ubican en infraestructura.</w:t>
+        <w:t xml:space="preserve">El </w:t>
+      </w:r>
+      <w:proofErr w:type="spellStart"/>
+      <w:r>
+        <w:t>backend</w:t>
+      </w:r>
+      <w:proofErr w:type="spellEnd"/>
+      <w:r>
+        <w:t xml:space="preserve"> de DOSIER contiene cuatro proyectos productivos: </w:t>
+      </w:r>
+      <w:proofErr w:type="spellStart"/>
+      <w:r>
+        <w:t>dosier_domain</w:t>
+      </w:r>
+      <w:proofErr w:type="spellEnd"/>
+      <w:r>
+        <w:t xml:space="preserve">, </w:t>
+      </w:r>
+      <w:proofErr w:type="spellStart"/>
+      <w:r>
+        <w:t>dosier_application</w:t>
+      </w:r>
+      <w:proofErr w:type="spellEnd"/>
+      <w:r>
+        <w:t xml:space="preserve">, </w:t>
+      </w:r>
+      <w:proofErr w:type="spellStart"/>
+      <w:r>
+        <w:t>dosier_infrastructure</w:t>
+      </w:r>
+      <w:proofErr w:type="spellEnd"/>
+      <w:r>
+        <w:t xml:space="preserve"> y </w:t>
+      </w:r>
+      <w:proofErr w:type="spellStart"/>
+      <w:r>
+        <w:t>dosier_api</w:t>
+      </w:r>
+      <w:proofErr w:type="spellEnd"/>
+      <w:r>
+        <w:t xml:space="preserve">. El dominio reúne entidades; la aplicación define contratos y DTO; la infraestructura implementa servicios, persistencia y motores; la API expone rutas HTTP. El proyecto </w:t>
+      </w:r>
+      <w:proofErr w:type="spellStart"/>
+      <w:r>
+        <w:t>dosier_tests</w:t>
+      </w:r>
+      <w:proofErr w:type="spellEnd"/>
+      <w:r>
+        <w:t xml:space="preserve"> reúne pruebas automatizadas y no constituye una quinta capa productiva. </w:t>
+      </w:r>
+      <w:proofErr w:type="spellStart"/>
+      <w:r>
+        <w:t>PeaService</w:t>
+      </w:r>
+      <w:proofErr w:type="spellEnd"/>
+      <w:r>
+        <w:t xml:space="preserve"> y </w:t>
+      </w:r>
+      <w:proofErr w:type="spellStart"/>
+      <w:r>
+        <w:t>AcademicContextResolver</w:t>
+      </w:r>
+      <w:proofErr w:type="spellEnd"/>
+      <w:r>
+        <w:t xml:space="preserve"> se ubican en infraestructura (Doicela Molina, 2026a).</w:t>
       </w:r>
     </w:p>
     <w:p>
@@ -8372,7 +8608,7 @@
         <w:spacing w:after="120"/>
       </w:pPr>
       <w:r>
-        <w:t>Esta división es consistente con la separación entre núcleo de aplicación e infraestructura descrita para aplicaciones web .NET (Microsoft, s. f.-a). Su utilidad se evaluará mediante la claridad de contratos y la capacidad de probar los servicios.</w:t>
+        <w:t>Esta división es consistente con la separación entre núcleo de aplicación e infraestructura descrita para soluciones .NET (Microsoft, 2025b; Doicela Molina, 2026a). Su utilidad se evaluará mediante la claridad de los contratos y la capacidad de probar los servicios.</w:t>
       </w:r>
     </w:p>
     <w:p>
@@ -8398,7 +8634,7 @@
         <w:spacing w:after="120"/>
       </w:pPr>
       <w:r>
-        <w:t>Los principios SOLID orientan la asignación de responsabilidades y el diseño de contratos. En DOSIER, separar la resolución del contexto académico, la gestión del PEA y los servicios de firma facilita analizar cada responsabilidad. La extensibilidad requiere contratos estables y pruebas de regresión; no se deduce únicamente de la división en carpetas.</w:t>
+        <w:t>Los principios SOLID se emplean en esta tesis como criterios de revisión del diseño, no como un certificado automático. En DOSIER se revisan por separado las responsabilidades del contexto académico, la gestión del PEA y los servicios de firma. La comprobación requiere examinar contratos, dependencias y pruebas de regresión (Microsoft, 2025a; Doicela Molina, 2026a).</w:t>
       </w:r>
     </w:p>
     <w:p>
@@ -8406,7 +8642,7 @@
         <w:spacing w:after="120"/>
       </w:pPr>
       <w:r>
-        <w:t>La inversión de dependencias se expresa mediante interfaces de servicios y su registro en el contenedor de ASP.NET Core. La sustitución de implementaciones y la segregación de interfaces deben verificarse por sus contratos y consumidores. Estos criterios se emplean para evaluar el diseño, sin afirmar un cumplimiento completo de SOLID a partir de la estructura del repositorio.</w:t>
+        <w:t>En el backend, la inversión de dependencias se evalúa mediante los contratos de servicios, sus implementaciones y su registro en el contenedor de ASP.NET Core. La inyección de dependencias permite suministrar esas implementaciones, pero no demuestra por sí sola que los módulos de alto nivel estén aislados; deben revisarse las referencias entre proyectos y las pruebas de sus consumidores (Microsoft, 2025a; Doicela Molina, 2026a).</w:t>
       </w:r>
     </w:p>
     <w:p>
@@ -8431,7 +8667,23 @@
         <w:spacing w:after="120"/>
       </w:pPr>
       <w:r>
-        <w:t>El acceso a datos revisado utiliza DosierContext y operaciones de Entity Framework Core. El contexto administra el seguimiento y la persistencia de entidades; las transacciones deben definirse de acuerdo con la unidad lógica de cada operación. No se presupone una capa genérica de repositorios adicional cuando los servicios consultan directamente el contexto.</w:t>
+        <w:t xml:space="preserve">El acceso a datos revisado utiliza </w:t>
+      </w:r>
+      <w:proofErr w:type="spellStart"/>
+      <w:r>
+        <w:t>DosierContext</w:t>
+      </w:r>
+      <w:proofErr w:type="spellEnd"/>
+      <w:r>
+        <w:t xml:space="preserve"> y operaciones de </w:t>
+      </w:r>
+      <w:proofErr w:type="spellStart"/>
+      <w:r>
+        <w:t>Entity</w:t>
+      </w:r>
+      <w:proofErr w:type="spellEnd"/>
+      <w:r>
+        <w:t xml:space="preserve"> Framework Core. El contexto administra el seguimiento y la persistencia de entidades; las transacciones deben definirse de acuerdo con la unidad lógica de cada operación. No se presupone una capa genérica de repositorios adicional cuando los servicios consultan directamente el contexto (Microsoft, 2025c; Doicela Molina, 2026a).</w:t>
       </w:r>
     </w:p>
     <w:p>
@@ -8439,7 +8691,39 @@
         <w:spacing w:after="120"/>
       </w:pPr>
       <w:r>
-        <w:t>El flujo institucional esperado distingue Borrador, EnRevision, RevisadoCoord, RevisadoAcad y Aprobado, con retornos por Observado y Corregido. PeaService contiene operaciones de firma y observaciones; sin embargo, un método administrativo admite la asignación directa del estado solicitado. La máquina de estados deberá imponer las transiciones y atribuciones autorizadas en todas las rutas. También se debe confirmar con la institución si la aprobación del Vicerrectorado exige siempre la revisión académica previa.</w:t>
+        <w:t xml:space="preserve">El flujo institucional esperado distingue Borrador, </w:t>
+      </w:r>
+      <w:proofErr w:type="spellStart"/>
+      <w:r>
+        <w:t>EnRevision</w:t>
+      </w:r>
+      <w:proofErr w:type="spellEnd"/>
+      <w:r>
+        <w:t xml:space="preserve">, </w:t>
+      </w:r>
+      <w:proofErr w:type="spellStart"/>
+      <w:r>
+        <w:t>RevisadoCoord</w:t>
+      </w:r>
+      <w:proofErr w:type="spellEnd"/>
+      <w:r>
+        <w:t xml:space="preserve">, </w:t>
+      </w:r>
+      <w:proofErr w:type="spellStart"/>
+      <w:r>
+        <w:t>RevisadoAcad</w:t>
+      </w:r>
+      <w:proofErr w:type="spellEnd"/>
+      <w:r>
+        <w:t xml:space="preserve"> y Aprobado, con retornos por Observado y Corregido. </w:t>
+      </w:r>
+      <w:proofErr w:type="spellStart"/>
+      <w:r>
+        <w:t>PeaService</w:t>
+      </w:r>
+      <w:proofErr w:type="spellEnd"/>
+      <w:r>
+        <w:t xml:space="preserve"> contiene operaciones de firma y observaciones; sin embargo, un método administrativo admite la asignación directa del estado solicitado. La máquina de estados deberá imponer las transiciones y atribuciones autorizadas en todas las rutas. También se debe confirmar con la institución si la aprobación del Vicerrectorado exige siempre la revisión académica previa (Doicela Molina, 2026a).</w:t>
       </w:r>
     </w:p>
     <w:p>
@@ -8544,7 +8828,7 @@
           <w:rFonts w:ascii="Times New Roman" w:hAnsi="Times New Roman"/>
           <w:i/>
         </w:rPr>
-        <w:t>1.2.4. Inmutabilidad Documental y Patrón Snapshot Forense</w:t>
+        <w:t>1.2.4. Inmutabilidad documental y versionado de revisiones</w:t>
       </w:r>
       <w:bookmarkEnd w:id="30"/>
     </w:p>
@@ -8553,15 +8837,17 @@
         <w:spacing w:after="120"/>
       </w:pPr>
       <w:r>
-        <w:t>Una instantánea o snapshot representa los datos de una revisión en un momento determinado. En gestión curricular, su propósito es conservar el contenido y el contexto utilizados al aprobar un PEA, evitando que una consulta posterior a catálogos modificados reconstruya un documento distinto.</w:t>
-      </w:r>
+        <w:t>En este trabajo, “snapshot” describe una copia de los datos de una revisión en un momento determinado. Su propósito es conservar el contenido y el contexto utilizados al aprobar un PEA, de modo que una consulta posterior a catálogos modificados no reconstruya un documento distinto (Doicela Molina, 2026a).</w:t>
+      </w:r>
+      <w:proofErr w:type="spellStart"/>
+      <w:proofErr w:type="spellEnd"/>
     </w:p>
     <w:p>
       <w:pPr>
         <w:spacing w:after="120"/>
       </w:pPr>
       <w:r>
-        <w:t>DOSIER contiene mecanismos de instantáneas y de cálculo de hash. La evaluación deberá comprobar que el PDF se genere desde la revisión efectivamente aprobada y que su hash se relacione con el archivo conservado. También deberá demostrar el bloqueo de modificaciones posteriores por todas las rutas de escritura, incluidos los cambios de metadatos y la sincronización colaborativa.</w:t>
+        <w:t>DOSIER contiene mecanismos de instantáneas y de cálculo de hash. La evaluación deberá comprobar que el PDF se genere desde la revisión efectivamente aprobada y que su hash se relacione con el archivo conservado. También deberá demostrar el bloqueo de modificaciones posteriores por todas las rutas de escritura, incluidos los cambios de metadatos y la sincronización colaborativa (Doicela Molina, 2026a).</w:t>
       </w:r>
     </w:p>
     <w:p>
@@ -8581,14 +8867,36 @@
         <w:spacing w:before="180" w:after="60"/>
         <w:ind w:firstLine="0"/>
         <w:jc w:val="left"/>
+        <w:rPr>
+          <w:lang w:val="en-US"/>
+        </w:rPr>
       </w:pPr>
       <w:bookmarkStart w:id="32" w:name="_Toc241153585"/>
       <w:r>
         <w:rPr>
           <w:rFonts w:ascii="Times New Roman" w:hAnsi="Times New Roman"/>
           <w:i/>
-        </w:rPr>
-        <w:t>1.3.1. Ecosistema Backend: ASP.NET Core Web API, C# y .NET 8</w:t>
+          <w:lang w:val="en-US"/>
+        </w:rPr>
+        <w:t xml:space="preserve">1.3.1. </w:t>
+      </w:r>
+      <w:proofErr w:type="spellStart"/>
+      <w:r>
+        <w:rPr>
+          <w:rFonts w:ascii="Times New Roman" w:hAnsi="Times New Roman"/>
+          <w:i/>
+          <w:lang w:val="en-US"/>
+        </w:rPr>
+        <w:t>Ecosistema</w:t>
+      </w:r>
+      <w:proofErr w:type="spellEnd"/>
+      <w:r>
+        <w:rPr>
+          <w:rFonts w:ascii="Times New Roman" w:hAnsi="Times New Roman"/>
+          <w:i/>
+          <w:lang w:val="en-US"/>
+        </w:rPr>
+        <w:t xml:space="preserve"> Backend: ASP.NET Core Web API, C# y .NET 8</w:t>
       </w:r>
       <w:bookmarkEnd w:id="32"/>
     </w:p>
@@ -8597,7 +8905,15 @@
         <w:spacing w:after="120"/>
       </w:pPr>
       <w:r>
-        <w:t>El backend utiliza C# y proyectos con destino net8.0. ASP.NET Core proporciona la infraestructura para solicitudes HTTP, inyección de dependencias y autorización. El alcance de esta elección consiste en organizar los servicios de la aplicación; el rendimiento y la disponibilidad deberán medirse en el entorno de despliegue.</w:t>
+        <w:t xml:space="preserve">El </w:t>
+      </w:r>
+      <w:proofErr w:type="spellStart"/>
+      <w:r>
+        <w:t>backend</w:t>
+      </w:r>
+      <w:proofErr w:type="spellEnd"/>
+      <w:r>
+        <w:t xml:space="preserve"> utiliza C# y proyectos con destino net8.0. ASP.NET Core proporciona la infraestructura para solicitudes HTTP, inyección de dependencias y autorización. El alcance de esta elección consiste en organizar los servicios de la aplicación; el rendimiento y la disponibilidad deberán medirse en el entorno de despliegue (Doicela Molina, 2026a).</w:t>
       </w:r>
     </w:p>
     <w:p>
@@ -8605,7 +8921,23 @@
         <w:spacing w:after="120"/>
       </w:pPr>
       <w:r>
-        <w:t>La API intercambia datos JSON y configura la convención snake_case. Los contratos de solicitud y respuesta deben concordar con los servicios del cliente. Swagger/OpenAPI facilita consultar las rutas expuestas, pero su presencia no sustituye las pruebas de autorización, validación de entrada y manejo de errores.</w:t>
+        <w:t xml:space="preserve">La API intercambia datos JSON y configura la convención </w:t>
+      </w:r>
+      <w:proofErr w:type="spellStart"/>
+      <w:r>
+        <w:t>snake_case</w:t>
+      </w:r>
+      <w:proofErr w:type="spellEnd"/>
+      <w:r>
+        <w:t>. Los contratos de solicitud y respuesta deben concordar con los servicios del cliente. Swagger/</w:t>
+      </w:r>
+      <w:proofErr w:type="spellStart"/>
+      <w:r>
+        <w:t>OpenAPI</w:t>
+      </w:r>
+      <w:proofErr w:type="spellEnd"/>
+      <w:r>
+        <w:t xml:space="preserve"> facilita consultar las rutas expuestas, pero su presencia no sustituye las pruebas de autorización, validación de entrada y manejo de errores (Doicela Molina, 2026a).</w:t>
       </w:r>
     </w:p>
     <w:p>
@@ -8621,7 +8953,23 @@
           <w:rFonts w:ascii="Times New Roman" w:hAnsi="Times New Roman"/>
           <w:i/>
         </w:rPr>
-        <w:t>1.3.2. Mapeo Objeto-Relacional (ORM) con Entity Framework Core 9 y Pomelo MySQL</w:t>
+        <w:t xml:space="preserve">1.3.2. Mapeo Objeto-Relacional (ORM) con </w:t>
+      </w:r>
+      <w:proofErr w:type="spellStart"/>
+      <w:r>
+        <w:rPr>
+          <w:rFonts w:ascii="Times New Roman" w:hAnsi="Times New Roman"/>
+          <w:i/>
+        </w:rPr>
+        <w:t>Entity</w:t>
+      </w:r>
+      <w:proofErr w:type="spellEnd"/>
+      <w:r>
+        <w:rPr>
+          <w:rFonts w:ascii="Times New Roman" w:hAnsi="Times New Roman"/>
+          <w:i/>
+        </w:rPr>
+        <w:t xml:space="preserve"> Framework Core 9 y Pomelo MySQL</w:t>
       </w:r>
       <w:bookmarkEnd w:id="33"/>
     </w:p>
@@ -8630,7 +8978,25 @@
         <w:spacing w:after="120"/>
       </w:pPr>
       <w:r>
-        <w:t>El proyecto de infraestructura declara Entity Framework Core 9.0.0 y Pomelo.EntityFrameworkCore.MySql 9.0.0. El ORM relaciona las entidades C# con tablas y columnas de MySQL. Para validar la integración deben contrastarse el SQL aplicado, el modelo efectivo de EF y las consultas generadas; una prueba con almacenamiento en memoria no reproduce todas las restricciones del motor relacional.</w:t>
+        <w:t xml:space="preserve">El proyecto de infraestructura declara </w:t>
+      </w:r>
+      <w:proofErr w:type="spellStart"/>
+      <w:r>
+        <w:t>Entity</w:t>
+      </w:r>
+      <w:proofErr w:type="spellEnd"/>
+      <w:r>
+        <w:t xml:space="preserve"> Framework Core 9.0.0 y </w:t>
+      </w:r>
+      <w:proofErr w:type="spellStart"/>
+      <w:proofErr w:type="gramStart"/>
+      <w:r>
+        <w:t>Pomelo.EntityFrameworkCore.MySql</w:t>
+      </w:r>
+      <w:proofErr w:type="spellEnd"/>
+      <w:proofErr w:type="gramEnd"/>
+      <w:r>
+        <w:t xml:space="preserve"> 9.0.0. El ORM relaciona las entidades C# con tablas y columnas de MySQL. Para validar la integración deben contrastarse el SQL aplicado, el modelo efectivo de EF y las consultas generadas; una prueba con almacenamiento en memoria no reproduce todas las restricciones del motor relacional (Doicela Molina, 2026a).</w:t>
       </w:r>
     </w:p>
     <w:p>
@@ -8638,7 +9004,28 @@
         <w:spacing w:after="120"/>
       </w:pPr>
       <w:r>
-        <w:t>La ruta de resolución académica del PEA consulta datos de SIGAFI con AsNoTracking() y filtra carreras del instituto. Ese comportamiento no convierte en inmutable toda la base compartida: otros servicios del repositorio crean o modifican períodos del catálogo académico. Por tanto, la frontera de solo lectura es un requisito de la integración curricular que debe verificarse mediante permisos de base de datos, revisión de endpoints y controles de migración (Microsoft, s. f.-b).</w:t>
+        <w:t xml:space="preserve">La ruta de resolución académica del PEA consulta datos de SIGAFI con </w:t>
+      </w:r>
+      <w:proofErr w:type="spellStart"/>
+      <w:proofErr w:type="gramStart"/>
+      <w:r>
+        <w:t>AsNoTracking</w:t>
+      </w:r>
+      <w:proofErr w:type="spellEnd"/>
+      <w:r>
+        <w:t>(</w:t>
+      </w:r>
+      <w:proofErr w:type="gramEnd"/>
+      <w:r>
+        <w:t xml:space="preserve">) y filtra carreras del instituto. Ese comportamiento no convierte en inmutable toda la base compartida: otros servicios del repositorio crean o modifican períodos del catálogo académico. Por tanto, la frontera de solo lectura es un requisito de la integración curricular que debe verificarse mediante permisos de base de datos, revisión de </w:t>
+      </w:r>
+      <w:proofErr w:type="spellStart"/>
+      <w:r>
+        <w:t>endpoints</w:t>
+      </w:r>
+      <w:proofErr w:type="spellEnd"/>
+      <w:r>
+        <w:t xml:space="preserve"> y controles de migración (Microsoft, 2025c).</w:t>
       </w:r>
     </w:p>
     <w:p>
@@ -8655,7 +9042,39 @@
           <w:i/>
         </w:rPr>
         <w:lastRenderedPageBreak/>
-        <w:t>1.3.3. Interfaz web con React, TypeScript y Vite</w:t>
+        <w:t xml:space="preserve">1.3.3. Interfaz web con </w:t>
+      </w:r>
+      <w:proofErr w:type="spellStart"/>
+      <w:r>
+        <w:rPr>
+          <w:rFonts w:ascii="Times New Roman" w:hAnsi="Times New Roman"/>
+          <w:i/>
+        </w:rPr>
+        <w:t>React</w:t>
+      </w:r>
+      <w:proofErr w:type="spellEnd"/>
+      <w:r>
+        <w:rPr>
+          <w:rFonts w:ascii="Times New Roman" w:hAnsi="Times New Roman"/>
+          <w:i/>
+        </w:rPr>
+        <w:t xml:space="preserve">, </w:t>
+      </w:r>
+      <w:proofErr w:type="spellStart"/>
+      <w:r>
+        <w:rPr>
+          <w:rFonts w:ascii="Times New Roman" w:hAnsi="Times New Roman"/>
+          <w:i/>
+        </w:rPr>
+        <w:t>TypeScript</w:t>
+      </w:r>
+      <w:proofErr w:type="spellEnd"/>
+      <w:r>
+        <w:rPr>
+          <w:rFonts w:ascii="Times New Roman" w:hAnsi="Times New Roman"/>
+          <w:i/>
+        </w:rPr>
+        <w:t xml:space="preserve"> y Vite</w:t>
       </w:r>
       <w:bookmarkEnd w:id="34"/>
     </w:p>
@@ -8664,7 +9083,39 @@
         <w:spacing w:after="120"/>
       </w:pPr>
       <w:r>
-        <w:t>La interfaz se organiza como una aplicación de página única con componentes React y contratos TypeScript. El manifiesto actual declara React ^19.2.5 y TypeScript ~6.0.2. Estas son restricciones de versión del proyecto, no una certificación de las versiones desplegadas. El tipado ayuda durante el desarrollo, mientras que los datos recibidos de la API requieren validación en tiempo de ejecución.</w:t>
+        <w:t xml:space="preserve">La interfaz se organiza como una aplicación de página única con componentes </w:t>
+      </w:r>
+      <w:proofErr w:type="spellStart"/>
+      <w:r>
+        <w:t>React</w:t>
+      </w:r>
+      <w:proofErr w:type="spellEnd"/>
+      <w:r>
+        <w:t xml:space="preserve"> y contratos </w:t>
+      </w:r>
+      <w:proofErr w:type="spellStart"/>
+      <w:r>
+        <w:t>TypeScript</w:t>
+      </w:r>
+      <w:proofErr w:type="spellEnd"/>
+      <w:r>
+        <w:t xml:space="preserve">. El manifiesto actual declara </w:t>
+      </w:r>
+      <w:proofErr w:type="spellStart"/>
+      <w:r>
+        <w:t>React</w:t>
+      </w:r>
+      <w:proofErr w:type="spellEnd"/>
+      <w:r>
+        <w:t xml:space="preserve"> ^19.2.5 y </w:t>
+      </w:r>
+      <w:proofErr w:type="spellStart"/>
+      <w:r>
+        <w:t>TypeScript</w:t>
+      </w:r>
+      <w:proofErr w:type="spellEnd"/>
+      <w:r>
+        <w:t xml:space="preserve"> ~6.0.2. Estas son restricciones de versión del proyecto, no una certificación de las versiones desplegadas. El tipado ayuda durante el desarrollo, mientras que los datos recibidos de la API requieren validación en tiempo de ejecución (Doicela Molina, 2026a).</w:t>
       </w:r>
     </w:p>
     <w:p>
@@ -8672,7 +9123,7 @@
         <w:spacing w:after="120"/>
       </w:pPr>
       <w:r>
-        <w:t>Vite se emplea para el servidor de desarrollo y la compilación del cliente. El manifiesto declara ^8.0.9. La reproducibilidad de una compilación requiere conservar el archivo de bloqueo de dependencias y registrar el entorno utilizado al ejecutar las pruebas y construir la versión evaluada.</w:t>
+        <w:t>Vite se emplea para el servidor de desarrollo y la compilación del cliente. El manifiesto declara ^8.0.9. La reproducibilidad de una compilación requiere conservar el archivo de bloqueo de dependencias y registrar el entorno utilizado al ejecutar las pruebas y construir la versión evaluada (Doicela Molina, 2026a).</w:t>
       </w:r>
     </w:p>
     <w:p>
@@ -8688,7 +9139,39 @@
           <w:rFonts w:ascii="Times New Roman" w:hAnsi="Times New Roman"/>
           <w:i/>
         </w:rPr>
-        <w:t>1.3.4. Sistema de Diseño Visual Vercel Geist y Estilos Utilitarios con Tailwind CSS</w:t>
+        <w:t xml:space="preserve">1.3.4. Sistema de Diseño Visual </w:t>
+      </w:r>
+      <w:proofErr w:type="spellStart"/>
+      <w:r>
+        <w:rPr>
+          <w:rFonts w:ascii="Times New Roman" w:hAnsi="Times New Roman"/>
+          <w:i/>
+        </w:rPr>
+        <w:t>Vercel</w:t>
+      </w:r>
+      <w:proofErr w:type="spellEnd"/>
+      <w:r>
+        <w:rPr>
+          <w:rFonts w:ascii="Times New Roman" w:hAnsi="Times New Roman"/>
+          <w:i/>
+        </w:rPr>
+        <w:t xml:space="preserve"> Geist y Estilos Utilitarios con </w:t>
+      </w:r>
+      <w:proofErr w:type="spellStart"/>
+      <w:r>
+        <w:rPr>
+          <w:rFonts w:ascii="Times New Roman" w:hAnsi="Times New Roman"/>
+          <w:i/>
+        </w:rPr>
+        <w:t>Tailwind</w:t>
+      </w:r>
+      <w:proofErr w:type="spellEnd"/>
+      <w:r>
+        <w:rPr>
+          <w:rFonts w:ascii="Times New Roman" w:hAnsi="Times New Roman"/>
+          <w:i/>
+        </w:rPr>
+        <w:t xml:space="preserve"> CSS</w:t>
       </w:r>
       <w:bookmarkEnd w:id="35"/>
     </w:p>
@@ -8697,7 +9180,15 @@
         <w:spacing w:after="120"/>
       </w:pPr>
       <w:r>
-        <w:t>El sistema visual del proyecto toma como referencia el estilo Geist y utiliza Tailwind CSS. La organización de formularios, navegación y estados procura facilitar tareas extensas de elaboración curricular. Su evaluación considerará legibilidad, orientación, mensajes de error y facilidad para localizar observaciones.</w:t>
+        <w:t xml:space="preserve">El sistema visual del proyecto toma como referencia el estilo Geist y utiliza </w:t>
+      </w:r>
+      <w:proofErr w:type="spellStart"/>
+      <w:r>
+        <w:t>Tailwind</w:t>
+      </w:r>
+      <w:proofErr w:type="spellEnd"/>
+      <w:r>
+        <w:t xml:space="preserve"> CSS. La organización de formularios, navegación y estados procura facilitar tareas extensas de elaboración curricular. Su evaluación considerará legibilidad, orientación, mensajes de error y facilidad para localizar observaciones (Doicela Molina, 2026a).</w:t>
       </w:r>
     </w:p>
     <w:p>
@@ -8705,7 +9196,7 @@
         <w:spacing w:after="120"/>
       </w:pPr>
       <w:r>
-        <w:t>Las convenciones de DOSIER establecen fondos opacos en paneles, menús y ventanas para evitar que el contenido subyacente interfiera con la lectura. Esta decisión de diseño debe complementarse con revisión de contraste, navegación mediante teclado y pruebas de uso; no constituye por sí sola evidencia de accesibilidad.</w:t>
+        <w:t>Las convenciones de DOSIER establecen fondos opacos en paneles, menús y ventanas para evitar que el contenido subyacente interfiera con la lectura. Esta decisión de diseño debe complementarse con revisión de contraste, navegación mediante teclado y pruebas de uso; no constituye por sí sola evidencia de accesibilidad (Doicela Molina, 2026a).</w:t>
       </w:r>
     </w:p>
     <w:p>
@@ -8744,7 +9235,7 @@
       </w:r>
       <w:r>
         <w:lastRenderedPageBreak/>
-        <w:t>matriz de permisos para el sistema institucional identificado con el número 6. La existencia de estos roles no demuestra que todas las rutas HTTP y colaborativas comprueben el permiso y la pertenencia al expediente; esa cobertura es objeto de verificación.</w:t>
+        <w:t>matriz de permisos para el sistema institucional identificado con el número 6. La existencia de estos roles no demuestra que todas las rutas HTTP y colaborativas comprueben el permiso y la pertenencia al expediente; esa cobertura es objeto de verificación (Doicela Molina, 2026a).</w:t>
       </w:r>
     </w:p>
     <w:p>
@@ -8752,7 +9243,7 @@
         <w:spacing w:after="120"/>
       </w:pPr>
       <w:r>
-        <w:t>La autenticación identifica al usuario mediante tokens JWT y la autorización debe comprobar sus permisos para cada operación y expediente. La presencia de un token válido no basta para permitir una firma o una modificación. Las pruebas deben cubrir expiración, permisos insuficientes, pertenencia del documento y concordancia entre identidad interna y referencia académica.</w:t>
+        <w:t>La autenticación identifica al usuario mediante tokens JWT y la autorización debe comprobar sus permisos para cada operación y expediente. La presencia de un token válido no basta para permitir una firma o una modificación. Las pruebas deben cubrir expiración, permisos insuficientes, pertenencia del documento y concordancia entre identidad interna y referencia académica (Doicela Molina, 2026a).</w:t>
       </w:r>
     </w:p>
     <w:p>
@@ -8768,7 +9259,7 @@
           <w:rFonts w:ascii="Times New Roman" w:hAnsi="Times New Roman"/>
           <w:i/>
         </w:rPr>
-        <w:t>1.4.2. Ley de Comercio Electrónico, Firmas Electrónicas y Mensajes de Datos (Ley 67 del Ecuador)</w:t>
+        <w:t>1.4.2. Normativa ecuatoriana sobre certificación y firma electrónica</w:t>
       </w:r>
       <w:bookmarkEnd w:id="38"/>
     </w:p>
@@ -8777,7 +9268,7 @@
         <w:spacing w:after="120"/>
       </w:pPr>
       <w:r>
-        <w:t>Los artículos 14 y 15 de la Ley de Comercio Electrónico, Firmas Electrónicas y Mensajes de Datos regulan los efectos y requisitos de la firma electrónica (Congreso Nacional del Ecuador, 2002). La evaluación técnica debe distinguir la aprobación de un usuario autenticado, el sello institucional y la firma del archivo mediante un certificado; su equivalencia jurídica no se presume por la apariencia del documento.</w:t>
+        <w:t>La Agencia de Regulación y Control de las Telecomunicaciones (ARCOTEL) establece requisitos técnicos para los servicios de certificación y los perfiles de certificados de las entidades acreditadas (ARCOTEL, 2024). Como criterio de evaluación del proyecto, se distinguen la aprobación registrada en el flujo, el sello institucional y la firma criptográfica aplicada al PDF; la apariencia de un archivo o un registro de aprobación no basta para afirmar que el documento se firmó con el certificado del titular (Doicela Molina, 2026a).</w:t>
       </w:r>
     </w:p>
     <w:p>
@@ -8785,7 +9276,31 @@
         <w:spacing w:after="120"/>
       </w:pPr>
       <w:r>
-        <w:t>En FirmarPeaAsync se registra un código DFRM y un HMAC institucional asociado al hash del contenido. La opción que recibe un archivo PKCS#12 comprueba que pueda abrirse y registra el método CERT_VALIDADO_HMAC_SRV; la ruta del PEA no firma criptográficamente su PDF. Existe un servicio documental separado que puede crear una firma CAdES detached con certificado, cuya integración con el PEA emitido, vigencia, cadena de confianza y revocación todavía deben demostrarse.</w:t>
+        <w:t xml:space="preserve">En </w:t>
+      </w:r>
+      <w:proofErr w:type="spellStart"/>
+      <w:r>
+        <w:t>FirmarPeaAsync</w:t>
+      </w:r>
+      <w:proofErr w:type="spellEnd"/>
+      <w:r>
+        <w:t xml:space="preserve"> se registra un código DFRM y un HMAC institucional asociado al hash del contenido. La opción que recibe un archivo PKCS#12 comprueba que pueda abrirse y registra el método CERT_VALIDADO_HMAC_SRV; la ruta del PEA no firma criptográficamente su PDF. Existe un servicio documental separado que puede crear una firma </w:t>
+      </w:r>
+      <w:proofErr w:type="spellStart"/>
+      <w:r>
+        <w:t>CAdES</w:t>
+      </w:r>
+      <w:proofErr w:type="spellEnd"/>
+      <w:r>
+        <w:t xml:space="preserve"> </w:t>
+      </w:r>
+      <w:proofErr w:type="spellStart"/>
+      <w:r>
+        <w:t>detached</w:t>
+      </w:r>
+      <w:proofErr w:type="spellEnd"/>
+      <w:r>
+        <w:t xml:space="preserve"> con certificado, cuya integración con el PEA emitido, vigencia, cadena de confianza y revocación todavía deben demostrarse (Doicela Molina, 2026a).</w:t>
       </w:r>
     </w:p>
     <w:p>
@@ -8810,12 +9325,18 @@
         <w:spacing w:after="120"/>
       </w:pPr>
       <w:r>
-        <w:t xml:space="preserve">SHA-256 produce una huella de 256 bits, usualmente representada mediante 64 caracteres hexadecimales (National Institute of Standards and Technology [NIST], 2015). Permite comparar contenido y detectar cambios respecto de una referencia conservada; no cifra </w:t>
-      </w:r>
-      <w:r>
-        <w:lastRenderedPageBreak/>
-        <w:t>el documento ni acredita la identidad del firmante. HMAC utiliza una clave secreta para autenticar un mensaje y debe distinguirse de una firma asimétrica con certificado.</w:t>
-      </w:r>
+        <w:t>SHA-256 produce un resumen de 256 bits; en hexadecimal, su representación tiene 64 caracteres. NIST recomienda migrar desde SHA-1 a SHA-2 para usos actuales, familia a la que pertenece SHA-256 (National Institute of Standards and Technology [NIST], 2022). HMAC combina una función hash con una clave secreta compartida para generar y verificar un código de autenticación de mensajes (NIST, 2024). Estos mecanismos permiten comprobar integridad o autenticidad del mensaje, pero no cifran el documento ni identifican por sí solos al titular de un certificado. En el código de DOSIER, el HMAC institucional y la firma del archivo con certificado son rutas diferenciadas (Doicela Molina, 2026a).</w:t>
+      </w:r>
+      <w:proofErr w:type="spellStart"/>
+      <w:proofErr w:type="spellEnd"/>
+      <w:proofErr w:type="spellStart"/>
+      <w:proofErr w:type="spellEnd"/>
+      <w:proofErr w:type="spellStart"/>
+      <w:proofErr w:type="spellEnd"/>
+      <w:proofErr w:type="spellStart"/>
+      <w:proofErr w:type="spellEnd"/>
+      <w:proofErr w:type="spellStart"/>
+      <w:proofErr w:type="spellEnd"/>
     </w:p>
     <w:p>
       <w:pPr>
@@ -8830,7 +9351,7 @@
           <w:rFonts w:ascii="Times New Roman" w:hAnsi="Times New Roman"/>
           <w:i/>
         </w:rPr>
-        <w:t>1.4.4. Ley Orgánica de Protección de Datos Personales (LOPDP) en el Ámbito Académico</w:t>
+        <w:t>1.4.4. Reglamento General de Protección de Datos Personales en el Ámbito Académico</w:t>
       </w:r>
       <w:bookmarkEnd w:id="40"/>
     </w:p>
@@ -8839,7 +9360,7 @@
         <w:spacing w:after="120"/>
       </w:pPr>
       <w:r>
-        <w:t>La LOPDP establece obligaciones para el tratamiento de datos personales (Asamblea Nacional del Ecuador, 2021). En el sistema deben definirse finalidad, base de legitimación, acceso, conservación y medidas de seguridad. La auditoría y los registros de consentimiento son mecanismos de apoyo; no demuestran por sí solos el cumplimiento integral. El portal público debe exponer únicamente la información necesaria para verificar el documento.</w:t>
+        <w:t>El Reglamento General de la Ley Orgánica de Protección de Datos Personales desarrolla reglas para el tratamiento de datos personales en Ecuador (Presidencia de la República del Ecuador, 2023). En DOSIER deben definirse finalidad, base de legitimación, acceso, conservación y medidas de seguridad. La auditoría y los registros de consentimiento son mecanismos de apoyo; no demuestran por sí solos el cumplimiento integral. El portal público debe exponer únicamente la información necesaria para verificar el documento.</w:t>
       </w:r>
     </w:p>
     <w:p>
@@ -8865,7 +9386,23 @@
           <w:rFonts w:ascii="Times New Roman" w:hAnsi="Times New Roman"/>
           <w:i/>
         </w:rPr>
-        <w:t>1.5.1. Generación y Compilación Documental en el Servidor (iText 9) y Verificación QR</w:t>
+        <w:t>1.5.1. Generación y Compilación Documental en el Servidor (</w:t>
+      </w:r>
+      <w:proofErr w:type="spellStart"/>
+      <w:r>
+        <w:rPr>
+          <w:rFonts w:ascii="Times New Roman" w:hAnsi="Times New Roman"/>
+          <w:i/>
+        </w:rPr>
+        <w:t>iText</w:t>
+      </w:r>
+      <w:proofErr w:type="spellEnd"/>
+      <w:r>
+        <w:rPr>
+          <w:rFonts w:ascii="Times New Roman" w:hAnsi="Times New Roman"/>
+          <w:i/>
+        </w:rPr>
+        <w:t xml:space="preserve"> 9) y Verificación QR</w:t>
       </w:r>
       <w:bookmarkEnd w:id="42"/>
     </w:p>
@@ -8874,7 +9411,31 @@
         <w:spacing w:after="120"/>
       </w:pPr>
       <w:r>
-        <w:t>El proyecto declara iText 9.6.0, pdfHTML 6.3.2, Handlebars.Net 2.1.6 y QRCoder 1.8.0 para sus capacidades documentales. La generación combina datos y plantillas para producir archivos PDF. La evaluación del PEA deberá comprobar la presencia y legibilidad de las once secciones, así como la correspondencia entre el contenido aprobado y la salida emitida.</w:t>
+        <w:t xml:space="preserve">El proyecto declara </w:t>
+      </w:r>
+      <w:proofErr w:type="spellStart"/>
+      <w:r>
+        <w:t>iText</w:t>
+      </w:r>
+      <w:proofErr w:type="spellEnd"/>
+      <w:r>
+        <w:t xml:space="preserve"> 9.6.0, </w:t>
+      </w:r>
+      <w:proofErr w:type="spellStart"/>
+      <w:r>
+        <w:t>pdfHTML</w:t>
+      </w:r>
+      <w:proofErr w:type="spellEnd"/>
+      <w:r>
+        <w:t xml:space="preserve"> 6.3.2, Handlebars.Net 2.1.6 y </w:t>
+      </w:r>
+      <w:proofErr w:type="spellStart"/>
+      <w:r>
+        <w:t>QRCoder</w:t>
+      </w:r>
+      <w:proofErr w:type="spellEnd"/>
+      <w:r>
+        <w:t xml:space="preserve"> 1.8.0 para sus capacidades documentales. La generación combina datos y plantillas para producir archivos PDF. La evaluación del PEA deberá comprobar la presencia y legibilidad de las once secciones, así como la correspondencia entre el contenido aprobado y la salida emitida (Doicela Molina, 2026a).</w:t>
       </w:r>
     </w:p>
     <w:p>
@@ -8882,7 +9443,7 @@
         <w:spacing w:after="120"/>
       </w:pPr>
       <w:r>
-        <w:t>Un QR permite acceder a una dirección de verificación. El resultado será confiable si la aplicación comprueba la referencia, el estado del registro y el documento asociado. Escanear el código no verifica automáticamente todos los bytes de una copia entregada; cuando se requiera comparar archivos, deberá comprobarse también su hash contra el original conservado.</w:t>
+        <w:t>Un QR permite acceder a una dirección de verificación. El resultado será confiable si la aplicación comprueba la referencia, el estado del registro y el documento asociado. Escanear el código no verifica automáticamente todos los bytes de una copia entregada; cuando se requiera comparar archivos, deberá comprobarse también su hash contra el original conservado (Doicela Molina, 2026a).</w:t>
       </w:r>
     </w:p>
     <w:p>
@@ -8898,21 +9459,30 @@
           <w:rFonts w:ascii="Times New Roman" w:hAnsi="Times New Roman"/>
           <w:i/>
         </w:rPr>
-        <w:t>1.5.2. Tipos de Datos Replicados Libres de Conflictos (CRDT) y Protocolo Yjs</w:t>
+        <w:t xml:space="preserve">1.5.2. Tipos de Datos Replicados Libres de Conflictos (CRDT) y Protocolo </w:t>
+      </w:r>
+      <w:proofErr w:type="spellStart"/>
+      <w:r>
+        <w:rPr>
+          <w:rFonts w:ascii="Times New Roman" w:hAnsi="Times New Roman"/>
+          <w:i/>
+        </w:rPr>
+        <w:t>Yjs</w:t>
       </w:r>
       <w:bookmarkEnd w:id="43"/>
+      <w:proofErr w:type="spellEnd"/>
     </w:p>
     <w:p>
       <w:pPr>
         <w:spacing w:after="120"/>
       </w:pPr>
-      <w:r>
-        <w:t xml:space="preserve">Yjs proporciona tipos compartidos para construir aplicaciones colaborativas y admite integración con editores de texto (Yjs, s. f.). Su empleo permite combinar modificaciones concurrentes. La autorización de acceso, la persistencia, la reconexión y la integración con los </w:t>
-      </w:r>
-      <w:r>
-        <w:lastRenderedPageBreak/>
-        <w:t>guardados REST siguen siendo responsabilidades del sistema y deben probarse como parte del flujo del PEA.</w:t>
-      </w:r>
+      <w:proofErr w:type="spellStart"/>
+      <w:r>
+        <w:t>En el repositorio de DOSIER, Yjs se integra con el editor colaborativo y la persistencia prevista (Doicela Molina, 2026a). Los CRDT para edición de texto permiten combinar operaciones concurrentes según reglas explícitas de convergencia (Litt et al., 2022). La autorización de acceso, la persistencia, la reconexión y la integración con los guardados REST siguen siendo responsabilidades del sistema y deben probarse como parte del flujo del PEA.</w:t>
+      </w:r>
+      <w:proofErr w:type="spellEnd"/>
+      <w:proofErr w:type="spellStart"/>
+      <w:proofErr w:type="spellEnd"/>
     </w:p>
     <w:p>
       <w:pPr>
@@ -8927,17 +9497,48 @@
           <w:rFonts w:ascii="Times New Roman" w:hAnsi="Times New Roman"/>
           <w:i/>
         </w:rPr>
-        <w:t>1.5.3. Comunicación Bidireccional en Tiempo Real con WebSockets y SignalR</w:t>
+        <w:t xml:space="preserve">1.5.3. Comunicación Bidireccional en Tiempo Real con </w:t>
+      </w:r>
+      <w:proofErr w:type="spellStart"/>
+      <w:r>
+        <w:rPr>
+          <w:rFonts w:ascii="Times New Roman" w:hAnsi="Times New Roman"/>
+          <w:i/>
+        </w:rPr>
+        <w:t>WebSockets</w:t>
+      </w:r>
+      <w:proofErr w:type="spellEnd"/>
+      <w:r>
+        <w:rPr>
+          <w:rFonts w:ascii="Times New Roman" w:hAnsi="Times New Roman"/>
+          <w:i/>
+        </w:rPr>
+        <w:t xml:space="preserve"> y </w:t>
+      </w:r>
+      <w:proofErr w:type="spellStart"/>
+      <w:r>
+        <w:rPr>
+          <w:rFonts w:ascii="Times New Roman" w:hAnsi="Times New Roman"/>
+          <w:i/>
+        </w:rPr>
+        <w:t>SignalR</w:t>
       </w:r>
       <w:bookmarkEnd w:id="44"/>
+      <w:proofErr w:type="spellEnd"/>
     </w:p>
     <w:p>
       <w:pPr>
         <w:spacing w:after="120"/>
       </w:pPr>
-      <w:r>
-        <w:t>SignalR administra la comunicación en tiempo real entre clientes y servidor y puede utilizar WebSocket como transporte. WebSocket define una comunicación bidireccional sobre una conexión persistente (Fette y Melnikov, 2011). En DOSIER debe medirse el tiempo entre una edición y su recepción por los demás clientes, junto con la recuperación ante desconexiones.</w:t>
-      </w:r>
+      <w:proofErr w:type="spellStart"/>
+      <w:r>
+        <w:t>La documentación de ASP.NET Core indica que SignalR simplifica la comunicación web en tiempo real, utiliza WebSockets cuando es posible y ofrece transportes alternativos cuando no están disponibles (Microsoft, 2026). En DOSIER debe medirse el tiempo entre una edición y su recepción por los demás clientes, junto con la recuperación ante desconexiones.</w:t>
+      </w:r>
+      <w:proofErr w:type="spellEnd"/>
+      <w:proofErr w:type="spellStart"/>
+      <w:proofErr w:type="spellEnd"/>
+      <w:proofErr w:type="spellStart"/>
+      <w:proofErr w:type="spellEnd"/>
     </w:p>
     <w:p>
       <w:pPr>
@@ -8976,7 +9577,7 @@
         <w:spacing w:after="120"/>
       </w:pPr>
       <w:r>
-        <w:t>El trabajo se organiza en análisis, diseño, construcción, integración y verificación. La Guía Scrum sirve como referencia para la revisión incremental (Schwaber y Sutherland, 2020), sin atribuir a la institución ceremonias que no consten en actas. El avance actual no se presenta como evaluación concluida.</w:t>
+        <w:t>El trabajo se organiza en análisis, diseño, construcción, integración y verificación mediante iteraciones del proyecto. Estas etapas describen el proceso adoptado para la propuesta; el avance actual no se presenta como evaluación concluida (Doicela Molina, 2026a, 2026b).</w:t>
       </w:r>
     </w:p>
     <w:p>
@@ -9019,7 +9620,15 @@
       </w:pPr>
       <w:r>
         <w:lastRenderedPageBreak/>
-        <w:t>Fase 3. Construcción del backend. Integra resolución de contexto, gestión del PEA, autorización, observaciones, registros de aprobación y generación documental. La validación horaria y la conservación de revisiones se tratarán como criterios que deben demostrarse mediante pruebas.</w:t>
+        <w:t xml:space="preserve">Fase 3. Construcción del </w:t>
+      </w:r>
+      <w:proofErr w:type="spellStart"/>
+      <w:r>
+        <w:t>backend</w:t>
+      </w:r>
+      <w:proofErr w:type="spellEnd"/>
+      <w:r>
+        <w:t>. Integra resolución de contexto, gestión del PEA, autorización, observaciones, registros de aprobación y generación documental. La validación horaria y la conservación de revisiones se tratarán como criterios que deben demostrarse mediante pruebas.</w:t>
       </w:r>
     </w:p>
     <w:p>
@@ -9830,7 +10439,23 @@
         <w:ind w:left="720"/>
       </w:pPr>
       <w:r>
-        <w:t>- RF-03 (Integración de Solo Lectura con SIGAFI): Consulta no destructiva de tablas maestras de carreras (esInstituto = 1), períodos académicos, mallas, detalle de horas y distributivo docente desde la base de datos sigafi_es.</w:t>
+        <w:t>- RF-03 (Integración de Solo Lectura con SIGAFI): Consulta no destructiva de tablas maestras de carreras (</w:t>
+      </w:r>
+      <w:proofErr w:type="spellStart"/>
+      <w:r>
+        <w:t>esInstituto</w:t>
+      </w:r>
+      <w:proofErr w:type="spellEnd"/>
+      <w:r>
+        <w:t xml:space="preserve"> = 1), períodos académicos, mallas, detalle de horas y distributivo docente desde la base de datos </w:t>
+      </w:r>
+      <w:proofErr w:type="spellStart"/>
+      <w:r>
+        <w:t>sigafi_es</w:t>
+      </w:r>
+      <w:proofErr w:type="spellEnd"/>
+      <w:r>
+        <w:t>.</w:t>
       </w:r>
     </w:p>
     <w:p>
@@ -9876,7 +10501,15 @@
         <w:ind w:left="720"/>
       </w:pPr>
       <w:r>
-        <w:t>- RF-08 (Formulación Integral del PEA): Interfaz interactiva para la redacción modular de las once secciones reglamentarias del PEA institucional (secciones a a la k).</w:t>
+        <w:t xml:space="preserve">- RF-08 (Formulación Integral del PEA): Interfaz interactiva para la redacción modular de las once secciones reglamentarias del PEA institucional (secciones a </w:t>
+      </w:r>
+      <w:proofErr w:type="spellStart"/>
+      <w:r>
+        <w:t>a</w:t>
+      </w:r>
+      <w:proofErr w:type="spellEnd"/>
+      <w:r>
+        <w:t xml:space="preserve"> la k).</w:t>
       </w:r>
     </w:p>
     <w:p>
@@ -9903,7 +10536,23 @@
         <w:ind w:left="720"/>
       </w:pPr>
       <w:r>
-        <w:t>- RF-11 (Co-Redacción Concurrente CoWork): Edición simultánea de secciones del PEA por docentes colaboradores sin bloqueos de archivo mediante CRDT e Yjs.</w:t>
+        <w:t xml:space="preserve">- RF-11 (Co-Redacción Concurrente </w:t>
+      </w:r>
+      <w:proofErr w:type="spellStart"/>
+      <w:r>
+        <w:t>CoWork</w:t>
+      </w:r>
+      <w:proofErr w:type="spellEnd"/>
+      <w:r>
+        <w:t xml:space="preserve">): Edición simultánea de secciones del PEA por docentes colaboradores sin bloqueos de archivo mediante CRDT e </w:t>
+      </w:r>
+      <w:proofErr w:type="spellStart"/>
+      <w:r>
+        <w:t>Yjs</w:t>
+      </w:r>
+      <w:proofErr w:type="spellEnd"/>
+      <w:r>
+        <w:t>.</w:t>
       </w:r>
     </w:p>
     <w:p>
@@ -10063,7 +10712,15 @@
         <w:spacing w:after="120"/>
       </w:pPr>
       <w:r>
-        <w:t>HU-01: Formulación y Validación Horaria del PEA. Como Docente Elaborador, quiero formular las unidades temáticas y prácticas del PEA en el editor interactivo para planificar mi asignatura cumpliendo con las horas normadas en la malla. Criterio de Aceptación: Dado que el docente ingresa horas de docencia, APE y autónomo para cada unidad; Cuando la suma total difiere de las horas oficiales en detallemallas; Entonces el sistema bloquea el botón de envío a revisión y muestra una alerta visual con la discrepancia matemática exacta.</w:t>
+        <w:t xml:space="preserve">HU-01: Formulación y Validación Horaria del PEA. Como Docente Elaborador, quiero formular las unidades temáticas y prácticas del PEA en el editor interactivo para planificar mi asignatura cumpliendo con las horas normadas en la malla. Criterio de Aceptación: Dado que el docente ingresa horas de docencia, APE y autónomo para cada unidad; Cuando la suma total difiere de las horas oficiales en </w:t>
+      </w:r>
+      <w:proofErr w:type="spellStart"/>
+      <w:r>
+        <w:t>detallemallas</w:t>
+      </w:r>
+      <w:proofErr w:type="spellEnd"/>
+      <w:r>
+        <w:t>; Entonces el sistema bloquea el botón de envío a revisión y muestra una alerta visual con la discrepancia matemática exacta.</w:t>
       </w:r>
     </w:p>
     <w:p>
@@ -10071,7 +10728,15 @@
         <w:spacing w:after="120"/>
       </w:pPr>
       <w:r>
-        <w:t xml:space="preserve">HU-02: Co-Redacción Concurrente en Cátedra Compartida. Como Docente Co-autor, quiero editar simultáneamente los contenidos del PEA junto con el docente líder para coordinar </w:t>
+        <w:t xml:space="preserve">HU-02: Co-Redacción Concurrente en Cátedra Compartida. Como Docente </w:t>
+      </w:r>
+      <w:proofErr w:type="spellStart"/>
+      <w:r>
+        <w:t>Co-autor</w:t>
+      </w:r>
+      <w:proofErr w:type="spellEnd"/>
+      <w:r>
+        <w:t xml:space="preserve">, quiero editar simultáneamente los contenidos del PEA junto con el docente líder para coordinar </w:t>
       </w:r>
       <w:r>
         <w:lastRenderedPageBreak/>
@@ -10083,7 +10748,15 @@
         <w:spacing w:after="120"/>
       </w:pPr>
       <w:r>
-        <w:t>HU-03: Revisión Disciplinar y Formulación de Observaciones. Como Coordinador de Carrera, quiero revisar el PEA formulado y emitir observaciones técnicas por sección para asegurar la calidad académica antes de otorgar el aval. Criterio de Aceptación: Dado un PEA en estado 'EnRevision'; Cuando el coordinador detecta inconsistencias en la Sección f (Contenidos); Entonces puede redactar una observación asociada a dicha sección, cambiando el estado del PEA a 'Observado' y notificando al docente autor.</w:t>
+        <w:t>HU-03: Revisión Disciplinar y Formulación de Observaciones. Como Coordinador de Carrera, quiero revisar el PEA formulado y emitir observaciones técnicas por sección para asegurar la calidad académica antes de otorgar el aval. Criterio de Aceptación: Dado un PEA en estado '</w:t>
+      </w:r>
+      <w:proofErr w:type="spellStart"/>
+      <w:r>
+        <w:t>EnRevision</w:t>
+      </w:r>
+      <w:proofErr w:type="spellEnd"/>
+      <w:r>
+        <w:t>'; Cuando el coordinador detecta inconsistencias en la Sección f (Contenidos); Entonces puede redactar una observación asociada a dicha sección, cambiando el estado del PEA a 'Observado' y notificando al docente autor.</w:t>
       </w:r>
     </w:p>
     <w:p>
@@ -10091,7 +10764,15 @@
         <w:spacing w:after="120"/>
       </w:pPr>
       <w:r>
-        <w:t>HU-04. Revisión académica. Como responsable de Coordinación Académica, quiero comprobar la estructura y la coherencia del PEA antes de la aprobación final. Criterio de aceptación: después de la revisión de carrera, la operación autorizada deberá registrar la conformidad académica y el estado RevisadoAcad, conservando su evidencia y sin confundir el sello institucional con una firma criptográfica del PDF.</w:t>
+        <w:t xml:space="preserve">HU-04. Revisión académica. Como responsable de Coordinación Académica, quiero comprobar la estructura y la coherencia del PEA antes de la aprobación final. Criterio de aceptación: después de la revisión de carrera, la operación autorizada deberá registrar la conformidad académica y el estado </w:t>
+      </w:r>
+      <w:proofErr w:type="spellStart"/>
+      <w:r>
+        <w:t>RevisadoAcad</w:t>
+      </w:r>
+      <w:proofErr w:type="spellEnd"/>
+      <w:r>
+        <w:t>, conservando su evidencia y sin confundir el sello institucional con una firma criptográfica del PDF.</w:t>
       </w:r>
     </w:p>
     <w:p>
@@ -10140,8 +10821,21 @@
       <w:pPr>
         <w:spacing w:after="120"/>
       </w:pPr>
-      <w:r>
-        <w:t>AcademicContextResolver consulta la asignación, filtra las carreras del instituto y busca la malla relacionada mediante mallas_periodos. Si no encuentra esa relación, recurre a la malla activa y genera una advertencia. Además, deriva las horas autónomas a partir de las horas totales y sus componentes. El uso de cero para ausencias y el límite inferior de cero requieren pruebas para evitar que una inconsistencia de origen se interprete como información validada.</w:t>
+      <w:proofErr w:type="spellStart"/>
+      <w:r>
+        <w:t>AcademicContextResolver</w:t>
+      </w:r>
+      <w:proofErr w:type="spellEnd"/>
+      <w:r>
+        <w:t xml:space="preserve"> consulta la asignación, filtra las carreras del instituto y busca la malla relacionada mediante </w:t>
+      </w:r>
+      <w:proofErr w:type="spellStart"/>
+      <w:r>
+        <w:t>mallas_periodos</w:t>
+      </w:r>
+      <w:proofErr w:type="spellEnd"/>
+      <w:r>
+        <w:t>. Si no encuentra esa relación, recurre a la malla activa y genera una advertencia. Además, deriva las horas autónomas a partir de las horas totales y sus componentes. El uso de cero para ausencias y el límite inferior de cero requieren pruebas para evitar que una inconsistencia de origen se interprete como información validada.</w:t>
       </w:r>
     </w:p>
     <w:p>
@@ -10193,7 +10887,15 @@
       </w:pPr>
       <w:r>
         <w:lastRenderedPageBreak/>
-        <w:t>La vista de contenedores distingue el cliente web, la API y la persistencia MySQL. Las capas .NET pertenecen al backend y no se consideran contenedores independientes de despliegue. La API atiende solicitudes HTTP y la comunicación colaborativa; los servicios de infraestructura integran datos, plantillas y notificaciones.</w:t>
+        <w:t xml:space="preserve">La vista de contenedores distingue el cliente web, la API y la persistencia MySQL. Las capas .NET pertenecen al </w:t>
+      </w:r>
+      <w:proofErr w:type="spellStart"/>
+      <w:r>
+        <w:t>backend</w:t>
+      </w:r>
+      <w:proofErr w:type="spellEnd"/>
+      <w:r>
+        <w:t xml:space="preserve"> y no se consideran contenedores independientes de despliegue. La API atiende solicitudes HTTP y la comunicación colaborativa; los servicios de infraestructura integran datos, plantillas y notificaciones.</w:t>
       </w:r>
     </w:p>
     <w:p>
@@ -10298,7 +11000,15 @@
         <w:spacing w:after="120"/>
       </w:pPr>
       <w:r>
-        <w:t>El archivo 00_dosier_curriculum_pea_consolidado.sql documenta veinte tablas del núcleo curricular. Los scripts modulares 01, 02 y 03 contienen, en conjunto, 46 declaraciones CREATE TABLE para objetos doc_*. Ambas cifras describen archivos versionados y no acreditan la cantidad de tablas instaladas. Hay diferencias de nombres y tipos entre el diseño consolidado, los scripts modulares y las entidades de EF; antes de fijar una línea base de instalación deben conciliarse y probarse las migraciones con MySQL.</w:t>
+        <w:t xml:space="preserve">El archivo 00_dosier_curriculum_pea_consolidado.sql documenta veinte tablas del núcleo curricular. Los scripts modulares 01, 02 y 03 contienen, en conjunto, 46 declaraciones CREATE TABLE para objetos </w:t>
+      </w:r>
+      <w:proofErr w:type="spellStart"/>
+      <w:r>
+        <w:t>doc</w:t>
+      </w:r>
+      <w:proofErr w:type="spellEnd"/>
+      <w:r>
+        <w:t>_*. Ambas cifras describen archivos versionados y no acreditan la cantidad de tablas instaladas. Hay diferencias de nombres y tipos entre el diseño consolidado, los scripts modulares y las entidades de EF; antes de fijar una línea base de instalación deben conciliarse y probarse las migraciones con MySQL.</w:t>
       </w:r>
     </w:p>
     <w:p>
@@ -10306,7 +11016,63 @@
         <w:spacing w:after="120"/>
       </w:pPr>
       <w:r>
-        <w:t>Módulo 1: Marco de Gobernanza Curricular Institucional (7 tablas). 1) doc_normativas; 2) doc_normativa_articulos; 3) doc_modelos_educativos; 4) doc_proyectos_curriculares; 5) doc_perfiles_egreso; 6) doc_perfil_egreso_resultados; 7) doc_asignatura_resultado_perfil.</w:t>
+        <w:t xml:space="preserve">Módulo 1: Marco de Gobernanza Curricular Institucional (7 tablas). 1) </w:t>
+      </w:r>
+      <w:proofErr w:type="spellStart"/>
+      <w:r>
+        <w:t>doc_normativas</w:t>
+      </w:r>
+      <w:proofErr w:type="spellEnd"/>
+      <w:r>
+        <w:t xml:space="preserve">; 2) </w:t>
+      </w:r>
+      <w:proofErr w:type="spellStart"/>
+      <w:r>
+        <w:t>doc_normativa_articulos</w:t>
+      </w:r>
+      <w:proofErr w:type="spellEnd"/>
+      <w:r>
+        <w:t xml:space="preserve">; 3) </w:t>
+      </w:r>
+      <w:proofErr w:type="spellStart"/>
+      <w:r>
+        <w:t>doc_modelos_educativos</w:t>
+      </w:r>
+      <w:proofErr w:type="spellEnd"/>
+      <w:r>
+        <w:t xml:space="preserve">; 4) </w:t>
+      </w:r>
+      <w:proofErr w:type="spellStart"/>
+      <w:r>
+        <w:t>doc_proyectos_curriculares</w:t>
+      </w:r>
+      <w:proofErr w:type="spellEnd"/>
+      <w:r>
+        <w:t xml:space="preserve">; 5) </w:t>
+      </w:r>
+      <w:proofErr w:type="spellStart"/>
+      <w:r>
+        <w:t>doc_perfiles_egreso</w:t>
+      </w:r>
+      <w:proofErr w:type="spellEnd"/>
+      <w:r>
+        <w:t xml:space="preserve">; 6) </w:t>
+      </w:r>
+      <w:proofErr w:type="spellStart"/>
+      <w:r>
+        <w:t>doc_perfil_egreso_resultados</w:t>
+      </w:r>
+      <w:proofErr w:type="spellEnd"/>
+      <w:r>
+        <w:t xml:space="preserve">; 7) </w:t>
+      </w:r>
+      <w:proofErr w:type="spellStart"/>
+      <w:r>
+        <w:t>doc_asignatura_resultado_perfil</w:t>
+      </w:r>
+      <w:proofErr w:type="spellEnd"/>
+      <w:r>
+        <w:t>.</w:t>
       </w:r>
     </w:p>
     <w:p>
@@ -10314,11 +11080,35 @@
         <w:spacing w:after="120"/>
       </w:pPr>
       <w:r>
-        <w:t xml:space="preserve">Módulo 2: Expediente Académico Maestro (2 tablas). 8) doc_expedientes_curriculares: Expediente contenedor maestro que agrupa la materia, carrera, malla, nivel, paralelo y docente </w:t>
+        <w:t xml:space="preserve">Módulo 2: Expediente Académico Maestro (2 tablas). 8) </w:t>
+      </w:r>
+      <w:proofErr w:type="spellStart"/>
+      <w:r>
+        <w:t>doc_expedientes_curriculares</w:t>
+      </w:r>
+      <w:proofErr w:type="spellEnd"/>
+      <w:r>
+        <w:t xml:space="preserve">: Expediente contenedor maestro que agrupa la materia, carrera, malla, nivel, paralelo y docente </w:t>
       </w:r>
       <w:r>
         <w:lastRenderedPageBreak/>
-        <w:t>líder en un período lectivo; 9) doc_expediente_asignaciones: Mapeo formal de docentes y paralelos asignados desde el distributivo de asignaciones_profesores de SIGAFI.</w:t>
+        <w:t xml:space="preserve">líder en un período lectivo; 9) </w:t>
+      </w:r>
+      <w:proofErr w:type="spellStart"/>
+      <w:r>
+        <w:t>doc_expediente_asignaciones</w:t>
+      </w:r>
+      <w:proofErr w:type="spellEnd"/>
+      <w:r>
+        <w:t xml:space="preserve">: Mapeo formal de docentes y paralelos asignados desde el distributivo de </w:t>
+      </w:r>
+      <w:proofErr w:type="spellStart"/>
+      <w:r>
+        <w:t>asignaciones_profesores</w:t>
+      </w:r>
+      <w:proofErr w:type="spellEnd"/>
+      <w:r>
+        <w:t xml:space="preserve"> de SIGAFI.</w:t>
       </w:r>
     </w:p>
     <w:p>
@@ -10326,7 +11116,79 @@
         <w:spacing w:after="120"/>
       </w:pPr>
       <w:r>
-        <w:t>Módulo 3: Arquitectura Pedagógica Oficial del PEA (8 tablas). 10) doc_pea: Cabecera pedagógica del PEA con balance horológico (CD, APE, AA), créditos, objetivos, metodología, recursos didácticos y máquina de estados; 11) doc_pea_prerrequisitos (Sección c); 12) doc_pea_unidades (Sección f); 13) doc_pea_temas (Sección f); 14) doc_pea_resultados_aprendizaje (Secciones d y e); 15) doc_pea_actividades_practicas (Sección h); 16) doc_pea_evaluaciones (Sección i); 17) doc_pea_bibliografia (Sección j).</w:t>
+        <w:t xml:space="preserve">Módulo 3: Arquitectura Pedagógica Oficial del PEA (8 tablas). 10) </w:t>
+      </w:r>
+      <w:proofErr w:type="spellStart"/>
+      <w:r>
+        <w:t>doc_pea</w:t>
+      </w:r>
+      <w:proofErr w:type="spellEnd"/>
+      <w:r>
+        <w:t xml:space="preserve">: Cabecera pedagógica del PEA con balance </w:t>
+      </w:r>
+      <w:proofErr w:type="spellStart"/>
+      <w:r>
+        <w:t>horológico</w:t>
+      </w:r>
+      <w:proofErr w:type="spellEnd"/>
+      <w:r>
+        <w:t xml:space="preserve"> (CD, APE, AA), créditos, objetivos, metodología, recursos didácticos y máquina de estados; 11) </w:t>
+      </w:r>
+      <w:proofErr w:type="spellStart"/>
+      <w:r>
+        <w:t>doc_pea_prerrequisitos</w:t>
+      </w:r>
+      <w:proofErr w:type="spellEnd"/>
+      <w:r>
+        <w:t xml:space="preserve"> (Sección c); 12) </w:t>
+      </w:r>
+      <w:proofErr w:type="spellStart"/>
+      <w:r>
+        <w:t>doc_pea_unidades</w:t>
+      </w:r>
+      <w:proofErr w:type="spellEnd"/>
+      <w:r>
+        <w:t xml:space="preserve"> (Sección f); 13) </w:t>
+      </w:r>
+      <w:proofErr w:type="spellStart"/>
+      <w:r>
+        <w:t>doc_pea_temas</w:t>
+      </w:r>
+      <w:proofErr w:type="spellEnd"/>
+      <w:r>
+        <w:t xml:space="preserve"> (Sección f); 14) </w:t>
+      </w:r>
+      <w:proofErr w:type="spellStart"/>
+      <w:r>
+        <w:t>doc_pea_resultados_aprendizaje</w:t>
+      </w:r>
+      <w:proofErr w:type="spellEnd"/>
+      <w:r>
+        <w:t xml:space="preserve"> (Secciones d y e); 15) </w:t>
+      </w:r>
+      <w:proofErr w:type="spellStart"/>
+      <w:r>
+        <w:t>doc_pea_actividades_practicas</w:t>
+      </w:r>
+      <w:proofErr w:type="spellEnd"/>
+      <w:r>
+        <w:t xml:space="preserve"> (Sección h); 16) </w:t>
+      </w:r>
+      <w:proofErr w:type="spellStart"/>
+      <w:r>
+        <w:t>doc_pea_evaluaciones</w:t>
+      </w:r>
+      <w:proofErr w:type="spellEnd"/>
+      <w:r>
+        <w:t xml:space="preserve"> (Sección i); 17) </w:t>
+      </w:r>
+      <w:proofErr w:type="spellStart"/>
+      <w:r>
+        <w:t>doc_pea_bibliografia</w:t>
+      </w:r>
+      <w:proofErr w:type="spellEnd"/>
+      <w:r>
+        <w:t xml:space="preserve"> (Sección j).</w:t>
       </w:r>
     </w:p>
     <w:p>
@@ -10334,7 +11196,31 @@
         <w:spacing w:after="120"/>
       </w:pPr>
       <w:r>
-        <w:t>Módulo 4: Circuito de Calidad, Auditoría y Firmas Digitales (3 tablas). 18) doc_pea_observaciones: registro de observaciones y respuestas; 19) doc_pea_trazabilidad: registro de transiciones y auditoría, cuya conservación frente a todas las rutas de cambio debe verificarse; 20) doc_documentos_firmas: estructura propuesta para responsable, fecha, código visible y datos de integridad. La correspondencia con los nombres usados por los servicios de firma requiere conciliación.</w:t>
+        <w:t xml:space="preserve">Módulo 4: Circuito de Calidad, Auditoría y Firmas Digitales (3 tablas). 18) </w:t>
+      </w:r>
+      <w:proofErr w:type="spellStart"/>
+      <w:r>
+        <w:t>doc_pea_observaciones</w:t>
+      </w:r>
+      <w:proofErr w:type="spellEnd"/>
+      <w:r>
+        <w:t xml:space="preserve">: registro de observaciones y respuestas; 19) </w:t>
+      </w:r>
+      <w:proofErr w:type="spellStart"/>
+      <w:r>
+        <w:t>doc_pea_trazabilidad</w:t>
+      </w:r>
+      <w:proofErr w:type="spellEnd"/>
+      <w:r>
+        <w:t xml:space="preserve">: registro de transiciones y auditoría, cuya conservación frente a todas las rutas de cambio debe verificarse; 20) </w:t>
+      </w:r>
+      <w:proofErr w:type="spellStart"/>
+      <w:r>
+        <w:t>doc_documentos_firmas</w:t>
+      </w:r>
+      <w:proofErr w:type="spellEnd"/>
+      <w:r>
+        <w:t>: estructura propuesta para responsable, fecha, código visible y datos de integridad. La correspondencia con los nombres usados por los servicios de firma requiere conciliación.</w:t>
       </w:r>
     </w:p>
     <w:p>
@@ -10359,7 +11245,15 @@
         <w:spacing w:after="120"/>
       </w:pPr>
       <w:r>
-        <w:t>El Anexo B presenta el inventario de las 20 tablas del script consolidado, sus claves principales y sus relaciones. A continuación se resumen ocho estructuras relevantes. Los nombres y tipos corresponden a ese script; la compatibilidad con los servicios deberá verificarse en una base de pruebas.</w:t>
+        <w:t xml:space="preserve">El Anexo B presenta el inventario de las 20 tablas del script consolidado, sus claves principales y sus relaciones. A </w:t>
+      </w:r>
+      <w:proofErr w:type="gramStart"/>
+      <w:r>
+        <w:t>continuación</w:t>
+      </w:r>
+      <w:proofErr w:type="gramEnd"/>
+      <w:r>
+        <w:t xml:space="preserve"> se resumen ocho estructuras relevantes. Los nombres y tipos corresponden a ese script; la compatibilidad con los servicios deberá verificarse en una base de pruebas.</w:t>
       </w:r>
     </w:p>
     <w:p>
@@ -10367,8 +11261,85 @@
         <w:spacing w:after="120"/>
         <w:ind w:left="720"/>
       </w:pPr>
-      <w:r>
-        <w:t>doc_pea contiene la cabecera y el contexto del PEA: idPea (INT), idExpediente (INT), idPeriodo (CHAR(7)), carga horaria y creditos (DECIMAL(4,2)). El estado admite Borrador, EnRevision, RevisadoCoord, RevisadoAcad, Observado, Corregido, Aprobado, Publicado y Rechazado. El archivo incluye referencias a la asignación, malla y detalle de malla.</w:t>
+      <w:proofErr w:type="spellStart"/>
+      <w:r>
+        <w:t>doc_pea</w:t>
+      </w:r>
+      <w:proofErr w:type="spellEnd"/>
+      <w:r>
+        <w:t xml:space="preserve"> contiene la cabecera y el contexto del PEA: </w:t>
+      </w:r>
+      <w:proofErr w:type="spellStart"/>
+      <w:r>
+        <w:t>idPea</w:t>
+      </w:r>
+      <w:proofErr w:type="spellEnd"/>
+      <w:r>
+        <w:t xml:space="preserve"> (INT), </w:t>
+      </w:r>
+      <w:proofErr w:type="spellStart"/>
+      <w:r>
+        <w:t>idExpediente</w:t>
+      </w:r>
+      <w:proofErr w:type="spellEnd"/>
+      <w:r>
+        <w:t xml:space="preserve"> (INT), </w:t>
+      </w:r>
+      <w:proofErr w:type="spellStart"/>
+      <w:r>
+        <w:t>idPeriodo</w:t>
+      </w:r>
+      <w:proofErr w:type="spellEnd"/>
+      <w:r>
+        <w:t xml:space="preserve"> (</w:t>
+      </w:r>
+      <w:proofErr w:type="gramStart"/>
+      <w:r>
+        <w:t>CHAR(</w:t>
+      </w:r>
+      <w:proofErr w:type="gramEnd"/>
+      <w:r>
+        <w:t xml:space="preserve">7)), carga horaria y </w:t>
+      </w:r>
+      <w:proofErr w:type="spellStart"/>
+      <w:r>
+        <w:t>creditos</w:t>
+      </w:r>
+      <w:proofErr w:type="spellEnd"/>
+      <w:r>
+        <w:t xml:space="preserve"> (</w:t>
+      </w:r>
+      <w:proofErr w:type="gramStart"/>
+      <w:r>
+        <w:t>DECIMAL(</w:t>
+      </w:r>
+      <w:proofErr w:type="gramEnd"/>
+      <w:r>
+        <w:t xml:space="preserve">4,2)). El estado admite Borrador, </w:t>
+      </w:r>
+      <w:proofErr w:type="spellStart"/>
+      <w:r>
+        <w:t>EnRevision</w:t>
+      </w:r>
+      <w:proofErr w:type="spellEnd"/>
+      <w:r>
+        <w:t xml:space="preserve">, </w:t>
+      </w:r>
+      <w:proofErr w:type="spellStart"/>
+      <w:r>
+        <w:t>RevisadoCoord</w:t>
+      </w:r>
+      <w:proofErr w:type="spellEnd"/>
+      <w:r>
+        <w:t xml:space="preserve">, </w:t>
+      </w:r>
+      <w:proofErr w:type="spellStart"/>
+      <w:r>
+        <w:t>RevisadoAcad</w:t>
+      </w:r>
+      <w:proofErr w:type="spellEnd"/>
+      <w:r>
+        <w:t>, Observado, Corregido, Aprobado, Publicado y Rechazado. El archivo incluye referencias a la asignación, malla y detalle de malla.</w:t>
       </w:r>
     </w:p>
     <w:p>
@@ -10376,9 +11347,22 @@
         <w:spacing w:after="120"/>
         <w:ind w:left="720"/>
       </w:pPr>
+      <w:proofErr w:type="spellStart"/>
       <w:r>
         <w:lastRenderedPageBreak/>
-        <w:t>doc_pea_unidades relaciona cada unidad con idPea y almacena su nombre, secuencia y horas totales, docentes, práctico-experimentales y autónomas. Los campos horarios del script son enteros; la consistencia de sus sumas deberá verificarse en la lógica de negocio.</w:t>
+        <w:t>doc_pea_unidades</w:t>
+      </w:r>
+      <w:proofErr w:type="spellEnd"/>
+      <w:r>
+        <w:t xml:space="preserve"> relaciona cada unidad con </w:t>
+      </w:r>
+      <w:proofErr w:type="spellStart"/>
+      <w:r>
+        <w:t>idPea</w:t>
+      </w:r>
+      <w:proofErr w:type="spellEnd"/>
+      <w:r>
+        <w:t xml:space="preserve"> y almacena su nombre, secuencia y horas totales, docentes, práctico-experimentales y autónomas. Los campos horarios del script son enteros; la consistencia de sus sumas deberá verificarse en la lógica de negocio.</w:t>
       </w:r>
     </w:p>
     <w:p>
@@ -10386,8 +11370,45 @@
         <w:spacing w:after="120"/>
         <w:ind w:left="720"/>
       </w:pPr>
-      <w:r>
-        <w:t>doc_pea_temas relaciona cada tema con idUnidad y almacena numeroTema, tituloTema, descripcionSubtemas y orden. Su pertenencia al PEA se resuelve a través de la unidad.</w:t>
+      <w:proofErr w:type="spellStart"/>
+      <w:r>
+        <w:t>doc_pea_temas</w:t>
+      </w:r>
+      <w:proofErr w:type="spellEnd"/>
+      <w:r>
+        <w:t xml:space="preserve"> relaciona cada tema con </w:t>
+      </w:r>
+      <w:proofErr w:type="spellStart"/>
+      <w:r>
+        <w:t>idUnidad</w:t>
+      </w:r>
+      <w:proofErr w:type="spellEnd"/>
+      <w:r>
+        <w:t xml:space="preserve"> y almacena </w:t>
+      </w:r>
+      <w:proofErr w:type="spellStart"/>
+      <w:r>
+        <w:t>numeroTema</w:t>
+      </w:r>
+      <w:proofErr w:type="spellEnd"/>
+      <w:r>
+        <w:t xml:space="preserve">, </w:t>
+      </w:r>
+      <w:proofErr w:type="spellStart"/>
+      <w:r>
+        <w:t>tituloTema</w:t>
+      </w:r>
+      <w:proofErr w:type="spellEnd"/>
+      <w:r>
+        <w:t xml:space="preserve">, </w:t>
+      </w:r>
+      <w:proofErr w:type="spellStart"/>
+      <w:r>
+        <w:t>descripcionSubtemas</w:t>
+      </w:r>
+      <w:proofErr w:type="spellEnd"/>
+      <w:r>
+        <w:t xml:space="preserve"> y orden. Su pertenencia al PEA se resuelve a través de la unidad.</w:t>
       </w:r>
     </w:p>
     <w:p>
@@ -10395,8 +11416,69 @@
         <w:spacing w:after="120"/>
         <w:ind w:left="720"/>
       </w:pPr>
-      <w:r>
-        <w:t>doc_pea_actividades_practicas contiene idPractica, idPea, idUnidad, nombrePractica, caracterizacion y duracionHoras. idUnidad es opcional en el script. Al guardar y reconstruir las colecciones debe conservarse la relación de la práctica con la unidad correspondiente.</w:t>
+      <w:proofErr w:type="spellStart"/>
+      <w:r>
+        <w:t>doc_pea_actividades_practicas</w:t>
+      </w:r>
+      <w:proofErr w:type="spellEnd"/>
+      <w:r>
+        <w:t xml:space="preserve"> contiene </w:t>
+      </w:r>
+      <w:proofErr w:type="spellStart"/>
+      <w:r>
+        <w:t>idPractica</w:t>
+      </w:r>
+      <w:proofErr w:type="spellEnd"/>
+      <w:r>
+        <w:t xml:space="preserve">, </w:t>
+      </w:r>
+      <w:proofErr w:type="spellStart"/>
+      <w:r>
+        <w:t>idPea</w:t>
+      </w:r>
+      <w:proofErr w:type="spellEnd"/>
+      <w:r>
+        <w:t xml:space="preserve">, </w:t>
+      </w:r>
+      <w:proofErr w:type="spellStart"/>
+      <w:r>
+        <w:t>idUnidad</w:t>
+      </w:r>
+      <w:proofErr w:type="spellEnd"/>
+      <w:r>
+        <w:t xml:space="preserve">, </w:t>
+      </w:r>
+      <w:proofErr w:type="spellStart"/>
+      <w:r>
+        <w:t>nombrePractica</w:t>
+      </w:r>
+      <w:proofErr w:type="spellEnd"/>
+      <w:r>
+        <w:t xml:space="preserve">, </w:t>
+      </w:r>
+      <w:proofErr w:type="spellStart"/>
+      <w:r>
+        <w:t>caracterizacion</w:t>
+      </w:r>
+      <w:proofErr w:type="spellEnd"/>
+      <w:r>
+        <w:t xml:space="preserve"> y </w:t>
+      </w:r>
+      <w:proofErr w:type="spellStart"/>
+      <w:r>
+        <w:t>duracionHoras</w:t>
+      </w:r>
+      <w:proofErr w:type="spellEnd"/>
+      <w:r>
+        <w:t xml:space="preserve">. </w:t>
+      </w:r>
+      <w:proofErr w:type="spellStart"/>
+      <w:r>
+        <w:t>idUnidad</w:t>
+      </w:r>
+      <w:proofErr w:type="spellEnd"/>
+      <w:r>
+        <w:t xml:space="preserve"> es opcional en el script. Al guardar y reconstruir las colecciones debe conservarse la relación de la práctica con la unidad correspondiente.</w:t>
       </w:r>
     </w:p>
     <w:p>
@@ -10404,8 +11486,37 @@
         <w:spacing w:after="120"/>
         <w:ind w:left="720"/>
       </w:pPr>
-      <w:r>
-        <w:t>doc_pea_evaluaciones registra denominacion, tipoEvaluacion, calificacionMaxima y orden. El formato de referencia contempla nota parcial 1, nota parcial 2 y evaluación final, cada una expresada sobre diez puntos. No se interpreta esa estructura como una suma de tres calificaciones que deba ser igual a diez.</w:t>
+      <w:proofErr w:type="spellStart"/>
+      <w:r>
+        <w:t>doc_pea_evaluaciones</w:t>
+      </w:r>
+      <w:proofErr w:type="spellEnd"/>
+      <w:r>
+        <w:t xml:space="preserve"> registra </w:t>
+      </w:r>
+      <w:proofErr w:type="spellStart"/>
+      <w:r>
+        <w:t>denominacion</w:t>
+      </w:r>
+      <w:proofErr w:type="spellEnd"/>
+      <w:r>
+        <w:t xml:space="preserve">, </w:t>
+      </w:r>
+      <w:proofErr w:type="spellStart"/>
+      <w:r>
+        <w:t>tipoEvaluacion</w:t>
+      </w:r>
+      <w:proofErr w:type="spellEnd"/>
+      <w:r>
+        <w:t xml:space="preserve">, </w:t>
+      </w:r>
+      <w:proofErr w:type="spellStart"/>
+      <w:r>
+        <w:t>calificacionMaxima</w:t>
+      </w:r>
+      <w:proofErr w:type="spellEnd"/>
+      <w:r>
+        <w:t xml:space="preserve"> y orden. El formato de referencia contempla nota parcial 1, nota parcial 2 y evaluación final, cada una expresada sobre diez puntos. No se interpreta esa estructura como una suma de tres calificaciones que deba ser igual a diez.</w:t>
       </w:r>
     </w:p>
     <w:p>
@@ -10413,8 +11524,69 @@
         <w:spacing w:after="120"/>
         <w:ind w:left="720"/>
       </w:pPr>
-      <w:r>
-        <w:t>doc_pea_bibliografia almacena tipoBibliografia, autor, anio, tituloLibro, editorialCiudad, isbn, urlRecurso y citaCompletaApa. La selección de fuentes deberá atender su pertinencia y disponibilidad; una recomendación de antigüedad no se asumirá como prohibición universal de bibliografía clásica.</w:t>
+      <w:proofErr w:type="spellStart"/>
+      <w:r>
+        <w:t>doc_pea_bibliografia</w:t>
+      </w:r>
+      <w:proofErr w:type="spellEnd"/>
+      <w:r>
+        <w:t xml:space="preserve"> almacena </w:t>
+      </w:r>
+      <w:proofErr w:type="spellStart"/>
+      <w:r>
+        <w:t>tipoBibliografia</w:t>
+      </w:r>
+      <w:proofErr w:type="spellEnd"/>
+      <w:r>
+        <w:t xml:space="preserve">, autor, </w:t>
+      </w:r>
+      <w:proofErr w:type="spellStart"/>
+      <w:r>
+        <w:t>anio</w:t>
+      </w:r>
+      <w:proofErr w:type="spellEnd"/>
+      <w:r>
+        <w:t xml:space="preserve">, </w:t>
+      </w:r>
+      <w:proofErr w:type="spellStart"/>
+      <w:r>
+        <w:t>tituloLibro</w:t>
+      </w:r>
+      <w:proofErr w:type="spellEnd"/>
+      <w:r>
+        <w:t xml:space="preserve">, </w:t>
+      </w:r>
+      <w:proofErr w:type="spellStart"/>
+      <w:r>
+        <w:t>editorialCiudad</w:t>
+      </w:r>
+      <w:proofErr w:type="spellEnd"/>
+      <w:r>
+        <w:t xml:space="preserve">, </w:t>
+      </w:r>
+      <w:proofErr w:type="spellStart"/>
+      <w:r>
+        <w:t>isbn</w:t>
+      </w:r>
+      <w:proofErr w:type="spellEnd"/>
+      <w:r>
+        <w:t xml:space="preserve">, </w:t>
+      </w:r>
+      <w:proofErr w:type="spellStart"/>
+      <w:r>
+        <w:t>urlRecurso</w:t>
+      </w:r>
+      <w:proofErr w:type="spellEnd"/>
+      <w:r>
+        <w:t xml:space="preserve"> y </w:t>
+      </w:r>
+      <w:proofErr w:type="spellStart"/>
+      <w:r>
+        <w:t>citaCompletaApa</w:t>
+      </w:r>
+      <w:proofErr w:type="spellEnd"/>
+      <w:r>
+        <w:t>. La selección de fuentes deberá atender su pertinencia y disponibilidad; una recomendación de antigüedad no se asumirá como prohibición universal de bibliografía clásica.</w:t>
       </w:r>
     </w:p>
     <w:p>
@@ -10422,8 +11594,13 @@
         <w:spacing w:after="120"/>
         <w:ind w:left="720"/>
       </w:pPr>
-      <w:r>
-        <w:t>doc_pea_observaciones vincula el PEA con el observador, la sección, el texto y la respuesta docente. El estado distingue Pendiente, Subsanada y Desestimada. Las fechas permiten ordenar la atención, pero el cierre efectivo deberá comprobarse junto con las reglas de revisión.</w:t>
+      <w:proofErr w:type="spellStart"/>
+      <w:r>
+        <w:t>doc_pea_observaciones</w:t>
+      </w:r>
+      <w:proofErr w:type="spellEnd"/>
+      <w:r>
+        <w:t xml:space="preserve"> vincula el PEA con el observador, la sección, el texto y la respuesta docente. El estado distingue Pendiente, Subsanada y Desestimada. Las fechas permiten ordenar la atención, pero el cierre efectivo deberá comprobarse junto con las reglas de revisión.</w:t>
       </w:r>
     </w:p>
     <w:p>
@@ -10431,9 +11608,78 @@
         <w:spacing w:after="120"/>
         <w:ind w:left="720"/>
       </w:pPr>
+      <w:proofErr w:type="spellStart"/>
       <w:r>
         <w:lastRenderedPageBreak/>
-        <w:t>doc_documentos_firmas, en el script consolidado, contiene idUsuarioFirmante, rolFirmante, codigoVerificacion, hashDocumento y firmaDigitalBase64. El servicio emplea propiedades como FirmanteId, FirmaCode, DocHash y HmacHash. Esta diferencia requiere reconciliar script y mapeo antes de afirmar que representan un único esquema operativo.</w:t>
+        <w:t>doc_documentos_firmas</w:t>
+      </w:r>
+      <w:proofErr w:type="spellEnd"/>
+      <w:r>
+        <w:t xml:space="preserve">, en el script consolidado, contiene </w:t>
+      </w:r>
+      <w:proofErr w:type="spellStart"/>
+      <w:r>
+        <w:t>idUsuarioFirmante</w:t>
+      </w:r>
+      <w:proofErr w:type="spellEnd"/>
+      <w:r>
+        <w:t xml:space="preserve">, </w:t>
+      </w:r>
+      <w:proofErr w:type="spellStart"/>
+      <w:r>
+        <w:t>rolFirmante</w:t>
+      </w:r>
+      <w:proofErr w:type="spellEnd"/>
+      <w:r>
+        <w:t xml:space="preserve">, </w:t>
+      </w:r>
+      <w:proofErr w:type="spellStart"/>
+      <w:r>
+        <w:t>codigoVerificacion</w:t>
+      </w:r>
+      <w:proofErr w:type="spellEnd"/>
+      <w:r>
+        <w:t xml:space="preserve">, </w:t>
+      </w:r>
+      <w:proofErr w:type="spellStart"/>
+      <w:r>
+        <w:t>hashDocumento</w:t>
+      </w:r>
+      <w:proofErr w:type="spellEnd"/>
+      <w:r>
+        <w:t xml:space="preserve"> y firmaDigitalBase64. El servicio emplea propiedades como </w:t>
+      </w:r>
+      <w:proofErr w:type="spellStart"/>
+      <w:r>
+        <w:t>FirmanteId</w:t>
+      </w:r>
+      <w:proofErr w:type="spellEnd"/>
+      <w:r>
+        <w:t xml:space="preserve">, </w:t>
+      </w:r>
+      <w:proofErr w:type="spellStart"/>
+      <w:r>
+        <w:t>FirmaCode</w:t>
+      </w:r>
+      <w:proofErr w:type="spellEnd"/>
+      <w:r>
+        <w:t xml:space="preserve">, </w:t>
+      </w:r>
+      <w:proofErr w:type="spellStart"/>
+      <w:r>
+        <w:t>DocHash</w:t>
+      </w:r>
+      <w:proofErr w:type="spellEnd"/>
+      <w:r>
+        <w:t xml:space="preserve"> y </w:t>
+      </w:r>
+      <w:proofErr w:type="spellStart"/>
+      <w:r>
+        <w:t>HmacHash</w:t>
+      </w:r>
+      <w:proofErr w:type="spellEnd"/>
+      <w:r>
+        <w:t>. Esta diferencia requiere reconciliar script y mapeo antes de afirmar que representan un único esquema operativo.</w:t>
       </w:r>
     </w:p>
     <w:p>
@@ -10449,7 +11695,23 @@
           <w:rFonts w:ascii="Times New Roman" w:hAnsi="Times New Roman"/>
           <w:i/>
         </w:rPr>
-        <w:t>2.3.4. Diseño de Interfaces de Usuario (Shell DOSIERBuilder y Editor Geist)</w:t>
+        <w:t xml:space="preserve">2.3.4. Diseño de Interfaces de Usuario (Shell </w:t>
+      </w:r>
+      <w:proofErr w:type="spellStart"/>
+      <w:r>
+        <w:rPr>
+          <w:rFonts w:ascii="Times New Roman" w:hAnsi="Times New Roman"/>
+          <w:i/>
+        </w:rPr>
+        <w:t>DOSIERBuilder</w:t>
+      </w:r>
+      <w:proofErr w:type="spellEnd"/>
+      <w:r>
+        <w:rPr>
+          <w:rFonts w:ascii="Times New Roman" w:hAnsi="Times New Roman"/>
+          <w:i/>
+        </w:rPr>
+        <w:t xml:space="preserve"> y Editor Geist)</w:t>
       </w:r>
       <w:bookmarkEnd w:id="60"/>
     </w:p>
@@ -10483,7 +11745,39 @@
         <w:spacing w:after="120"/>
       </w:pPr>
       <w:r>
-        <w:t>La construcción incluye PeaService para PEA, observaciones y aprobación; AcademicContextResolver para el contexto académico; DocumentEngine para PDF; y un Hub que transmite y persiste actualizaciones Yjs. En el cliente existen formularios de PEA, guardado automático y acciones de revisión. El cierre técnico exige corregir los controles de integridad, autorización y sincronización para que las operaciones de interfaz y API produzcan la misma revisión verificable.</w:t>
+        <w:t xml:space="preserve">La construcción incluye </w:t>
+      </w:r>
+      <w:proofErr w:type="spellStart"/>
+      <w:r>
+        <w:t>PeaService</w:t>
+      </w:r>
+      <w:proofErr w:type="spellEnd"/>
+      <w:r>
+        <w:t xml:space="preserve"> para PEA, observaciones y aprobación; </w:t>
+      </w:r>
+      <w:proofErr w:type="spellStart"/>
+      <w:r>
+        <w:t>AcademicContextResolver</w:t>
+      </w:r>
+      <w:proofErr w:type="spellEnd"/>
+      <w:r>
+        <w:t xml:space="preserve"> para el contexto académico; </w:t>
+      </w:r>
+      <w:proofErr w:type="spellStart"/>
+      <w:r>
+        <w:t>DocumentEngine</w:t>
+      </w:r>
+      <w:proofErr w:type="spellEnd"/>
+      <w:r>
+        <w:t xml:space="preserve"> para PDF; y un Hub que transmite y persiste actualizaciones </w:t>
+      </w:r>
+      <w:proofErr w:type="spellStart"/>
+      <w:r>
+        <w:t>Yjs</w:t>
+      </w:r>
+      <w:proofErr w:type="spellEnd"/>
+      <w:r>
+        <w:t>. En el cliente existen formularios de PEA, guardado automático y acciones de revisión. El cierre técnico exige corregir los controles de integridad, autorización y sincronización para que las operaciones de interfaz y API produzcan la misma revisión verificable.</w:t>
       </w:r>
     </w:p>
     <w:p>
@@ -10498,16 +11792,56 @@
     </w:p>
     <w:p>
       <w:r>
-        <w:t xml:space="preserve">La inspección estática tomó el commit 31ae08ab80cd160a5cf026997d0c2ade7b763efb del 24 de septiembre de 2026. Se localizaron cuatro proyectos productivos de backend y uno de pruebas, 22 archivos de controladores con 157 anotaciones de acciones HTTP, y 48 métodos </w:t>
+        <w:t xml:space="preserve">La inspección estática tomó el </w:t>
+      </w:r>
+      <w:proofErr w:type="spellStart"/>
+      <w:r>
+        <w:t>commit</w:t>
+      </w:r>
+      <w:proofErr w:type="spellEnd"/>
+      <w:r>
+        <w:t xml:space="preserve"> 31ae08ab80cd160a5cf026997d0c2ade7b763efb del 24 de septiembre de 2026. Se localizaron cuatro proyectos productivos de </w:t>
+      </w:r>
+      <w:proofErr w:type="spellStart"/>
+      <w:r>
+        <w:t>backend</w:t>
+      </w:r>
+      <w:proofErr w:type="spellEnd"/>
+      <w:r>
+        <w:t xml:space="preserve"> y uno de pruebas, 22 archivos de controladores con 157 anotaciones de acciones HTTP, y 48 métodos </w:t>
       </w:r>
       <w:r>
         <w:lastRenderedPageBreak/>
-        <w:t>marcados [Fact] o [Theory]. Estas cifras describen el código disponible; no indican que todas las rutas sean utilizables ni que todas las pruebas hayan sido ejecutadas.</w:t>
-      </w:r>
-    </w:p>
-    <w:p>
-      <w:r>
-        <w:t>En el flujo curricular se encuentran la resolución de asignación y malla, las operaciones de PEA, observaciones y firma, plantillas PDF y las vistas web de asignaturas y supervisión. La sincronización colaborativa utiliza Yjs y SignalR con persistencia de actualizaciones. El cliente muestra cálculos horarios y guarda cambios, pero la validación curricular decisiva debe repetirse en el servidor y abarcar cada operación de envío y aprobación.</w:t>
+        <w:t>marcados [</w:t>
+      </w:r>
+      <w:proofErr w:type="spellStart"/>
+      <w:r>
+        <w:t>Fact</w:t>
+      </w:r>
+      <w:proofErr w:type="spellEnd"/>
+      <w:r>
+        <w:t>] o [Theory]. Estas cifras describen el código disponible; no indican que todas las rutas sean utilizables ni que todas las pruebas hayan sido ejecutadas.</w:t>
+      </w:r>
+    </w:p>
+    <w:p>
+      <w:r>
+        <w:t xml:space="preserve">En el flujo curricular se encuentran la resolución de asignación y malla, las operaciones de PEA, observaciones y firma, plantillas PDF y las vistas web de asignaturas y supervisión. La sincronización colaborativa utiliza </w:t>
+      </w:r>
+      <w:proofErr w:type="spellStart"/>
+      <w:r>
+        <w:t>Yjs</w:t>
+      </w:r>
+      <w:proofErr w:type="spellEnd"/>
+      <w:r>
+        <w:t xml:space="preserve"> y </w:t>
+      </w:r>
+      <w:proofErr w:type="spellStart"/>
+      <w:r>
+        <w:t>SignalR</w:t>
+      </w:r>
+      <w:proofErr w:type="spellEnd"/>
+      <w:r>
+        <w:t xml:space="preserve"> con persistencia de actualizaciones. El cliente muestra cálculos horarios y guarda cambios, pero la validación curricular decisiva debe repetirse en el servidor y abarcar cada operación de envío y aprobación.</w:t>
       </w:r>
     </w:p>
     <w:p>
@@ -10517,12 +11851,28 @@
     </w:p>
     <w:p>
       <w:r>
-        <w:t>El servicio de firma del PEA registra una aprobación institucional basada en hash y HMAC. La firma criptográfica CAdES de PDF existe en un servicio documental independiente, pero no se ha demostrado que el flujo PEA la aplique al archivo final. Asimismo, la comprobación del certificado PKCS#12 revisada no demuestra cadena de confianza, vigencia ni revocación. La emisión oficial requiere una política institucional que distinga ambos mecanismos.</w:t>
-      </w:r>
-    </w:p>
-    <w:p>
-      <w:r>
-        <w:t>El repositorio incluye infraestructura de contenedores y flujos de despliegue. El flujo revisado recrea la base sigafi_es en cada ejecución y los scripts de instalación contienen instrucciones de eliminación de tablas. Estas configuraciones son apropiadas para examinar un entorno de ensayo controlado, pero deberán reemplazarse o corregirse antes de una actualización con datos que deban conservarse. No se dispone en este corte de evidencia de restauración, disponibilidad ni operación institucional.</w:t>
+        <w:t xml:space="preserve">El servicio de firma del PEA registra una aprobación institucional basada en hash y HMAC. La firma criptográfica </w:t>
+      </w:r>
+      <w:proofErr w:type="spellStart"/>
+      <w:r>
+        <w:t>CAdES</w:t>
+      </w:r>
+      <w:proofErr w:type="spellEnd"/>
+      <w:r>
+        <w:t xml:space="preserve"> de PDF existe en un servicio documental independiente, pero no se ha demostrado que el flujo PEA la aplique al archivo final. Asimismo, la comprobación del certificado PKCS#12 revisada no demuestra cadena de confianza, vigencia ni revocación. La emisión oficial requiere una política institucional que distinga ambos mecanismos.</w:t>
+      </w:r>
+    </w:p>
+    <w:p>
+      <w:r>
+        <w:t xml:space="preserve">El repositorio incluye infraestructura de contenedores y flujos de despliegue. El flujo revisado recrea la base </w:t>
+      </w:r>
+      <w:proofErr w:type="spellStart"/>
+      <w:r>
+        <w:t>sigafi_es</w:t>
+      </w:r>
+      <w:proofErr w:type="spellEnd"/>
+      <w:r>
+        <w:t xml:space="preserve"> en cada ejecución y los scripts de instalación contienen instrucciones de eliminación de tablas. Estas configuraciones son apropiadas para examinar un entorno de ensayo controlado, pero deberán reemplazarse o corregirse antes de una actualización con datos que deban conservarse. No se dispone en este corte de evidencia de restauración, disponibilidad ni operación institucional.</w:t>
       </w:r>
     </w:p>
     <w:p>
@@ -11162,7 +12512,7 @@
       <w:bookmarkStart w:id="66" w:name="_Toc87262808"/>
       <w:bookmarkStart w:id="67" w:name="_Toc241153615"/>
       <w:r>
-        <w:t>PROTOCOLO DE PRUEBAS</w:t>
+        <w:t>RESULTADOS PARCIALES Y PROTOCOLO DE EVALUACIÓN</w:t>
       </w:r>
       <w:bookmarkEnd w:id="66"/>
       <w:bookmarkEnd w:id="67"/>
@@ -11172,7 +12522,15 @@
         <w:spacing w:after="120"/>
       </w:pPr>
       <w:r>
-        <w:t>Este capítulo distingue tres clases de evidencia: artefactos de diseño y código, resultados de ejecuciones documentadas y criterios aún no verificados. El corte de código corresponde al commit 31ae08ab80cd160a5cf026997d0c2ade7b763efb del 24 de septiembre de 2026. La inspección estática identifica componentes y riesgos, pero no se interpreta como aprobación de pruebas ni como aceptación institucional.</w:t>
+        <w:t xml:space="preserve">Este capítulo distingue tres clases de evidencia: artefactos de diseño y código, resultados de ejecuciones documentadas y criterios aún no verificados. El corte de código corresponde al </w:t>
+      </w:r>
+      <w:proofErr w:type="spellStart"/>
+      <w:r>
+        <w:t>commit</w:t>
+      </w:r>
+      <w:proofErr w:type="spellEnd"/>
+      <w:r>
+        <w:t xml:space="preserve"> 31ae08ab80cd160a5cf026997d0c2ade7b763efb del 24 de septiembre de 2026. La inspección estática identifica componentes y riesgos, pero no se interpreta como aprobación de pruebas ni como aceptación institucional.</w:t>
       </w:r>
     </w:p>
     <w:p>
@@ -11215,7 +12573,47 @@
         <w:spacing w:after="120"/>
       </w:pPr>
       <w:r>
-        <w:t>El documento de avance consigna que PeaFirmaTests, con xUnit, Moq y Entity Framework Core InMemory, obtuvo siete casos aprobados, ninguno fallido y ninguno omitido el 14 de septiembre de 2026. Es un antecedente puntual; esta revisión no volvió a ejecutar la suite. El repositorio actual contiene además métodos de prueba en otros módulos, cuya presencia no equivale a resultados aprobados. La evidencia unitaria no reemplaza integración con MySQL ni aceptación institucional.</w:t>
+        <w:t xml:space="preserve">El documento de avance consigna que </w:t>
+      </w:r>
+      <w:proofErr w:type="spellStart"/>
+      <w:r>
+        <w:t>PeaFirmaTests</w:t>
+      </w:r>
+      <w:proofErr w:type="spellEnd"/>
+      <w:r>
+        <w:t xml:space="preserve">, con </w:t>
+      </w:r>
+      <w:proofErr w:type="spellStart"/>
+      <w:r>
+        <w:t>xUnit</w:t>
+      </w:r>
+      <w:proofErr w:type="spellEnd"/>
+      <w:r>
+        <w:t xml:space="preserve">, </w:t>
+      </w:r>
+      <w:proofErr w:type="spellStart"/>
+      <w:r>
+        <w:t>Moq</w:t>
+      </w:r>
+      <w:proofErr w:type="spellEnd"/>
+      <w:r>
+        <w:t xml:space="preserve"> y </w:t>
+      </w:r>
+      <w:proofErr w:type="spellStart"/>
+      <w:r>
+        <w:t>Entity</w:t>
+      </w:r>
+      <w:proofErr w:type="spellEnd"/>
+      <w:r>
+        <w:t xml:space="preserve"> Framework Core </w:t>
+      </w:r>
+      <w:proofErr w:type="spellStart"/>
+      <w:r>
+        <w:t>InMemory</w:t>
+      </w:r>
+      <w:proofErr w:type="spellEnd"/>
+      <w:r>
+        <w:t>, obtuvo siete casos aprobados, ninguno fallido y ninguno omitido el 14 de septiembre de 2026. Es un antecedente puntual; esta revisión no volvió a ejecutar la suite. El repositorio actual contiene además métodos de prueba en otros módulos, cuya presencia no equivale a resultados aprobados. La evidencia unitaria no reemplaza integración con MySQL ni aceptación institucional.</w:t>
       </w:r>
     </w:p>
     <w:p>
@@ -11228,7 +12626,15 @@
       </w:r>
       <w:r>
         <w:lastRenderedPageBreak/>
-        <w:t>denominado CurricularValidationEngine, por lo que no se atribuye una cobertura automática a ese nombre utilizado en la documentación.</w:t>
+        <w:t xml:space="preserve">denominado </w:t>
+      </w:r>
+      <w:proofErr w:type="spellStart"/>
+      <w:r>
+        <w:t>CurricularValidationEngine</w:t>
+      </w:r>
+      <w:proofErr w:type="spellEnd"/>
+      <w:r>
+        <w:t>, por lo que no se atribuye una cobertura automática a ese nombre utilizado en la documentación.</w:t>
       </w:r>
     </w:p>
     <w:p>
@@ -11254,7 +12660,39 @@
         <w:spacing w:after="120"/>
       </w:pPr>
       <w:r>
-        <w:t>El registro anterior utilizó el filtro de clase PeaFirmaTests sobre dosier_tests, con destino net8.0 e informe TRX pea_tesis.trx. La duración informada corresponde a esa ejecución unitaria histórica; no representa la latencia de la aplicación ni una prueba de carga. La siguiente corrida deberá conservar el artefacto TRX junto con el commit y la configuración de entorno.</w:t>
+        <w:t xml:space="preserve">El registro anterior utilizó el filtro de clase </w:t>
+      </w:r>
+      <w:proofErr w:type="spellStart"/>
+      <w:r>
+        <w:t>PeaFirmaTests</w:t>
+      </w:r>
+      <w:proofErr w:type="spellEnd"/>
+      <w:r>
+        <w:t xml:space="preserve"> sobre </w:t>
+      </w:r>
+      <w:proofErr w:type="spellStart"/>
+      <w:r>
+        <w:t>dosier_tests</w:t>
+      </w:r>
+      <w:proofErr w:type="spellEnd"/>
+      <w:r>
+        <w:t xml:space="preserve">, con destino net8.0 e informe TRX </w:t>
+      </w:r>
+      <w:proofErr w:type="spellStart"/>
+      <w:r>
+        <w:t>pea_tesis.trx</w:t>
+      </w:r>
+      <w:proofErr w:type="spellEnd"/>
+      <w:r>
+        <w:t xml:space="preserve">. La duración informada corresponde a esa ejecución unitaria histórica; no representa la latencia de la aplicación ni una prueba de carga. La siguiente corrida deberá conservar el artefacto TRX junto con el </w:t>
+      </w:r>
+      <w:proofErr w:type="spellStart"/>
+      <w:r>
+        <w:t>commit</w:t>
+      </w:r>
+      <w:proofErr w:type="spellEnd"/>
+      <w:r>
+        <w:t xml:space="preserve"> y la configuración de entorno.</w:t>
       </w:r>
     </w:p>
     <w:p>
@@ -11385,8 +12823,16 @@
               <w:rPr>
                 <w:sz w:val="20"/>
               </w:rPr>
-              <w:t>Firma del docente y transición a EnRevision</w:t>
-            </w:r>
+              <w:t xml:space="preserve">Firma del docente y transición a </w:t>
+            </w:r>
+            <w:proofErr w:type="spellStart"/>
+            <w:r>
+              <w:rPr>
+                <w:sz w:val="20"/>
+              </w:rPr>
+              <w:t>EnRevision</w:t>
+            </w:r>
+            <w:proofErr w:type="spellEnd"/>
           </w:p>
         </w:tc>
         <w:tc>
@@ -11807,7 +13253,15 @@
         <w:ind w:left="720"/>
       </w:pPr>
       <w:r>
-        <w:t>Frontera SIGAFI. Se probará que la creación y edición del PEA no modifiquen tablas académicas, y que las consultas resuelvan malla, período, modalidad y asignación. Se revisarán por separado las operaciones de administración de catálogos y sus permisos. Los casos sin mallas_periodos o con datos incompletos deberán producir advertencias visibles y no aceptarse como validaciones satisfactorias.</w:t>
+        <w:t xml:space="preserve">Frontera SIGAFI. Se probará que la creación y edición del PEA no modifiquen tablas académicas, y que las consultas resuelvan malla, período, modalidad y asignación. Se revisarán por separado las operaciones de administración de catálogos y sus permisos. Los casos sin </w:t>
+      </w:r>
+      <w:proofErr w:type="spellStart"/>
+      <w:r>
+        <w:t>mallas_periodos</w:t>
+      </w:r>
+      <w:proofErr w:type="spellEnd"/>
+      <w:r>
+        <w:t xml:space="preserve"> o con datos incompletos deberán producir advertencias visibles y no aceptarse como validaciones satisfactorias.</w:t>
       </w:r>
     </w:p>
     <w:p>
@@ -11816,7 +13270,15 @@
         <w:ind w:left="720"/>
       </w:pPr>
       <w:r>
-        <w:t>Contratos de la API. Se verificará la serialización snake_case, las respuestas de error y el manejo de datos ausentes. Las pruebas deberán ejecutar la interacción real entre cliente y servidor, además de los casos aislados de los servicios.</w:t>
+        <w:t xml:space="preserve">Contratos de la API. Se verificará la serialización </w:t>
+      </w:r>
+      <w:proofErr w:type="spellStart"/>
+      <w:r>
+        <w:t>snake_case</w:t>
+      </w:r>
+      <w:proofErr w:type="spellEnd"/>
+      <w:r>
+        <w:t>, las respuestas de error y el manejo de datos ausentes. Las pruebas deberán ejecutar la interacción real entre cliente y servidor, además de los casos aislados de los servicios.</w:t>
       </w:r>
     </w:p>
     <w:p>
@@ -11930,7 +13392,15 @@
         <w:spacing w:after="120"/>
       </w:pPr>
       <w:r>
-        <w:t>La inspección del commit indicado permite describir componentes implementados y brechas concretas. Las cifras de archivos y declaraciones siguientes expresan tamaño del repositorio, no cobertura funcional, despliegue ni pruebas aprobadas. El resultado de esta etapa es una línea base técnica para la validación posterior.</w:t>
+        <w:t xml:space="preserve">La inspección del </w:t>
+      </w:r>
+      <w:proofErr w:type="spellStart"/>
+      <w:r>
+        <w:t>commit</w:t>
+      </w:r>
+      <w:proofErr w:type="spellEnd"/>
+      <w:r>
+        <w:t xml:space="preserve"> indicado permite describir componentes implementados y brechas concretas. Las cifras de archivos y declaraciones siguientes expresan tamaño del repositorio, no cobertura funcional, despliegue ni pruebas aprobadas. El resultado de esta etapa es una línea base técnica para la validación posterior.</w:t>
       </w:r>
     </w:p>
     <w:p>
@@ -11938,7 +13408,23 @@
         <w:spacing w:after="120"/>
       </w:pPr>
       <w:r>
-        <w:t>Contexto académico. AcademicContextResolver consulta la asignación vigente y la relación mallas_periodos, filtra carreras del instituto y recurre a una malla activa con advertencia cuando falta la relación. La derivación de horas autónomas y el uso de valores por defecto requieren casos de datos incompletos y contraste con la malla oficial.</w:t>
+        <w:t xml:space="preserve">Contexto académico. </w:t>
+      </w:r>
+      <w:proofErr w:type="spellStart"/>
+      <w:r>
+        <w:t>AcademicContextResolver</w:t>
+      </w:r>
+      <w:proofErr w:type="spellEnd"/>
+      <w:r>
+        <w:t xml:space="preserve"> consulta la asignación vigente y la relación </w:t>
+      </w:r>
+      <w:proofErr w:type="spellStart"/>
+      <w:r>
+        <w:t>mallas_periodos</w:t>
+      </w:r>
+      <w:proofErr w:type="spellEnd"/>
+      <w:r>
+        <w:t>, filtra carreras del instituto y recurre a una malla activa con advertencia cuando falta la relación. La derivación de horas autónomas y el uso de valores por defecto requieren casos de datos incompletos y contraste con la malla oficial.</w:t>
       </w:r>
     </w:p>
     <w:p>
@@ -11946,7 +13432,15 @@
         <w:spacing w:after="120"/>
       </w:pPr>
       <w:r>
-        <w:t>Gestión e interfaz del PEA. Existen entidades, DTO, PeaService y pantallas conectadas para elegir asignatura, crear un PEA, observarlo y supervisarlo. El registro del cliente representa las once secciones en nueve vistas. Algunos tableros siguen usando datos simulados y la ruta del editor contiene una referencia a un método no definido; por ello no se declara un recorrido web completo y estable.</w:t>
+        <w:t xml:space="preserve">Gestión e interfaz del PEA. Existen entidades, DTO, </w:t>
+      </w:r>
+      <w:proofErr w:type="spellStart"/>
+      <w:r>
+        <w:t>PeaService</w:t>
+      </w:r>
+      <w:proofErr w:type="spellEnd"/>
+      <w:r>
+        <w:t xml:space="preserve"> y pantallas conectadas para elegir asignatura, crear un PEA, observarlo y supervisarlo. El registro del cliente representa las once secciones en nueve vistas. Algunos tableros siguen usando datos simulados y la ruta del editor contiene una referencia a un método no definido; por ello no se declara un recorrido web completo y estable.</w:t>
       </w:r>
     </w:p>
     <w:p>
@@ -11954,7 +13448,15 @@
         <w:spacing w:after="120"/>
       </w:pPr>
       <w:r>
-        <w:t xml:space="preserve">Colaboración y revisión. El Hub retransmite y conserva actualizaciones Yjs y el sistema registra observaciones y respuestas. La autorización del Hub y la pertenencia del usuario al </w:t>
+        <w:t xml:space="preserve">Colaboración y revisión. El Hub retransmite y conserva actualizaciones </w:t>
+      </w:r>
+      <w:proofErr w:type="spellStart"/>
+      <w:r>
+        <w:t>Yjs</w:t>
+      </w:r>
+      <w:proofErr w:type="spellEnd"/>
+      <w:r>
+        <w:t xml:space="preserve"> y el sistema registra observaciones y respuestas. La autorización del Hub y la pertenencia del usuario al </w:t>
       </w:r>
       <w:r>
         <w:lastRenderedPageBreak/>
@@ -11966,7 +13468,23 @@
         <w:spacing w:after="120"/>
       </w:pPr>
       <w:r>
-        <w:t>Aprobación e integridad. FirmarPeaAsync comprueba roles y etapas y registra hash, código DFRM y HMAC; GuardarPeaAsync rechaza documentos en Aprobado o Publicado. Siguen pendientes la validación obligatoria de horas y créditos en el servidor, las transiciones cerradas, la propiedad del PEA al guardarlo y el bloqueo de todas las rutas posteriores a la aprobación.</w:t>
+        <w:t xml:space="preserve">Aprobación e integridad. </w:t>
+      </w:r>
+      <w:proofErr w:type="spellStart"/>
+      <w:r>
+        <w:t>FirmarPeaAsync</w:t>
+      </w:r>
+      <w:proofErr w:type="spellEnd"/>
+      <w:r>
+        <w:t xml:space="preserve"> comprueba roles y etapas y registra hash, código DFRM y HMAC; </w:t>
+      </w:r>
+      <w:proofErr w:type="spellStart"/>
+      <w:r>
+        <w:t>GuardarPeaAsync</w:t>
+      </w:r>
+      <w:proofErr w:type="spellEnd"/>
+      <w:r>
+        <w:t xml:space="preserve"> rechaza documentos en Aprobado o Publicado. Siguen pendientes la validación obligatoria de horas y créditos en el servidor, las transiciones cerradas, la propiedad del PEA al guardarlo y el bloqueo de todas las rutas posteriores a la aprobación.</w:t>
       </w:r>
     </w:p>
     <w:p>
@@ -11974,7 +13492,31 @@
         <w:spacing w:after="120"/>
       </w:pPr>
       <w:r>
-        <w:t>Documento y operación. DocumentEngine produce PDF desde plantilla, pero debe demostrarse la correspondencia byte a byte entre revisión aprobada, archivo conservado y consulta de verificación. La firma CAdES disponible en otro servicio aún no se integra al flujo PEA examinado. Docker Compose y los flujos de despliegue son configuraciones versionadas: el procedimiento actual recrea la base de datos y no debe considerarse una estrategia segura de actualización productiva.</w:t>
+        <w:t xml:space="preserve">Documento y operación. </w:t>
+      </w:r>
+      <w:proofErr w:type="spellStart"/>
+      <w:r>
+        <w:t>DocumentEngine</w:t>
+      </w:r>
+      <w:proofErr w:type="spellEnd"/>
+      <w:r>
+        <w:t xml:space="preserve"> produce PDF desde plantilla, pero debe demostrarse la correspondencia byte a byte entre revisión aprobada, archivo conservado y consulta de verificación. La firma </w:t>
+      </w:r>
+      <w:proofErr w:type="spellStart"/>
+      <w:r>
+        <w:t>CAdES</w:t>
+      </w:r>
+      <w:proofErr w:type="spellEnd"/>
+      <w:r>
+        <w:t xml:space="preserve"> disponible en otro servicio aún no se integra al flujo PEA examinado. Docker </w:t>
+      </w:r>
+      <w:proofErr w:type="spellStart"/>
+      <w:r>
+        <w:t>Compose</w:t>
+      </w:r>
+      <w:proofErr w:type="spellEnd"/>
+      <w:r>
+        <w:t xml:space="preserve"> y los flujos de despliegue son configuraciones versionadas: el procedimiento actual recrea la base de datos y no debe considerarse una estrategia segura de actualización productiva.</w:t>
       </w:r>
     </w:p>
     <w:p>
@@ -12674,7 +14216,7 @@
         <w:spacing w:after="120"/>
       </w:pPr>
       <w:r>
-        <w:t>Respecto del primer objetivo específico, la revisión documental delimita el PEA en once secciones y diferencia el contexto académico de SIGAFI de los registros propios de DOSIER. El levantamiento con docentes y autoridades aún debe confirmar reglas, excepciones y prioridades para cerrar los requerimientos.</w:t>
+        <w:t>Respecto del primer objetivo específico, la revisión documental delimita el PEA en once secciones y diferencia el contexto académico de SIGAFI de los registros propios de DOSIER. El levantamiento con docentes y autoridades aún debe confirmar reglas, excepciones y prioridades para cerrar los requerimientos (Doicela Molina, 2026a).</w:t>
       </w:r>
     </w:p>
     <w:p>
@@ -12682,7 +14224,23 @@
         <w:spacing w:after="120"/>
       </w:pPr>
       <w:r>
-        <w:t>Respecto del segundo objetivo específico, el repositorio contiene una arquitectura .NET de cuatro proyectos productivos, un cliente React, persistencia curricular y componentes de colaboración y generación documental. Los veinte objetos del diseño consolidado y las 46 declaraciones doc_* de scripts modulares requieren conciliación con EF y verificación en una base instalada.</w:t>
+        <w:t xml:space="preserve">Respecto del segundo objetivo específico, el repositorio contiene una arquitectura .NET de cuatro proyectos productivos, un cliente </w:t>
+      </w:r>
+      <w:proofErr w:type="spellStart"/>
+      <w:r>
+        <w:t>React</w:t>
+      </w:r>
+      <w:proofErr w:type="spellEnd"/>
+      <w:r>
+        <w:t xml:space="preserve">, persistencia curricular y componentes de colaboración y generación documental. Los veinte objetos del diseño consolidado y las 46 declaraciones </w:t>
+      </w:r>
+      <w:proofErr w:type="spellStart"/>
+      <w:r>
+        <w:t>doc</w:t>
+      </w:r>
+      <w:proofErr w:type="spellEnd"/>
+      <w:r>
+        <w:t>_* de scripts modulares requieren conciliación con EF y verificación en una base instalada (Doicela Molina, 2026a).</w:t>
       </w:r>
     </w:p>
     <w:p>
@@ -12690,7 +14248,7 @@
         <w:spacing w:after="120"/>
       </w:pPr>
       <w:r>
-        <w:t>Respecto del tercer objetivo específico, existen rutas y componentes para buena parte del ciclo PEA, así como un registro histórico de siete pruebas unitarias de firma aprobadas. El flujo integral todavía no está demostrado: deben cerrarse la validación horaria en servidor, la autorización por expediente, las transiciones de estado, la coedición segura y la vinculación del archivo emitido con la revisión aprobada.</w:t>
+        <w:t>Respecto del tercer objetivo específico, existen rutas y componentes para buena parte del ciclo PEA, así como un registro histórico de siete pruebas unitarias de firma aprobadas. El flujo integral todavía no está demostrado: deben cerrarse la validación horaria en servidor, la autorización por expediente, las transiciones de estado, la coedición segura y la vinculación del archivo emitido con la revisión aprobada (Doicela Molina, 2026a).</w:t>
       </w:r>
     </w:p>
     <w:p>
@@ -12698,7 +14256,7 @@
         <w:spacing w:after="120"/>
       </w:pPr>
       <w:r>
-        <w:t>En relación con el objetivo general, DOSIER cuenta con una base técnica sustantiva, pero la inspección identifica diferencias entre el sello HMAC y la firma criptográfica, paneles simulados y un despliegue que recrea la base. No se atribuye al avance operación productiva ni reducción medida del trabajo. Estas conclusiones describen el corte del 24 de septiembre de 2026 y se revisarán tras la aceptación institucional.</w:t>
+        <w:t>En relación con el objetivo general, DOSIER cuenta con una base técnica sustantiva, pero la inspección identifica diferencias entre el sello HMAC y la firma criptográfica, paneles simulados y un despliegue que recrea la base. No se atribuye al avance operación productiva ni reducción medida del trabajo. Estas conclusiones describen el corte del 24 de septiembre de 2026 y se revisarán tras la aceptación institucional (Doicela Molina, 2026a).</w:t>
       </w:r>
     </w:p>
     <w:p>
@@ -12772,7 +14330,7 @@
         <w:ind w:left="720" w:hanging="720"/>
       </w:pPr>
       <w:r>
-        <w:t>Asamblea Nacional del Ecuador. (2021). Ley Orgánica de Protección de Datos Personales. Registro Oficial, Quinto Suplemento 459. https://www.gob.ec/sites/default/files/regulations/2025-01/01%20Ley%20Org%C3%A1nica%20de%20Protecci%C3%B3n%20de%20Datos%20Personales.pdf</w:t>
+        <w:t>Agencia de Regulación y Control de las Telecomunicaciones. (2024). Norma técnica para la prestación de los servicios de información y servicios relacionados de las entidades de certificación acreditadas y terceros vinculados (Resolución ARCOTEL-2024-0176). https://www.arcotel.gob.ec/wp-content/uploads/downloads/2024/08/ARCOTEL-2024-0176.pdf</w:t>
       </w:r>
     </w:p>
     <w:p>
@@ -12782,7 +14340,7 @@
         <w:ind w:left="720" w:hanging="720"/>
       </w:pPr>
       <w:r>
-        <w:t>Congreso Nacional del Ecuador. (2002). Ley de Comercio Electrónico, Firmas Electrónicas y Mensajes de Datos (Ley 67). Registro Oficial, Suplemento 557. https://www.telecomunicaciones.gob.ec/wp-content/uploads/2020/07/LEY-DE-COMERCIO-ELECTRONICO-FIRMAS-Y.pdf</w:t>
+        <w:t>Consejo de Aseguramiento de la Calidad de la Educación Superior. (2023). Guía del modelo de evaluación externa 2024 con fines de acreditación para los institutos superiores técnicos y tecnológicos: Indicadores cualitativos. https://www.caces.gob.ec/wp-content/uploads/2025/01/GUI%CC%81A_MODELO-DE-EVALUACIO%CC%81N-2024-Versio%CC%81n-final-1704_VF_C.pdf</w:t>
       </w:r>
     </w:p>
     <w:p>
@@ -12792,7 +14350,7 @@
         <w:ind w:left="720" w:hanging="720"/>
       </w:pPr>
       <w:r>
-        <w:t>Consejo de Aseguramiento de la Calidad de la Educación Superior. (2024). Modelo de evaluación externa 2024 con fines de acreditación para los institutos superiores técnicos y tecnológicos. https://www.caces.gob.ec/proceso-de-evaluacion-con-fines-de-acreditacion-de-los-institutos-superiores-tecnicos-y-tecnologicos-2024-2025-2/</w:t>
+        <w:t>Consejo de Educación Superior. (2022). Reglamento de Régimen Académico (Resolución RPC-SE-08-No.023-2022; vigente desde el 16 de septiembre de 2022). https://www.ces.gob.ec/wp-content/uploads/2022/08/Reglamento-de-Re%CC%81gimen-Acade%CC%81mico-vigente-a-partir-del-16-de-septiembre-de-2022.pdf</w:t>
       </w:r>
     </w:p>
     <w:p>
@@ -12802,7 +14360,7 @@
         <w:ind w:left="720" w:hanging="720"/>
       </w:pPr>
       <w:r>
-        <w:t>Consejo de Educación Superior. (2022). Reglamento de Régimen Académico (Resolución RPC-SE-08-No.023-2022; texto publicado en mayo de 2025). https://www.ces.gob.ec/wp-content/uploads/2025/05/Reglamento-de-Regimen-Academico.pdf</w:t>
+        <w:t>Doicela Molina, J. I. (2026a). DOSIER: repositorio de código fuente y documentación técnica (commit ba4d1720dc46527ffdd8e093c851bc4833a1cdca) [Material interno no publicado del proyecto de titulación].</w:t>
       </w:r>
     </w:p>
     <w:p>
@@ -12812,8 +14370,20 @@
         <w:ind w:left="720" w:hanging="720"/>
       </w:pPr>
       <w:r>
-        <w:t>Doicela Molina, J. I. (2026a). DOSIER: documentación técnica, análisis y código fuente [Repositorio de desarrollo]. Material del proyecto de titulación, directorios docs/documentacion, docs/tesis, backend, dosier_web y scripts/base_datos.</w:t>
-      </w:r>
+        <w:t>Doicela Molina, J. I. (2026b). Plan de trabajo de titulación: propuesta tecnológica [Documento interno de planificación]. Instituto Superior Tecnológico Mayor Pedro Traversari.</w:t>
+      </w:r>
+      <w:proofErr w:type="spellStart"/>
+      <w:proofErr w:type="spellEnd"/>
+      <w:proofErr w:type="spellStart"/>
+      <w:proofErr w:type="spellEnd"/>
+      <w:proofErr w:type="spellStart"/>
+      <w:proofErr w:type="spellEnd"/>
+      <w:proofErr w:type="spellStart"/>
+      <w:proofErr w:type="spellEnd"/>
+      <w:proofErr w:type="spellStart"/>
+      <w:proofErr w:type="spellEnd"/>
+      <w:proofErr w:type="spellStart"/>
+      <w:proofErr w:type="spellEnd"/>
     </w:p>
     <w:p>
       <w:pPr>
@@ -12822,7 +14392,7 @@
         <w:ind w:left="720" w:hanging="720"/>
       </w:pPr>
       <w:r>
-        <w:t>Doicela Molina, J. I. (2026b). Plan de trabajo de titulación: propuesta tecnológica [Documento de planificación]. Instituto Superior Tecnológico Mayor Pedro Traversari.</w:t>
+        <w:t>Doicela Molina, J. I. (2026c). Solicitud para aprobación del tema de titulación [Documento presentado el 7 de septiembre de 2026]. Instituto Superior Tecnológico Mayor Pedro Traversari.</w:t>
       </w:r>
     </w:p>
     <w:p>
@@ -12833,7 +14403,7 @@
       </w:pPr>
       <w:r>
         <w:lastRenderedPageBreak/>
-        <w:t>Doicela Molina, J. I. (2026c). Solicitud para aprobación del tema de titulación [Documento del proyecto]. Instituto Superior Tecnológico Mayor Pedro Traversari.</w:t>
+        <w:t>Instituto Superior Tecnológico Mayor Pedro Traversari. (2022). Reglamento del sistema de seguimiento, control y evaluación del proceso docente (Resolución ISTPET-OCS-SE-2022-019). https://istpet.edu.ec/wp-content/uploads/2025/04/REGLAMENTO-DEL-SISTEMA-DE-SEGUIMIENTO-CONTROL-Y-EVALUACION-DEL-PROCESO-DOCENTE-DEL-DEL-INSTITUTO-SUPERIOR.pdf</w:t>
       </w:r>
     </w:p>
     <w:p>
@@ -12841,9 +14411,12 @@
         <w:keepLines/>
         <w:spacing w:after="120"/>
         <w:ind w:left="720" w:hanging="720"/>
-      </w:pPr>
-      <w:r>
-        <w:t>Fette, I., &amp; Melnikov, A. (2011). The WebSocket protocol (RFC 6455). Internet Engineering Task Force. https://doi.org/10.17487/RFC6455</w:t>
+        <w:rPr>
+          <w:lang w:val="en-US"/>
+        </w:rPr>
+      </w:pPr>
+      <w:r>
+        <w:t>Litt, G., Lim, S., Kleppmann, M., &amp; van Hardenberg, P. (2022). Peritext: A CRDT for collaborative rich text editing. Proceedings of the ACM on Human-Computer Interaction, 6(CSCW2), Article 531. https://doi.org/10.1145/3555644</w:t>
       </w:r>
     </w:p>
     <w:p>
@@ -12853,7 +14426,7 @@
         <w:ind w:left="720" w:hanging="720"/>
       </w:pPr>
       <w:r>
-        <w:t>Instituto Superior Tecnológico Mayor Pedro Traversari. (s. f.). Programa de Estudio de la Asignatura [Formato institucional de referencia conservado en el proyecto].</w:t>
+        <w:t>Microsoft. (2025a, 18 de junio). Diseñar la capa de aplicación de microservicios y la API web. Microsoft Learn. https://learn.microsoft.com/es-es/dotnet/architecture/microservices/microservice-ddd-cqrs-patterns/microservice-application-layer-web-api-design</w:t>
       </w:r>
     </w:p>
     <w:p>
@@ -12861,9 +14434,15 @@
         <w:keepLines/>
         <w:spacing w:after="120"/>
         <w:ind w:left="720" w:hanging="720"/>
-      </w:pPr>
-      <w:r>
-        <w:t>Martin, R. C. (2017). Clean architecture: A craftsman’s guide to software structure and design. Prentice Hall.</w:t>
+        <w:rPr>
+          <w:lang w:val="en-US"/>
+        </w:rPr>
+      </w:pPr>
+      <w:r>
+        <w:rPr>
+          <w:lang w:val="en-US"/>
+        </w:rPr>
+        <w:t>Microsoft. (2025b, 18 de junio). Diseño de una aplicación orientada a microservicios. Microsoft Learn. https://learn.microsoft.com/es-es/dotnet/architecture/microservices/multi-container-microservice-net-applications/microservice-application-design</w:t>
       </w:r>
     </w:p>
     <w:p>
@@ -12871,9 +14450,15 @@
         <w:keepLines/>
         <w:spacing w:after="120"/>
         <w:ind w:left="720" w:hanging="720"/>
-      </w:pPr>
-      <w:r>
-        <w:t>Microsoft. (s. f.-a). Common web application architectures. Microsoft Learn. https://learn.microsoft.com/en-us/dotnet/architecture/modern-web-apps-azure/common-web-application-architectures</w:t>
+        <w:rPr>
+          <w:lang w:val="en-US"/>
+        </w:rPr>
+      </w:pPr>
+      <w:r>
+        <w:rPr>
+          <w:lang w:val="en-US"/>
+        </w:rPr>
+        <w:t>Microsoft. (2025c, 9 de junio). Seguimiento en comparación con consultas de No-Tracking. EF Core, Microsoft Learn. https://learn.microsoft.com/es-es/ef/core/querying/tracking</w:t>
       </w:r>
     </w:p>
     <w:p>
@@ -12881,9 +14466,15 @@
         <w:keepLines/>
         <w:spacing w:after="120"/>
         <w:ind w:left="720" w:hanging="720"/>
-      </w:pPr>
-      <w:r>
-        <w:t>Microsoft. (s. f.-b). Tracking vs. no-tracking queries. Microsoft Learn. https://learn.microsoft.com/en-us/ef/core/querying/tracking</w:t>
+        <w:rPr>
+          <w:lang w:val="en-US"/>
+        </w:rPr>
+      </w:pPr>
+      <w:r>
+        <w:rPr>
+          <w:lang w:val="en-US"/>
+        </w:rPr>
+        <w:t>Microsoft. (2026, 31 de agosto). Compatibilidad con WebSockets en ASP.NET Core (ASP.NET Core 10). Microsoft Learn. https://learn.microsoft.com/es-es/aspnet/core/fundamentals/websockets?view=aspnetcore-10.0</w:t>
       </w:r>
     </w:p>
     <w:p>
@@ -12891,9 +14482,15 @@
         <w:keepLines/>
         <w:spacing w:after="120"/>
         <w:ind w:left="720" w:hanging="720"/>
-      </w:pPr>
-      <w:r>
-        <w:t>National Institute of Standards and Technology. (2015). Secure Hash Standard (SHS) (FIPS PUB 180-4). https://doi.org/10.6028/NIST.FIPS.180-4</w:t>
+        <w:rPr>
+          <w:lang w:val="en-US"/>
+        </w:rPr>
+      </w:pPr>
+      <w:r>
+        <w:rPr>
+          <w:lang w:val="en-US"/>
+        </w:rPr>
+        <w:t>National Institute of Standards and Technology. (2022, 15 de diciembre). NIST policy on hash functions. Computer Security Resource Center. https://csrc.nist.gov/Projects/Hash-Functions/NIST-Policy-on-Hash-Functions</w:t>
       </w:r>
     </w:p>
     <w:p>
@@ -12901,9 +14498,15 @@
         <w:keepLines/>
         <w:spacing w:after="120"/>
         <w:ind w:left="720" w:hanging="720"/>
-      </w:pPr>
-      <w:r>
-        <w:t>Schwaber, K., &amp; Sutherland, J. (2020). The Scrum Guide. https://scrumguides.org/scrum-guide.html</w:t>
+        <w:rPr>
+          <w:lang w:val="en-US"/>
+        </w:rPr>
+      </w:pPr>
+      <w:r>
+        <w:rPr>
+          <w:lang w:val="en-US"/>
+        </w:rPr>
+        <w:t>National Institute of Standards and Technology. (2024, 28 de junio). Keyed-hash message authentication code (HMAC): Specification of HMAC and recommendations for message authentication (NIST SP 800-224; initial public draft). https://csrc.nist.gov/pubs/sp/800/224/ipd</w:t>
       </w:r>
     </w:p>
     <w:p>
@@ -12911,20 +14514,19 @@
         <w:keepLines/>
         <w:spacing w:after="120"/>
         <w:ind w:left="720" w:hanging="720"/>
-      </w:pPr>
-      <w:r>
-        <w:t>Shapiro, M., Preguiça, N., Baquero, C., &amp; Zawirski, M. (2011). Conflict-free replicated data types. En X. Défago, F. Petit y V. Villain (Eds.), Stabilization, safety, and security of distributed systems (pp. 386–400). Springer. https://doi.org/10.1007/978-3-642-24550-3_29</w:t>
-      </w:r>
-    </w:p>
-    <w:p>
-      <w:pPr>
-        <w:keepLines/>
-        <w:spacing w:after="120"/>
-        <w:ind w:left="720" w:hanging="720"/>
-      </w:pPr>
-      <w:r>
-        <w:t>Yjs. (s. f.). Introduction. https://docs.yjs.dev/</w:t>
-      </w:r>
+        <w:rPr>
+          <w:lang w:val="en-US"/>
+        </w:rPr>
+      </w:pPr>
+      <w:r>
+        <w:t>Presidencia de la República del Ecuador. (2023). Reglamento General de la Ley Orgánica de Protección de Datos Personales (Decreto Ejecutivo 904; Registro Oficial, Suplemento 435, 13 de noviembre de 2023). Superintendencia de Protección de Datos Personales. https://spdp.gob.ec/wp-content/uploads/2024/12/04.pdf.pdf</w:t>
+      </w:r>
+      <w:proofErr w:type="spellStart"/>
+      <w:proofErr w:type="spellEnd"/>
+      <w:proofErr w:type="spellStart"/>
+      <w:proofErr w:type="spellEnd"/>
+      <w:proofErr w:type="spellStart"/>
+      <w:proofErr w:type="spellEnd"/>
     </w:p>
     <w:p>
       <w:pPr>
@@ -13406,12 +15008,14 @@
               <w:ind w:firstLine="0"/>
               <w:jc w:val="left"/>
             </w:pPr>
+            <w:proofErr w:type="spellStart"/>
             <w:r>
               <w:rPr>
                 <w:sz w:val="20"/>
               </w:rPr>
               <w:t>AcademicContextResolver</w:t>
             </w:r>
+            <w:proofErr w:type="spellEnd"/>
           </w:p>
         </w:tc>
         <w:tc>
@@ -13936,11 +15540,19 @@
               <w:ind w:firstLine="0"/>
               <w:jc w:val="left"/>
             </w:pPr>
-            <w:r>
-              <w:rPr>
-                <w:sz w:val="20"/>
-              </w:rPr>
-              <w:t>PeaService y editor</w:t>
+            <w:proofErr w:type="spellStart"/>
+            <w:r>
+              <w:rPr>
+                <w:sz w:val="20"/>
+              </w:rPr>
+              <w:t>PeaService</w:t>
+            </w:r>
+            <w:proofErr w:type="spellEnd"/>
+            <w:r>
+              <w:rPr>
+                <w:sz w:val="20"/>
+              </w:rPr>
+              <w:t xml:space="preserve"> y editor</w:t>
             </w:r>
           </w:p>
         </w:tc>
@@ -14254,12 +15866,42 @@
               <w:ind w:firstLine="0"/>
               <w:jc w:val="left"/>
             </w:pPr>
-            <w:r>
-              <w:rPr>
-                <w:sz w:val="20"/>
-              </w:rPr>
-              <w:t>CoWork, SignalR y Yjs</w:t>
-            </w:r>
+            <w:proofErr w:type="spellStart"/>
+            <w:r>
+              <w:rPr>
+                <w:sz w:val="20"/>
+              </w:rPr>
+              <w:t>CoWork</w:t>
+            </w:r>
+            <w:proofErr w:type="spellEnd"/>
+            <w:r>
+              <w:rPr>
+                <w:sz w:val="20"/>
+              </w:rPr>
+              <w:t xml:space="preserve">, </w:t>
+            </w:r>
+            <w:proofErr w:type="spellStart"/>
+            <w:r>
+              <w:rPr>
+                <w:sz w:val="20"/>
+              </w:rPr>
+              <w:t>SignalR</w:t>
+            </w:r>
+            <w:proofErr w:type="spellEnd"/>
+            <w:r>
+              <w:rPr>
+                <w:sz w:val="20"/>
+              </w:rPr>
+              <w:t xml:space="preserve"> y </w:t>
+            </w:r>
+            <w:proofErr w:type="spellStart"/>
+            <w:r>
+              <w:rPr>
+                <w:sz w:val="20"/>
+              </w:rPr>
+              <w:t>Yjs</w:t>
+            </w:r>
+            <w:proofErr w:type="spellEnd"/>
           </w:p>
         </w:tc>
         <w:tc>
@@ -14572,12 +16214,14 @@
               <w:ind w:firstLine="0"/>
               <w:jc w:val="left"/>
             </w:pPr>
+            <w:proofErr w:type="spellStart"/>
             <w:r>
               <w:rPr>
                 <w:sz w:val="20"/>
               </w:rPr>
               <w:t>FirmarPeaAsync</w:t>
             </w:r>
+            <w:proofErr w:type="spellEnd"/>
           </w:p>
         </w:tc>
         <w:tc>
@@ -14908,12 +16552,14 @@
               <w:ind w:firstLine="0"/>
               <w:jc w:val="left"/>
             </w:pPr>
+            <w:proofErr w:type="spellStart"/>
             <w:r>
               <w:rPr>
                 <w:sz w:val="20"/>
               </w:rPr>
               <w:t>doc_normativas</w:t>
             </w:r>
+            <w:proofErr w:type="spellEnd"/>
           </w:p>
         </w:tc>
         <w:tc>
@@ -14933,11 +16579,19 @@
               <w:ind w:firstLine="0"/>
               <w:jc w:val="left"/>
             </w:pPr>
-            <w:r>
-              <w:rPr>
-                <w:sz w:val="20"/>
-              </w:rPr>
-              <w:t>idNormativa INT</w:t>
+            <w:proofErr w:type="spellStart"/>
+            <w:r>
+              <w:rPr>
+                <w:sz w:val="20"/>
+              </w:rPr>
+              <w:t>idNormativa</w:t>
+            </w:r>
+            <w:proofErr w:type="spellEnd"/>
+            <w:r>
+              <w:rPr>
+                <w:sz w:val="20"/>
+              </w:rPr>
+              <w:t xml:space="preserve"> INT</w:t>
             </w:r>
           </w:p>
         </w:tc>
@@ -14989,12 +16643,14 @@
               <w:ind w:firstLine="0"/>
               <w:jc w:val="left"/>
             </w:pPr>
+            <w:proofErr w:type="spellStart"/>
             <w:r>
               <w:rPr>
                 <w:sz w:val="20"/>
               </w:rPr>
               <w:t>doc_normativa_articulos</w:t>
             </w:r>
+            <w:proofErr w:type="spellEnd"/>
           </w:p>
         </w:tc>
         <w:tc>
@@ -15014,11 +16670,19 @@
               <w:ind w:firstLine="0"/>
               <w:jc w:val="left"/>
             </w:pPr>
-            <w:r>
-              <w:rPr>
-                <w:sz w:val="20"/>
-              </w:rPr>
-              <w:t>idArticulo INT</w:t>
+            <w:proofErr w:type="spellStart"/>
+            <w:r>
+              <w:rPr>
+                <w:sz w:val="20"/>
+              </w:rPr>
+              <w:t>idArticulo</w:t>
+            </w:r>
+            <w:proofErr w:type="spellEnd"/>
+            <w:r>
+              <w:rPr>
+                <w:sz w:val="20"/>
+              </w:rPr>
+              <w:t xml:space="preserve"> INT</w:t>
             </w:r>
           </w:p>
         </w:tc>
@@ -15039,11 +16703,47 @@
               <w:ind w:firstLine="0"/>
               <w:jc w:val="left"/>
             </w:pPr>
-            <w:r>
-              <w:rPr>
-                <w:sz w:val="20"/>
-              </w:rPr>
-              <w:t>idNormativa → doc_normativas(idNormativa)</w:t>
+            <w:proofErr w:type="spellStart"/>
+            <w:r>
+              <w:rPr>
+                <w:sz w:val="20"/>
+              </w:rPr>
+              <w:t>idNormativa</w:t>
+            </w:r>
+            <w:proofErr w:type="spellEnd"/>
+            <w:r>
+              <w:rPr>
+                <w:sz w:val="20"/>
+              </w:rPr>
+              <w:t xml:space="preserve"> → </w:t>
+            </w:r>
+            <w:proofErr w:type="spellStart"/>
+            <w:r>
+              <w:rPr>
+                <w:sz w:val="20"/>
+              </w:rPr>
+              <w:t>doc_normativas</w:t>
+            </w:r>
+            <w:proofErr w:type="spellEnd"/>
+            <w:r>
+              <w:rPr>
+                <w:sz w:val="20"/>
+              </w:rPr>
+              <w:t>(</w:t>
+            </w:r>
+            <w:proofErr w:type="spellStart"/>
+            <w:r>
+              <w:rPr>
+                <w:sz w:val="20"/>
+              </w:rPr>
+              <w:t>idNormativa</w:t>
+            </w:r>
+            <w:proofErr w:type="spellEnd"/>
+            <w:r>
+              <w:rPr>
+                <w:sz w:val="20"/>
+              </w:rPr>
+              <w:t>)</w:t>
             </w:r>
           </w:p>
         </w:tc>
@@ -15070,12 +16770,14 @@
               <w:ind w:firstLine="0"/>
               <w:jc w:val="left"/>
             </w:pPr>
+            <w:proofErr w:type="spellStart"/>
             <w:r>
               <w:rPr>
                 <w:sz w:val="20"/>
               </w:rPr>
               <w:t>doc_modelos_educativos</w:t>
             </w:r>
+            <w:proofErr w:type="spellEnd"/>
           </w:p>
         </w:tc>
         <w:tc>
@@ -15095,11 +16797,19 @@
               <w:ind w:firstLine="0"/>
               <w:jc w:val="left"/>
             </w:pPr>
-            <w:r>
-              <w:rPr>
-                <w:sz w:val="20"/>
-              </w:rPr>
-              <w:t>idModelo INT</w:t>
+            <w:proofErr w:type="spellStart"/>
+            <w:r>
+              <w:rPr>
+                <w:sz w:val="20"/>
+              </w:rPr>
+              <w:t>idModelo</w:t>
+            </w:r>
+            <w:proofErr w:type="spellEnd"/>
+            <w:r>
+              <w:rPr>
+                <w:sz w:val="20"/>
+              </w:rPr>
+              <w:t xml:space="preserve"> INT</w:t>
             </w:r>
           </w:p>
         </w:tc>
@@ -15151,12 +16861,14 @@
               <w:ind w:firstLine="0"/>
               <w:jc w:val="left"/>
             </w:pPr>
+            <w:proofErr w:type="spellStart"/>
             <w:r>
               <w:rPr>
                 <w:sz w:val="20"/>
               </w:rPr>
               <w:t>doc_proyectos_curriculares</w:t>
             </w:r>
+            <w:proofErr w:type="spellEnd"/>
           </w:p>
         </w:tc>
         <w:tc>
@@ -15176,11 +16888,19 @@
               <w:ind w:firstLine="0"/>
               <w:jc w:val="left"/>
             </w:pPr>
-            <w:r>
-              <w:rPr>
-                <w:sz w:val="20"/>
-              </w:rPr>
-              <w:t>idProyectoCurricular INT</w:t>
+            <w:proofErr w:type="spellStart"/>
+            <w:r>
+              <w:rPr>
+                <w:sz w:val="20"/>
+              </w:rPr>
+              <w:t>idProyectoCurricular</w:t>
+            </w:r>
+            <w:proofErr w:type="spellEnd"/>
+            <w:r>
+              <w:rPr>
+                <w:sz w:val="20"/>
+              </w:rPr>
+              <w:t xml:space="preserve"> INT</w:t>
             </w:r>
           </w:p>
         </w:tc>
@@ -15201,11 +16921,61 @@
               <w:ind w:firstLine="0"/>
               <w:jc w:val="left"/>
             </w:pPr>
-            <w:r>
-              <w:rPr>
-                <w:sz w:val="20"/>
-              </w:rPr>
-              <w:t>idCarrera → carreras(idCarrera); idMalla → mallas(idMalla)</w:t>
+            <w:proofErr w:type="spellStart"/>
+            <w:r>
+              <w:rPr>
+                <w:sz w:val="20"/>
+              </w:rPr>
+              <w:t>idCarrera</w:t>
+            </w:r>
+            <w:proofErr w:type="spellEnd"/>
+            <w:r>
+              <w:rPr>
+                <w:sz w:val="20"/>
+              </w:rPr>
+              <w:t xml:space="preserve"> → carreras(</w:t>
+            </w:r>
+            <w:proofErr w:type="spellStart"/>
+            <w:r>
+              <w:rPr>
+                <w:sz w:val="20"/>
+              </w:rPr>
+              <w:t>idCarrera</w:t>
+            </w:r>
+            <w:proofErr w:type="spellEnd"/>
+            <w:r>
+              <w:rPr>
+                <w:sz w:val="20"/>
+              </w:rPr>
+              <w:t xml:space="preserve">); </w:t>
+            </w:r>
+            <w:proofErr w:type="spellStart"/>
+            <w:r>
+              <w:rPr>
+                <w:sz w:val="20"/>
+              </w:rPr>
+              <w:t>idMalla</w:t>
+            </w:r>
+            <w:proofErr w:type="spellEnd"/>
+            <w:r>
+              <w:rPr>
+                <w:sz w:val="20"/>
+              </w:rPr>
+              <w:t xml:space="preserve"> → mallas(</w:t>
+            </w:r>
+            <w:proofErr w:type="spellStart"/>
+            <w:r>
+              <w:rPr>
+                <w:sz w:val="20"/>
+              </w:rPr>
+              <w:t>idMalla</w:t>
+            </w:r>
+            <w:proofErr w:type="spellEnd"/>
+            <w:r>
+              <w:rPr>
+                <w:sz w:val="20"/>
+              </w:rPr>
+              <w:t>)</w:t>
             </w:r>
           </w:p>
         </w:tc>
@@ -15232,12 +17002,14 @@
               <w:ind w:firstLine="0"/>
               <w:jc w:val="left"/>
             </w:pPr>
+            <w:proofErr w:type="spellStart"/>
             <w:r>
               <w:rPr>
                 <w:sz w:val="20"/>
               </w:rPr>
               <w:t>doc_perfiles_egreso</w:t>
             </w:r>
+            <w:proofErr w:type="spellEnd"/>
           </w:p>
         </w:tc>
         <w:tc>
@@ -15257,11 +17029,19 @@
               <w:ind w:firstLine="0"/>
               <w:jc w:val="left"/>
             </w:pPr>
-            <w:r>
-              <w:rPr>
-                <w:sz w:val="20"/>
-              </w:rPr>
-              <w:t>idPerfilEgreso INT</w:t>
+            <w:proofErr w:type="spellStart"/>
+            <w:r>
+              <w:rPr>
+                <w:sz w:val="20"/>
+              </w:rPr>
+              <w:t>idPerfilEgreso</w:t>
+            </w:r>
+            <w:proofErr w:type="spellEnd"/>
+            <w:r>
+              <w:rPr>
+                <w:sz w:val="20"/>
+              </w:rPr>
+              <w:t xml:space="preserve"> INT</w:t>
             </w:r>
           </w:p>
         </w:tc>
@@ -15282,11 +17062,61 @@
               <w:ind w:firstLine="0"/>
               <w:jc w:val="left"/>
             </w:pPr>
-            <w:r>
-              <w:rPr>
-                <w:sz w:val="20"/>
-              </w:rPr>
-              <w:t>idCarrera → carreras(idCarrera); idMalla → mallas(idMalla)</w:t>
+            <w:proofErr w:type="spellStart"/>
+            <w:r>
+              <w:rPr>
+                <w:sz w:val="20"/>
+              </w:rPr>
+              <w:t>idCarrera</w:t>
+            </w:r>
+            <w:proofErr w:type="spellEnd"/>
+            <w:r>
+              <w:rPr>
+                <w:sz w:val="20"/>
+              </w:rPr>
+              <w:t xml:space="preserve"> → carreras(</w:t>
+            </w:r>
+            <w:proofErr w:type="spellStart"/>
+            <w:r>
+              <w:rPr>
+                <w:sz w:val="20"/>
+              </w:rPr>
+              <w:t>idCarrera</w:t>
+            </w:r>
+            <w:proofErr w:type="spellEnd"/>
+            <w:r>
+              <w:rPr>
+                <w:sz w:val="20"/>
+              </w:rPr>
+              <w:t xml:space="preserve">); </w:t>
+            </w:r>
+            <w:proofErr w:type="spellStart"/>
+            <w:r>
+              <w:rPr>
+                <w:sz w:val="20"/>
+              </w:rPr>
+              <w:t>idMalla</w:t>
+            </w:r>
+            <w:proofErr w:type="spellEnd"/>
+            <w:r>
+              <w:rPr>
+                <w:sz w:val="20"/>
+              </w:rPr>
+              <w:t xml:space="preserve"> → mallas(</w:t>
+            </w:r>
+            <w:proofErr w:type="spellStart"/>
+            <w:r>
+              <w:rPr>
+                <w:sz w:val="20"/>
+              </w:rPr>
+              <w:t>idMalla</w:t>
+            </w:r>
+            <w:proofErr w:type="spellEnd"/>
+            <w:r>
+              <w:rPr>
+                <w:sz w:val="20"/>
+              </w:rPr>
+              <w:t>)</w:t>
             </w:r>
           </w:p>
         </w:tc>
@@ -15313,12 +17143,14 @@
               <w:ind w:firstLine="0"/>
               <w:jc w:val="left"/>
             </w:pPr>
+            <w:proofErr w:type="spellStart"/>
             <w:r>
               <w:rPr>
                 <w:sz w:val="20"/>
               </w:rPr>
               <w:t>doc_perfil_egreso_resultados</w:t>
             </w:r>
+            <w:proofErr w:type="spellEnd"/>
           </w:p>
         </w:tc>
         <w:tc>
@@ -15338,11 +17170,19 @@
               <w:ind w:firstLine="0"/>
               <w:jc w:val="left"/>
             </w:pPr>
-            <w:r>
-              <w:rPr>
-                <w:sz w:val="20"/>
-              </w:rPr>
-              <w:t>idResultadoPerfil INT</w:t>
+            <w:proofErr w:type="spellStart"/>
+            <w:r>
+              <w:rPr>
+                <w:sz w:val="20"/>
+              </w:rPr>
+              <w:t>idResultadoPerfil</w:t>
+            </w:r>
+            <w:proofErr w:type="spellEnd"/>
+            <w:r>
+              <w:rPr>
+                <w:sz w:val="20"/>
+              </w:rPr>
+              <w:t xml:space="preserve"> INT</w:t>
             </w:r>
           </w:p>
         </w:tc>
@@ -15363,11 +17203,47 @@
               <w:ind w:firstLine="0"/>
               <w:jc w:val="left"/>
             </w:pPr>
-            <w:r>
-              <w:rPr>
-                <w:sz w:val="20"/>
-              </w:rPr>
-              <w:t>idPerfilEgreso → doc_perfiles_egreso(idPerfilEgreso)</w:t>
+            <w:proofErr w:type="spellStart"/>
+            <w:r>
+              <w:rPr>
+                <w:sz w:val="20"/>
+              </w:rPr>
+              <w:t>idPerfilEgreso</w:t>
+            </w:r>
+            <w:proofErr w:type="spellEnd"/>
+            <w:r>
+              <w:rPr>
+                <w:sz w:val="20"/>
+              </w:rPr>
+              <w:t xml:space="preserve"> → </w:t>
+            </w:r>
+            <w:proofErr w:type="spellStart"/>
+            <w:r>
+              <w:rPr>
+                <w:sz w:val="20"/>
+              </w:rPr>
+              <w:t>doc_perfiles_egreso</w:t>
+            </w:r>
+            <w:proofErr w:type="spellEnd"/>
+            <w:r>
+              <w:rPr>
+                <w:sz w:val="20"/>
+              </w:rPr>
+              <w:t>(</w:t>
+            </w:r>
+            <w:proofErr w:type="spellStart"/>
+            <w:r>
+              <w:rPr>
+                <w:sz w:val="20"/>
+              </w:rPr>
+              <w:t>idPerfilEgreso</w:t>
+            </w:r>
+            <w:proofErr w:type="spellEnd"/>
+            <w:r>
+              <w:rPr>
+                <w:sz w:val="20"/>
+              </w:rPr>
+              <w:t>)</w:t>
             </w:r>
           </w:p>
         </w:tc>
@@ -15394,6 +17270,7 @@
               <w:ind w:firstLine="0"/>
               <w:jc w:val="left"/>
             </w:pPr>
+            <w:proofErr w:type="spellStart"/>
             <w:r>
               <w:rPr>
                 <w:sz w:val="20"/>
@@ -15401,6 +17278,7 @@
               <w:lastRenderedPageBreak/>
               <w:t>doc_asignatura_resultado_perfil</w:t>
             </w:r>
+            <w:proofErr w:type="spellEnd"/>
           </w:p>
         </w:tc>
         <w:tc>
@@ -15420,11 +17298,19 @@
               <w:ind w:firstLine="0"/>
               <w:jc w:val="left"/>
             </w:pPr>
-            <w:r>
-              <w:rPr>
-                <w:sz w:val="20"/>
-              </w:rPr>
-              <w:t>idRelacion INT</w:t>
+            <w:proofErr w:type="spellStart"/>
+            <w:r>
+              <w:rPr>
+                <w:sz w:val="20"/>
+              </w:rPr>
+              <w:t>idRelacion</w:t>
+            </w:r>
+            <w:proofErr w:type="spellEnd"/>
+            <w:r>
+              <w:rPr>
+                <w:sz w:val="20"/>
+              </w:rPr>
+              <w:t xml:space="preserve"> INT</w:t>
             </w:r>
           </w:p>
         </w:tc>
@@ -15445,11 +17331,103 @@
               <w:ind w:firstLine="0"/>
               <w:jc w:val="left"/>
             </w:pPr>
-            <w:r>
-              <w:rPr>
-                <w:sz w:val="20"/>
-              </w:rPr>
-              <w:t>idAsignatura → asignaturas(idAsignatura); idMalla → mallas(idMalla); idResultadoPerfil → doc_perfil_egreso_resultados(idResultadoPerfil)</w:t>
+            <w:proofErr w:type="spellStart"/>
+            <w:r>
+              <w:rPr>
+                <w:sz w:val="20"/>
+              </w:rPr>
+              <w:t>idAsignatura</w:t>
+            </w:r>
+            <w:proofErr w:type="spellEnd"/>
+            <w:r>
+              <w:rPr>
+                <w:sz w:val="20"/>
+              </w:rPr>
+              <w:t xml:space="preserve"> → asignaturas(</w:t>
+            </w:r>
+            <w:proofErr w:type="spellStart"/>
+            <w:r>
+              <w:rPr>
+                <w:sz w:val="20"/>
+              </w:rPr>
+              <w:t>idAsignatura</w:t>
+            </w:r>
+            <w:proofErr w:type="spellEnd"/>
+            <w:r>
+              <w:rPr>
+                <w:sz w:val="20"/>
+              </w:rPr>
+              <w:t xml:space="preserve">); </w:t>
+            </w:r>
+            <w:proofErr w:type="spellStart"/>
+            <w:r>
+              <w:rPr>
+                <w:sz w:val="20"/>
+              </w:rPr>
+              <w:t>idMalla</w:t>
+            </w:r>
+            <w:proofErr w:type="spellEnd"/>
+            <w:r>
+              <w:rPr>
+                <w:sz w:val="20"/>
+              </w:rPr>
+              <w:t xml:space="preserve"> → mallas(</w:t>
+            </w:r>
+            <w:proofErr w:type="spellStart"/>
+            <w:r>
+              <w:rPr>
+                <w:sz w:val="20"/>
+              </w:rPr>
+              <w:t>idMalla</w:t>
+            </w:r>
+            <w:proofErr w:type="spellEnd"/>
+            <w:r>
+              <w:rPr>
+                <w:sz w:val="20"/>
+              </w:rPr>
+              <w:t xml:space="preserve">); </w:t>
+            </w:r>
+            <w:proofErr w:type="spellStart"/>
+            <w:r>
+              <w:rPr>
+                <w:sz w:val="20"/>
+              </w:rPr>
+              <w:t>idResultadoPerfil</w:t>
+            </w:r>
+            <w:proofErr w:type="spellEnd"/>
+            <w:r>
+              <w:rPr>
+                <w:sz w:val="20"/>
+              </w:rPr>
+              <w:t xml:space="preserve"> → </w:t>
+            </w:r>
+            <w:proofErr w:type="spellStart"/>
+            <w:r>
+              <w:rPr>
+                <w:sz w:val="20"/>
+              </w:rPr>
+              <w:t>doc_perfil_egreso_resultados</w:t>
+            </w:r>
+            <w:proofErr w:type="spellEnd"/>
+            <w:r>
+              <w:rPr>
+                <w:sz w:val="20"/>
+              </w:rPr>
+              <w:t>(</w:t>
+            </w:r>
+            <w:proofErr w:type="spellStart"/>
+            <w:r>
+              <w:rPr>
+                <w:sz w:val="20"/>
+              </w:rPr>
+              <w:t>idResultadoPerfil</w:t>
+            </w:r>
+            <w:proofErr w:type="spellEnd"/>
+            <w:r>
+              <w:rPr>
+                <w:sz w:val="20"/>
+              </w:rPr>
+              <w:t>)</w:t>
             </w:r>
           </w:p>
         </w:tc>
@@ -15476,12 +17454,14 @@
               <w:ind w:firstLine="0"/>
               <w:jc w:val="left"/>
             </w:pPr>
+            <w:proofErr w:type="spellStart"/>
             <w:r>
               <w:rPr>
                 <w:sz w:val="20"/>
               </w:rPr>
               <w:t>doc_expedientes_curriculares</w:t>
             </w:r>
+            <w:proofErr w:type="spellEnd"/>
           </w:p>
         </w:tc>
         <w:tc>
@@ -15501,11 +17481,19 @@
               <w:ind w:firstLine="0"/>
               <w:jc w:val="left"/>
             </w:pPr>
-            <w:r>
-              <w:rPr>
-                <w:sz w:val="20"/>
-              </w:rPr>
-              <w:t>idExpediente INT</w:t>
+            <w:proofErr w:type="spellStart"/>
+            <w:r>
+              <w:rPr>
+                <w:sz w:val="20"/>
+              </w:rPr>
+              <w:t>idExpediente</w:t>
+            </w:r>
+            <w:proofErr w:type="spellEnd"/>
+            <w:r>
+              <w:rPr>
+                <w:sz w:val="20"/>
+              </w:rPr>
+              <w:t xml:space="preserve"> INT</w:t>
             </w:r>
           </w:p>
         </w:tc>
@@ -15526,11 +17514,215 @@
               <w:ind w:firstLine="0"/>
               <w:jc w:val="left"/>
             </w:pPr>
-            <w:r>
-              <w:rPr>
-                <w:sz w:val="20"/>
-              </w:rPr>
-              <w:t>idCarrera → carreras(idCarrera); idAsignatura → asignaturas(idAsignatura); idPeriodo → periodos(idPeriodo); idProyectoCurricular → doc_proyectos_curriculares(idProyectoCurricular); idPerfilEgreso → doc_perfiles_egreso(idPerfilEgreso); idModeloEducativo → doc_modelos_educativos(idModelo)</w:t>
+            <w:proofErr w:type="spellStart"/>
+            <w:r>
+              <w:rPr>
+                <w:sz w:val="20"/>
+              </w:rPr>
+              <w:t>idCarrera</w:t>
+            </w:r>
+            <w:proofErr w:type="spellEnd"/>
+            <w:r>
+              <w:rPr>
+                <w:sz w:val="20"/>
+              </w:rPr>
+              <w:t xml:space="preserve"> → carreras(</w:t>
+            </w:r>
+            <w:proofErr w:type="spellStart"/>
+            <w:r>
+              <w:rPr>
+                <w:sz w:val="20"/>
+              </w:rPr>
+              <w:t>idCarrera</w:t>
+            </w:r>
+            <w:proofErr w:type="spellEnd"/>
+            <w:r>
+              <w:rPr>
+                <w:sz w:val="20"/>
+              </w:rPr>
+              <w:t xml:space="preserve">); </w:t>
+            </w:r>
+            <w:proofErr w:type="spellStart"/>
+            <w:r>
+              <w:rPr>
+                <w:sz w:val="20"/>
+              </w:rPr>
+              <w:t>idAsignatura</w:t>
+            </w:r>
+            <w:proofErr w:type="spellEnd"/>
+            <w:r>
+              <w:rPr>
+                <w:sz w:val="20"/>
+              </w:rPr>
+              <w:t xml:space="preserve"> → asignaturas(</w:t>
+            </w:r>
+            <w:proofErr w:type="spellStart"/>
+            <w:r>
+              <w:rPr>
+                <w:sz w:val="20"/>
+              </w:rPr>
+              <w:t>idAsignatura</w:t>
+            </w:r>
+            <w:proofErr w:type="spellEnd"/>
+            <w:r>
+              <w:rPr>
+                <w:sz w:val="20"/>
+              </w:rPr>
+              <w:t xml:space="preserve">); </w:t>
+            </w:r>
+            <w:proofErr w:type="spellStart"/>
+            <w:r>
+              <w:rPr>
+                <w:sz w:val="20"/>
+              </w:rPr>
+              <w:t>idPeriodo</w:t>
+            </w:r>
+            <w:proofErr w:type="spellEnd"/>
+            <w:r>
+              <w:rPr>
+                <w:sz w:val="20"/>
+              </w:rPr>
+              <w:t xml:space="preserve"> → periodos(</w:t>
+            </w:r>
+            <w:proofErr w:type="spellStart"/>
+            <w:r>
+              <w:rPr>
+                <w:sz w:val="20"/>
+              </w:rPr>
+              <w:t>idPeriodo</w:t>
+            </w:r>
+            <w:proofErr w:type="spellEnd"/>
+            <w:r>
+              <w:rPr>
+                <w:sz w:val="20"/>
+              </w:rPr>
+              <w:t xml:space="preserve">); </w:t>
+            </w:r>
+            <w:proofErr w:type="spellStart"/>
+            <w:r>
+              <w:rPr>
+                <w:sz w:val="20"/>
+              </w:rPr>
+              <w:t>idProyectoCurricular</w:t>
+            </w:r>
+            <w:proofErr w:type="spellEnd"/>
+            <w:r>
+              <w:rPr>
+                <w:sz w:val="20"/>
+              </w:rPr>
+              <w:t xml:space="preserve"> → </w:t>
+            </w:r>
+            <w:proofErr w:type="spellStart"/>
+            <w:r>
+              <w:rPr>
+                <w:sz w:val="20"/>
+              </w:rPr>
+              <w:t>doc_proyectos_curriculares</w:t>
+            </w:r>
+            <w:proofErr w:type="spellEnd"/>
+            <w:r>
+              <w:rPr>
+                <w:sz w:val="20"/>
+              </w:rPr>
+              <w:t>(</w:t>
+            </w:r>
+            <w:proofErr w:type="spellStart"/>
+            <w:r>
+              <w:rPr>
+                <w:sz w:val="20"/>
+              </w:rPr>
+              <w:t>idProyectoCurricular</w:t>
+            </w:r>
+            <w:proofErr w:type="spellEnd"/>
+            <w:r>
+              <w:rPr>
+                <w:sz w:val="20"/>
+              </w:rPr>
+              <w:t xml:space="preserve">); </w:t>
+            </w:r>
+            <w:proofErr w:type="spellStart"/>
+            <w:r>
+              <w:rPr>
+                <w:sz w:val="20"/>
+              </w:rPr>
+              <w:t>idPerfilEgreso</w:t>
+            </w:r>
+            <w:proofErr w:type="spellEnd"/>
+            <w:r>
+              <w:rPr>
+                <w:sz w:val="20"/>
+              </w:rPr>
+              <w:t xml:space="preserve"> → </w:t>
+            </w:r>
+            <w:proofErr w:type="spellStart"/>
+            <w:r>
+              <w:rPr>
+                <w:sz w:val="20"/>
+              </w:rPr>
+              <w:t>doc_perfiles_egreso</w:t>
+            </w:r>
+            <w:proofErr w:type="spellEnd"/>
+            <w:r>
+              <w:rPr>
+                <w:sz w:val="20"/>
+              </w:rPr>
+              <w:t>(</w:t>
+            </w:r>
+            <w:proofErr w:type="spellStart"/>
+            <w:r>
+              <w:rPr>
+                <w:sz w:val="20"/>
+              </w:rPr>
+              <w:t>idPerfilEgreso</w:t>
+            </w:r>
+            <w:proofErr w:type="spellEnd"/>
+            <w:r>
+              <w:rPr>
+                <w:sz w:val="20"/>
+              </w:rPr>
+              <w:t xml:space="preserve">); </w:t>
+            </w:r>
+            <w:proofErr w:type="spellStart"/>
+            <w:r>
+              <w:rPr>
+                <w:sz w:val="20"/>
+              </w:rPr>
+              <w:t>idModeloEducativo</w:t>
+            </w:r>
+            <w:proofErr w:type="spellEnd"/>
+            <w:r>
+              <w:rPr>
+                <w:sz w:val="20"/>
+              </w:rPr>
+              <w:t xml:space="preserve"> → </w:t>
+            </w:r>
+            <w:proofErr w:type="spellStart"/>
+            <w:r>
+              <w:rPr>
+                <w:sz w:val="20"/>
+              </w:rPr>
+              <w:t>doc_modelos_educativos</w:t>
+            </w:r>
+            <w:proofErr w:type="spellEnd"/>
+            <w:r>
+              <w:rPr>
+                <w:sz w:val="20"/>
+              </w:rPr>
+              <w:t>(</w:t>
+            </w:r>
+            <w:proofErr w:type="spellStart"/>
+            <w:r>
+              <w:rPr>
+                <w:sz w:val="20"/>
+              </w:rPr>
+              <w:t>idModelo</w:t>
+            </w:r>
+            <w:proofErr w:type="spellEnd"/>
+            <w:r>
+              <w:rPr>
+                <w:sz w:val="20"/>
+              </w:rPr>
+              <w:t>)</w:t>
             </w:r>
           </w:p>
         </w:tc>
@@ -15557,12 +17749,14 @@
               <w:ind w:firstLine="0"/>
               <w:jc w:val="left"/>
             </w:pPr>
+            <w:proofErr w:type="spellStart"/>
             <w:r>
               <w:rPr>
                 <w:sz w:val="20"/>
               </w:rPr>
               <w:t>doc_expediente_asignaciones</w:t>
             </w:r>
+            <w:proofErr w:type="spellEnd"/>
           </w:p>
         </w:tc>
         <w:tc>
@@ -15582,12 +17776,28 @@
               <w:ind w:firstLine="0"/>
               <w:jc w:val="left"/>
             </w:pPr>
-            <w:r>
-              <w:rPr>
-                <w:sz w:val="20"/>
-              </w:rPr>
-              <w:t>idExpediente, idAsignacion</w:t>
-            </w:r>
+            <w:proofErr w:type="spellStart"/>
+            <w:r>
+              <w:rPr>
+                <w:sz w:val="20"/>
+              </w:rPr>
+              <w:t>idExpediente</w:t>
+            </w:r>
+            <w:proofErr w:type="spellEnd"/>
+            <w:r>
+              <w:rPr>
+                <w:sz w:val="20"/>
+              </w:rPr>
+              <w:t xml:space="preserve">, </w:t>
+            </w:r>
+            <w:proofErr w:type="spellStart"/>
+            <w:r>
+              <w:rPr>
+                <w:sz w:val="20"/>
+              </w:rPr>
+              <w:t>idAsignacion</w:t>
+            </w:r>
+            <w:proofErr w:type="spellEnd"/>
           </w:p>
         </w:tc>
         <w:tc>
@@ -15607,11 +17817,89 @@
               <w:ind w:firstLine="0"/>
               <w:jc w:val="left"/>
             </w:pPr>
-            <w:r>
-              <w:rPr>
-                <w:sz w:val="20"/>
-              </w:rPr>
-              <w:t>idExpediente → doc_expedientes_curriculares(idExpediente); idAsignacion → asignaciones_profesores(idAsignacion)</w:t>
+            <w:proofErr w:type="spellStart"/>
+            <w:r>
+              <w:rPr>
+                <w:sz w:val="20"/>
+              </w:rPr>
+              <w:t>idExpediente</w:t>
+            </w:r>
+            <w:proofErr w:type="spellEnd"/>
+            <w:r>
+              <w:rPr>
+                <w:sz w:val="20"/>
+              </w:rPr>
+              <w:t xml:space="preserve"> → </w:t>
+            </w:r>
+            <w:proofErr w:type="spellStart"/>
+            <w:r>
+              <w:rPr>
+                <w:sz w:val="20"/>
+              </w:rPr>
+              <w:t>doc_expedientes_curriculares</w:t>
+            </w:r>
+            <w:proofErr w:type="spellEnd"/>
+            <w:r>
+              <w:rPr>
+                <w:sz w:val="20"/>
+              </w:rPr>
+              <w:t>(</w:t>
+            </w:r>
+            <w:proofErr w:type="spellStart"/>
+            <w:r>
+              <w:rPr>
+                <w:sz w:val="20"/>
+              </w:rPr>
+              <w:t>idExpediente</w:t>
+            </w:r>
+            <w:proofErr w:type="spellEnd"/>
+            <w:r>
+              <w:rPr>
+                <w:sz w:val="20"/>
+              </w:rPr>
+              <w:t xml:space="preserve">); </w:t>
+            </w:r>
+            <w:proofErr w:type="spellStart"/>
+            <w:r>
+              <w:rPr>
+                <w:sz w:val="20"/>
+              </w:rPr>
+              <w:t>idAsignacion</w:t>
+            </w:r>
+            <w:proofErr w:type="spellEnd"/>
+            <w:r>
+              <w:rPr>
+                <w:sz w:val="20"/>
+              </w:rPr>
+              <w:t xml:space="preserve"> → </w:t>
+            </w:r>
+            <w:proofErr w:type="spellStart"/>
+            <w:r>
+              <w:rPr>
+                <w:sz w:val="20"/>
+              </w:rPr>
+              <w:t>asignaciones_profesores</w:t>
+            </w:r>
+            <w:proofErr w:type="spellEnd"/>
+            <w:r>
+              <w:rPr>
+                <w:sz w:val="20"/>
+              </w:rPr>
+              <w:t>(</w:t>
+            </w:r>
+            <w:proofErr w:type="spellStart"/>
+            <w:r>
+              <w:rPr>
+                <w:sz w:val="20"/>
+              </w:rPr>
+              <w:t>idAsignacion</w:t>
+            </w:r>
+            <w:proofErr w:type="spellEnd"/>
+            <w:r>
+              <w:rPr>
+                <w:sz w:val="20"/>
+              </w:rPr>
+              <w:t>)</w:t>
             </w:r>
           </w:p>
         </w:tc>
@@ -15638,12 +17926,14 @@
               <w:ind w:firstLine="0"/>
               <w:jc w:val="left"/>
             </w:pPr>
+            <w:proofErr w:type="spellStart"/>
             <w:r>
               <w:rPr>
                 <w:sz w:val="20"/>
               </w:rPr>
               <w:t>doc_pea</w:t>
             </w:r>
+            <w:proofErr w:type="spellEnd"/>
           </w:p>
         </w:tc>
         <w:tc>
@@ -15663,11 +17953,19 @@
               <w:ind w:firstLine="0"/>
               <w:jc w:val="left"/>
             </w:pPr>
-            <w:r>
-              <w:rPr>
-                <w:sz w:val="20"/>
-              </w:rPr>
-              <w:t>idPea INT</w:t>
+            <w:proofErr w:type="spellStart"/>
+            <w:r>
+              <w:rPr>
+                <w:sz w:val="20"/>
+              </w:rPr>
+              <w:t>idPea</w:t>
+            </w:r>
+            <w:proofErr w:type="spellEnd"/>
+            <w:r>
+              <w:rPr>
+                <w:sz w:val="20"/>
+              </w:rPr>
+              <w:t xml:space="preserve"> INT</w:t>
             </w:r>
           </w:p>
         </w:tc>
@@ -15688,11 +17986,131 @@
               <w:ind w:firstLine="0"/>
               <w:jc w:val="left"/>
             </w:pPr>
-            <w:r>
-              <w:rPr>
-                <w:sz w:val="20"/>
-              </w:rPr>
-              <w:t>idExpediente → doc_expedientes_curriculares(idExpediente); idCarrera → carreras(idCarrera); idAsignatura → asignaturas(idAsignatura); idPeriodo → periodos(idPeriodo)</w:t>
+            <w:proofErr w:type="spellStart"/>
+            <w:r>
+              <w:rPr>
+                <w:sz w:val="20"/>
+              </w:rPr>
+              <w:t>idExpediente</w:t>
+            </w:r>
+            <w:proofErr w:type="spellEnd"/>
+            <w:r>
+              <w:rPr>
+                <w:sz w:val="20"/>
+              </w:rPr>
+              <w:t xml:space="preserve"> → </w:t>
+            </w:r>
+            <w:proofErr w:type="spellStart"/>
+            <w:r>
+              <w:rPr>
+                <w:sz w:val="20"/>
+              </w:rPr>
+              <w:t>doc_expedientes_curriculares</w:t>
+            </w:r>
+            <w:proofErr w:type="spellEnd"/>
+            <w:r>
+              <w:rPr>
+                <w:sz w:val="20"/>
+              </w:rPr>
+              <w:t>(</w:t>
+            </w:r>
+            <w:proofErr w:type="spellStart"/>
+            <w:r>
+              <w:rPr>
+                <w:sz w:val="20"/>
+              </w:rPr>
+              <w:t>idExpediente</w:t>
+            </w:r>
+            <w:proofErr w:type="spellEnd"/>
+            <w:r>
+              <w:rPr>
+                <w:sz w:val="20"/>
+              </w:rPr>
+              <w:t xml:space="preserve">); </w:t>
+            </w:r>
+            <w:proofErr w:type="spellStart"/>
+            <w:r>
+              <w:rPr>
+                <w:sz w:val="20"/>
+              </w:rPr>
+              <w:t>idCarrera</w:t>
+            </w:r>
+            <w:proofErr w:type="spellEnd"/>
+            <w:r>
+              <w:rPr>
+                <w:sz w:val="20"/>
+              </w:rPr>
+              <w:t xml:space="preserve"> → carreras(</w:t>
+            </w:r>
+            <w:proofErr w:type="spellStart"/>
+            <w:r>
+              <w:rPr>
+                <w:sz w:val="20"/>
+              </w:rPr>
+              <w:t>idCarrera</w:t>
+            </w:r>
+            <w:proofErr w:type="spellEnd"/>
+            <w:r>
+              <w:rPr>
+                <w:sz w:val="20"/>
+              </w:rPr>
+              <w:t xml:space="preserve">); </w:t>
+            </w:r>
+            <w:proofErr w:type="spellStart"/>
+            <w:r>
+              <w:rPr>
+                <w:sz w:val="20"/>
+              </w:rPr>
+              <w:t>idAsignatura</w:t>
+            </w:r>
+            <w:proofErr w:type="spellEnd"/>
+            <w:r>
+              <w:rPr>
+                <w:sz w:val="20"/>
+              </w:rPr>
+              <w:t xml:space="preserve"> → asignaturas(</w:t>
+            </w:r>
+            <w:proofErr w:type="spellStart"/>
+            <w:r>
+              <w:rPr>
+                <w:sz w:val="20"/>
+              </w:rPr>
+              <w:t>idAsignatura</w:t>
+            </w:r>
+            <w:proofErr w:type="spellEnd"/>
+            <w:r>
+              <w:rPr>
+                <w:sz w:val="20"/>
+              </w:rPr>
+              <w:t xml:space="preserve">); </w:t>
+            </w:r>
+            <w:proofErr w:type="spellStart"/>
+            <w:r>
+              <w:rPr>
+                <w:sz w:val="20"/>
+              </w:rPr>
+              <w:t>idPeriodo</w:t>
+            </w:r>
+            <w:proofErr w:type="spellEnd"/>
+            <w:r>
+              <w:rPr>
+                <w:sz w:val="20"/>
+              </w:rPr>
+              <w:t xml:space="preserve"> → periodos(</w:t>
+            </w:r>
+            <w:proofErr w:type="spellStart"/>
+            <w:r>
+              <w:rPr>
+                <w:sz w:val="20"/>
+              </w:rPr>
+              <w:t>idPeriodo</w:t>
+            </w:r>
+            <w:proofErr w:type="spellEnd"/>
+            <w:r>
+              <w:rPr>
+                <w:sz w:val="20"/>
+              </w:rPr>
+              <w:t>)</w:t>
             </w:r>
           </w:p>
         </w:tc>
@@ -15719,12 +18137,14 @@
               <w:ind w:firstLine="0"/>
               <w:jc w:val="left"/>
             </w:pPr>
+            <w:proofErr w:type="spellStart"/>
             <w:r>
               <w:rPr>
                 <w:sz w:val="20"/>
               </w:rPr>
               <w:t>doc_pea_prerrequisitos</w:t>
             </w:r>
+            <w:proofErr w:type="spellEnd"/>
           </w:p>
         </w:tc>
         <w:tc>
@@ -15744,11 +18164,19 @@
               <w:ind w:firstLine="0"/>
               <w:jc w:val="left"/>
             </w:pPr>
-            <w:r>
-              <w:rPr>
-                <w:sz w:val="20"/>
-              </w:rPr>
-              <w:t>idPrerequisito INT</w:t>
+            <w:proofErr w:type="spellStart"/>
+            <w:r>
+              <w:rPr>
+                <w:sz w:val="20"/>
+              </w:rPr>
+              <w:t>idPrerequisito</w:t>
+            </w:r>
+            <w:proofErr w:type="spellEnd"/>
+            <w:r>
+              <w:rPr>
+                <w:sz w:val="20"/>
+              </w:rPr>
+              <w:t xml:space="preserve"> INT</w:t>
             </w:r>
           </w:p>
         </w:tc>
@@ -15769,11 +18197,75 @@
               <w:ind w:firstLine="0"/>
               <w:jc w:val="left"/>
             </w:pPr>
-            <w:r>
-              <w:rPr>
-                <w:sz w:val="20"/>
-              </w:rPr>
-              <w:t>idPea → doc_pea(idPea); idAsignaturaOrigen → asignaturas(idAsignatura)</w:t>
+            <w:proofErr w:type="spellStart"/>
+            <w:r>
+              <w:rPr>
+                <w:sz w:val="20"/>
+              </w:rPr>
+              <w:t>idPea</w:t>
+            </w:r>
+            <w:proofErr w:type="spellEnd"/>
+            <w:r>
+              <w:rPr>
+                <w:sz w:val="20"/>
+              </w:rPr>
+              <w:t xml:space="preserve"> → </w:t>
+            </w:r>
+            <w:proofErr w:type="spellStart"/>
+            <w:r>
+              <w:rPr>
+                <w:sz w:val="20"/>
+              </w:rPr>
+              <w:t>doc_pea</w:t>
+            </w:r>
+            <w:proofErr w:type="spellEnd"/>
+            <w:r>
+              <w:rPr>
+                <w:sz w:val="20"/>
+              </w:rPr>
+              <w:t>(</w:t>
+            </w:r>
+            <w:proofErr w:type="spellStart"/>
+            <w:r>
+              <w:rPr>
+                <w:sz w:val="20"/>
+              </w:rPr>
+              <w:t>idPea</w:t>
+            </w:r>
+            <w:proofErr w:type="spellEnd"/>
+            <w:r>
+              <w:rPr>
+                <w:sz w:val="20"/>
+              </w:rPr>
+              <w:t xml:space="preserve">); </w:t>
+            </w:r>
+            <w:proofErr w:type="spellStart"/>
+            <w:r>
+              <w:rPr>
+                <w:sz w:val="20"/>
+              </w:rPr>
+              <w:t>idAsignaturaOrigen</w:t>
+            </w:r>
+            <w:proofErr w:type="spellEnd"/>
+            <w:r>
+              <w:rPr>
+                <w:sz w:val="20"/>
+              </w:rPr>
+              <w:t xml:space="preserve"> → asignaturas(</w:t>
+            </w:r>
+            <w:proofErr w:type="spellStart"/>
+            <w:r>
+              <w:rPr>
+                <w:sz w:val="20"/>
+              </w:rPr>
+              <w:t>idAsignatura</w:t>
+            </w:r>
+            <w:proofErr w:type="spellEnd"/>
+            <w:r>
+              <w:rPr>
+                <w:sz w:val="20"/>
+              </w:rPr>
+              <w:t>)</w:t>
             </w:r>
           </w:p>
         </w:tc>
@@ -15800,12 +18292,14 @@
               <w:ind w:firstLine="0"/>
               <w:jc w:val="left"/>
             </w:pPr>
+            <w:proofErr w:type="spellStart"/>
             <w:r>
               <w:rPr>
                 <w:sz w:val="20"/>
               </w:rPr>
               <w:t>doc_pea_unidades</w:t>
             </w:r>
+            <w:proofErr w:type="spellEnd"/>
           </w:p>
         </w:tc>
         <w:tc>
@@ -15825,11 +18319,19 @@
               <w:ind w:firstLine="0"/>
               <w:jc w:val="left"/>
             </w:pPr>
-            <w:r>
-              <w:rPr>
-                <w:sz w:val="20"/>
-              </w:rPr>
-              <w:t>idUnidad INT</w:t>
+            <w:proofErr w:type="spellStart"/>
+            <w:r>
+              <w:rPr>
+                <w:sz w:val="20"/>
+              </w:rPr>
+              <w:t>idUnidad</w:t>
+            </w:r>
+            <w:proofErr w:type="spellEnd"/>
+            <w:r>
+              <w:rPr>
+                <w:sz w:val="20"/>
+              </w:rPr>
+              <w:t xml:space="preserve"> INT</w:t>
             </w:r>
           </w:p>
         </w:tc>
@@ -15850,11 +18352,47 @@
               <w:ind w:firstLine="0"/>
               <w:jc w:val="left"/>
             </w:pPr>
-            <w:r>
-              <w:rPr>
-                <w:sz w:val="20"/>
-              </w:rPr>
-              <w:t>idPea → doc_pea(idPea)</w:t>
+            <w:proofErr w:type="spellStart"/>
+            <w:r>
+              <w:rPr>
+                <w:sz w:val="20"/>
+              </w:rPr>
+              <w:t>idPea</w:t>
+            </w:r>
+            <w:proofErr w:type="spellEnd"/>
+            <w:r>
+              <w:rPr>
+                <w:sz w:val="20"/>
+              </w:rPr>
+              <w:t xml:space="preserve"> → </w:t>
+            </w:r>
+            <w:proofErr w:type="spellStart"/>
+            <w:r>
+              <w:rPr>
+                <w:sz w:val="20"/>
+              </w:rPr>
+              <w:t>doc_pea</w:t>
+            </w:r>
+            <w:proofErr w:type="spellEnd"/>
+            <w:r>
+              <w:rPr>
+                <w:sz w:val="20"/>
+              </w:rPr>
+              <w:t>(</w:t>
+            </w:r>
+            <w:proofErr w:type="spellStart"/>
+            <w:r>
+              <w:rPr>
+                <w:sz w:val="20"/>
+              </w:rPr>
+              <w:t>idPea</w:t>
+            </w:r>
+            <w:proofErr w:type="spellEnd"/>
+            <w:r>
+              <w:rPr>
+                <w:sz w:val="20"/>
+              </w:rPr>
+              <w:t>)</w:t>
             </w:r>
           </w:p>
         </w:tc>
@@ -15881,12 +18419,14 @@
               <w:ind w:firstLine="0"/>
               <w:jc w:val="left"/>
             </w:pPr>
+            <w:proofErr w:type="spellStart"/>
             <w:r>
               <w:rPr>
                 <w:sz w:val="20"/>
               </w:rPr>
               <w:t>doc_pea_temas</w:t>
             </w:r>
+            <w:proofErr w:type="spellEnd"/>
           </w:p>
         </w:tc>
         <w:tc>
@@ -15906,11 +18446,19 @@
               <w:ind w:firstLine="0"/>
               <w:jc w:val="left"/>
             </w:pPr>
-            <w:r>
-              <w:rPr>
-                <w:sz w:val="20"/>
-              </w:rPr>
-              <w:t>idTema INT</w:t>
+            <w:proofErr w:type="spellStart"/>
+            <w:r>
+              <w:rPr>
+                <w:sz w:val="20"/>
+              </w:rPr>
+              <w:t>idTema</w:t>
+            </w:r>
+            <w:proofErr w:type="spellEnd"/>
+            <w:r>
+              <w:rPr>
+                <w:sz w:val="20"/>
+              </w:rPr>
+              <w:t xml:space="preserve"> INT</w:t>
             </w:r>
           </w:p>
         </w:tc>
@@ -15931,11 +18479,47 @@
               <w:ind w:firstLine="0"/>
               <w:jc w:val="left"/>
             </w:pPr>
-            <w:r>
-              <w:rPr>
-                <w:sz w:val="20"/>
-              </w:rPr>
-              <w:t>idUnidad → doc_pea_unidades(idUnidad)</w:t>
+            <w:proofErr w:type="spellStart"/>
+            <w:r>
+              <w:rPr>
+                <w:sz w:val="20"/>
+              </w:rPr>
+              <w:t>idUnidad</w:t>
+            </w:r>
+            <w:proofErr w:type="spellEnd"/>
+            <w:r>
+              <w:rPr>
+                <w:sz w:val="20"/>
+              </w:rPr>
+              <w:t xml:space="preserve"> → </w:t>
+            </w:r>
+            <w:proofErr w:type="spellStart"/>
+            <w:r>
+              <w:rPr>
+                <w:sz w:val="20"/>
+              </w:rPr>
+              <w:t>doc_pea_unidades</w:t>
+            </w:r>
+            <w:proofErr w:type="spellEnd"/>
+            <w:r>
+              <w:rPr>
+                <w:sz w:val="20"/>
+              </w:rPr>
+              <w:t>(</w:t>
+            </w:r>
+            <w:proofErr w:type="spellStart"/>
+            <w:r>
+              <w:rPr>
+                <w:sz w:val="20"/>
+              </w:rPr>
+              <w:t>idUnidad</w:t>
+            </w:r>
+            <w:proofErr w:type="spellEnd"/>
+            <w:r>
+              <w:rPr>
+                <w:sz w:val="20"/>
+              </w:rPr>
+              <w:t>)</w:t>
             </w:r>
           </w:p>
         </w:tc>
@@ -15962,12 +18546,14 @@
               <w:ind w:firstLine="0"/>
               <w:jc w:val="left"/>
             </w:pPr>
+            <w:proofErr w:type="spellStart"/>
             <w:r>
               <w:rPr>
                 <w:sz w:val="20"/>
               </w:rPr>
               <w:t>doc_pea_resultados_aprendizaje</w:t>
             </w:r>
+            <w:proofErr w:type="spellEnd"/>
           </w:p>
         </w:tc>
         <w:tc>
@@ -15987,11 +18573,19 @@
               <w:ind w:firstLine="0"/>
               <w:jc w:val="left"/>
             </w:pPr>
-            <w:r>
-              <w:rPr>
-                <w:sz w:val="20"/>
-              </w:rPr>
-              <w:t>idRda INT</w:t>
+            <w:proofErr w:type="spellStart"/>
+            <w:r>
+              <w:rPr>
+                <w:sz w:val="20"/>
+              </w:rPr>
+              <w:t>idRda</w:t>
+            </w:r>
+            <w:proofErr w:type="spellEnd"/>
+            <w:r>
+              <w:rPr>
+                <w:sz w:val="20"/>
+              </w:rPr>
+              <w:t xml:space="preserve"> INT</w:t>
             </w:r>
           </w:p>
         </w:tc>
@@ -16012,11 +18606,89 @@
               <w:ind w:firstLine="0"/>
               <w:jc w:val="left"/>
             </w:pPr>
-            <w:r>
-              <w:rPr>
-                <w:sz w:val="20"/>
-              </w:rPr>
-              <w:t>idPea → doc_pea(idPea); idResultadoPerfil → doc_perfil_egreso_resultados(idResultadoPerfil)</w:t>
+            <w:proofErr w:type="spellStart"/>
+            <w:r>
+              <w:rPr>
+                <w:sz w:val="20"/>
+              </w:rPr>
+              <w:t>idPea</w:t>
+            </w:r>
+            <w:proofErr w:type="spellEnd"/>
+            <w:r>
+              <w:rPr>
+                <w:sz w:val="20"/>
+              </w:rPr>
+              <w:t xml:space="preserve"> → </w:t>
+            </w:r>
+            <w:proofErr w:type="spellStart"/>
+            <w:r>
+              <w:rPr>
+                <w:sz w:val="20"/>
+              </w:rPr>
+              <w:t>doc_pea</w:t>
+            </w:r>
+            <w:proofErr w:type="spellEnd"/>
+            <w:r>
+              <w:rPr>
+                <w:sz w:val="20"/>
+              </w:rPr>
+              <w:t>(</w:t>
+            </w:r>
+            <w:proofErr w:type="spellStart"/>
+            <w:r>
+              <w:rPr>
+                <w:sz w:val="20"/>
+              </w:rPr>
+              <w:t>idPea</w:t>
+            </w:r>
+            <w:proofErr w:type="spellEnd"/>
+            <w:r>
+              <w:rPr>
+                <w:sz w:val="20"/>
+              </w:rPr>
+              <w:t xml:space="preserve">); </w:t>
+            </w:r>
+            <w:proofErr w:type="spellStart"/>
+            <w:r>
+              <w:rPr>
+                <w:sz w:val="20"/>
+              </w:rPr>
+              <w:t>idResultadoPerfil</w:t>
+            </w:r>
+            <w:proofErr w:type="spellEnd"/>
+            <w:r>
+              <w:rPr>
+                <w:sz w:val="20"/>
+              </w:rPr>
+              <w:t xml:space="preserve"> → </w:t>
+            </w:r>
+            <w:proofErr w:type="spellStart"/>
+            <w:r>
+              <w:rPr>
+                <w:sz w:val="20"/>
+              </w:rPr>
+              <w:t>doc_perfil_egreso_resultados</w:t>
+            </w:r>
+            <w:proofErr w:type="spellEnd"/>
+            <w:r>
+              <w:rPr>
+                <w:sz w:val="20"/>
+              </w:rPr>
+              <w:t>(</w:t>
+            </w:r>
+            <w:proofErr w:type="spellStart"/>
+            <w:r>
+              <w:rPr>
+                <w:sz w:val="20"/>
+              </w:rPr>
+              <w:t>idResultadoPerfil</w:t>
+            </w:r>
+            <w:proofErr w:type="spellEnd"/>
+            <w:r>
+              <w:rPr>
+                <w:sz w:val="20"/>
+              </w:rPr>
+              <w:t>)</w:t>
             </w:r>
           </w:p>
         </w:tc>
@@ -16043,12 +18715,14 @@
               <w:ind w:firstLine="0"/>
               <w:jc w:val="left"/>
             </w:pPr>
+            <w:proofErr w:type="spellStart"/>
             <w:r>
               <w:rPr>
                 <w:sz w:val="20"/>
               </w:rPr>
               <w:t>doc_pea_actividades_practicas</w:t>
             </w:r>
+            <w:proofErr w:type="spellEnd"/>
           </w:p>
         </w:tc>
         <w:tc>
@@ -16068,11 +18742,19 @@
               <w:ind w:firstLine="0"/>
               <w:jc w:val="left"/>
             </w:pPr>
-            <w:r>
-              <w:rPr>
-                <w:sz w:val="20"/>
-              </w:rPr>
-              <w:t>idPractica INT</w:t>
+            <w:proofErr w:type="spellStart"/>
+            <w:r>
+              <w:rPr>
+                <w:sz w:val="20"/>
+              </w:rPr>
+              <w:t>idPractica</w:t>
+            </w:r>
+            <w:proofErr w:type="spellEnd"/>
+            <w:r>
+              <w:rPr>
+                <w:sz w:val="20"/>
+              </w:rPr>
+              <w:t xml:space="preserve"> INT</w:t>
             </w:r>
           </w:p>
         </w:tc>
@@ -16093,11 +18775,89 @@
               <w:ind w:firstLine="0"/>
               <w:jc w:val="left"/>
             </w:pPr>
-            <w:r>
-              <w:rPr>
-                <w:sz w:val="20"/>
-              </w:rPr>
-              <w:t>idPea → doc_pea(idPea); idUnidad → doc_pea_unidades(idUnidad)</w:t>
+            <w:proofErr w:type="spellStart"/>
+            <w:r>
+              <w:rPr>
+                <w:sz w:val="20"/>
+              </w:rPr>
+              <w:t>idPea</w:t>
+            </w:r>
+            <w:proofErr w:type="spellEnd"/>
+            <w:r>
+              <w:rPr>
+                <w:sz w:val="20"/>
+              </w:rPr>
+              <w:t xml:space="preserve"> → </w:t>
+            </w:r>
+            <w:proofErr w:type="spellStart"/>
+            <w:r>
+              <w:rPr>
+                <w:sz w:val="20"/>
+              </w:rPr>
+              <w:t>doc_pea</w:t>
+            </w:r>
+            <w:proofErr w:type="spellEnd"/>
+            <w:r>
+              <w:rPr>
+                <w:sz w:val="20"/>
+              </w:rPr>
+              <w:t>(</w:t>
+            </w:r>
+            <w:proofErr w:type="spellStart"/>
+            <w:r>
+              <w:rPr>
+                <w:sz w:val="20"/>
+              </w:rPr>
+              <w:t>idPea</w:t>
+            </w:r>
+            <w:proofErr w:type="spellEnd"/>
+            <w:r>
+              <w:rPr>
+                <w:sz w:val="20"/>
+              </w:rPr>
+              <w:t xml:space="preserve">); </w:t>
+            </w:r>
+            <w:proofErr w:type="spellStart"/>
+            <w:r>
+              <w:rPr>
+                <w:sz w:val="20"/>
+              </w:rPr>
+              <w:t>idUnidad</w:t>
+            </w:r>
+            <w:proofErr w:type="spellEnd"/>
+            <w:r>
+              <w:rPr>
+                <w:sz w:val="20"/>
+              </w:rPr>
+              <w:t xml:space="preserve"> → </w:t>
+            </w:r>
+            <w:proofErr w:type="spellStart"/>
+            <w:r>
+              <w:rPr>
+                <w:sz w:val="20"/>
+              </w:rPr>
+              <w:t>doc_pea_unidades</w:t>
+            </w:r>
+            <w:proofErr w:type="spellEnd"/>
+            <w:r>
+              <w:rPr>
+                <w:sz w:val="20"/>
+              </w:rPr>
+              <w:t>(</w:t>
+            </w:r>
+            <w:proofErr w:type="spellStart"/>
+            <w:r>
+              <w:rPr>
+                <w:sz w:val="20"/>
+              </w:rPr>
+              <w:t>idUnidad</w:t>
+            </w:r>
+            <w:proofErr w:type="spellEnd"/>
+            <w:r>
+              <w:rPr>
+                <w:sz w:val="20"/>
+              </w:rPr>
+              <w:t>)</w:t>
             </w:r>
           </w:p>
         </w:tc>
@@ -16124,12 +18884,14 @@
               <w:ind w:firstLine="0"/>
               <w:jc w:val="left"/>
             </w:pPr>
+            <w:proofErr w:type="spellStart"/>
             <w:r>
               <w:rPr>
                 <w:sz w:val="20"/>
               </w:rPr>
               <w:t>doc_pea_evaluaciones</w:t>
             </w:r>
+            <w:proofErr w:type="spellEnd"/>
           </w:p>
         </w:tc>
         <w:tc>
@@ -16149,11 +18911,19 @@
               <w:ind w:firstLine="0"/>
               <w:jc w:val="left"/>
             </w:pPr>
-            <w:r>
-              <w:rPr>
-                <w:sz w:val="20"/>
-              </w:rPr>
-              <w:t>idEvaluacion INT</w:t>
+            <w:proofErr w:type="spellStart"/>
+            <w:r>
+              <w:rPr>
+                <w:sz w:val="20"/>
+              </w:rPr>
+              <w:t>idEvaluacion</w:t>
+            </w:r>
+            <w:proofErr w:type="spellEnd"/>
+            <w:r>
+              <w:rPr>
+                <w:sz w:val="20"/>
+              </w:rPr>
+              <w:t xml:space="preserve"> INT</w:t>
             </w:r>
           </w:p>
         </w:tc>
@@ -16174,11 +18944,47 @@
               <w:ind w:firstLine="0"/>
               <w:jc w:val="left"/>
             </w:pPr>
-            <w:r>
-              <w:rPr>
-                <w:sz w:val="20"/>
-              </w:rPr>
-              <w:t>idPea → doc_pea(idPea)</w:t>
+            <w:proofErr w:type="spellStart"/>
+            <w:r>
+              <w:rPr>
+                <w:sz w:val="20"/>
+              </w:rPr>
+              <w:t>idPea</w:t>
+            </w:r>
+            <w:proofErr w:type="spellEnd"/>
+            <w:r>
+              <w:rPr>
+                <w:sz w:val="20"/>
+              </w:rPr>
+              <w:t xml:space="preserve"> → </w:t>
+            </w:r>
+            <w:proofErr w:type="spellStart"/>
+            <w:r>
+              <w:rPr>
+                <w:sz w:val="20"/>
+              </w:rPr>
+              <w:t>doc_pea</w:t>
+            </w:r>
+            <w:proofErr w:type="spellEnd"/>
+            <w:r>
+              <w:rPr>
+                <w:sz w:val="20"/>
+              </w:rPr>
+              <w:t>(</w:t>
+            </w:r>
+            <w:proofErr w:type="spellStart"/>
+            <w:r>
+              <w:rPr>
+                <w:sz w:val="20"/>
+              </w:rPr>
+              <w:t>idPea</w:t>
+            </w:r>
+            <w:proofErr w:type="spellEnd"/>
+            <w:r>
+              <w:rPr>
+                <w:sz w:val="20"/>
+              </w:rPr>
+              <w:t>)</w:t>
             </w:r>
           </w:p>
         </w:tc>
@@ -16205,12 +19011,14 @@
               <w:ind w:firstLine="0"/>
               <w:jc w:val="left"/>
             </w:pPr>
+            <w:proofErr w:type="spellStart"/>
             <w:r>
               <w:rPr>
                 <w:sz w:val="20"/>
               </w:rPr>
               <w:t>doc_pea_bibliografia</w:t>
             </w:r>
+            <w:proofErr w:type="spellEnd"/>
           </w:p>
         </w:tc>
         <w:tc>
@@ -16230,11 +19038,19 @@
               <w:ind w:firstLine="0"/>
               <w:jc w:val="left"/>
             </w:pPr>
-            <w:r>
-              <w:rPr>
-                <w:sz w:val="20"/>
-              </w:rPr>
-              <w:t>idBiblio INT</w:t>
+            <w:proofErr w:type="spellStart"/>
+            <w:r>
+              <w:rPr>
+                <w:sz w:val="20"/>
+              </w:rPr>
+              <w:t>idBiblio</w:t>
+            </w:r>
+            <w:proofErr w:type="spellEnd"/>
+            <w:r>
+              <w:rPr>
+                <w:sz w:val="20"/>
+              </w:rPr>
+              <w:t xml:space="preserve"> INT</w:t>
             </w:r>
           </w:p>
         </w:tc>
@@ -16255,11 +19071,47 @@
               <w:ind w:firstLine="0"/>
               <w:jc w:val="left"/>
             </w:pPr>
-            <w:r>
-              <w:rPr>
-                <w:sz w:val="20"/>
-              </w:rPr>
-              <w:t>idPea → doc_pea(idPea)</w:t>
+            <w:proofErr w:type="spellStart"/>
+            <w:r>
+              <w:rPr>
+                <w:sz w:val="20"/>
+              </w:rPr>
+              <w:t>idPea</w:t>
+            </w:r>
+            <w:proofErr w:type="spellEnd"/>
+            <w:r>
+              <w:rPr>
+                <w:sz w:val="20"/>
+              </w:rPr>
+              <w:t xml:space="preserve"> → </w:t>
+            </w:r>
+            <w:proofErr w:type="spellStart"/>
+            <w:r>
+              <w:rPr>
+                <w:sz w:val="20"/>
+              </w:rPr>
+              <w:t>doc_pea</w:t>
+            </w:r>
+            <w:proofErr w:type="spellEnd"/>
+            <w:r>
+              <w:rPr>
+                <w:sz w:val="20"/>
+              </w:rPr>
+              <w:t>(</w:t>
+            </w:r>
+            <w:proofErr w:type="spellStart"/>
+            <w:r>
+              <w:rPr>
+                <w:sz w:val="20"/>
+              </w:rPr>
+              <w:t>idPea</w:t>
+            </w:r>
+            <w:proofErr w:type="spellEnd"/>
+            <w:r>
+              <w:rPr>
+                <w:sz w:val="20"/>
+              </w:rPr>
+              <w:t>)</w:t>
             </w:r>
           </w:p>
         </w:tc>
@@ -16286,12 +19138,14 @@
               <w:ind w:firstLine="0"/>
               <w:jc w:val="left"/>
             </w:pPr>
+            <w:proofErr w:type="spellStart"/>
             <w:r>
               <w:rPr>
                 <w:sz w:val="20"/>
               </w:rPr>
               <w:t>doc_pea_observaciones</w:t>
             </w:r>
+            <w:proofErr w:type="spellEnd"/>
           </w:p>
         </w:tc>
         <w:tc>
@@ -16311,11 +19165,19 @@
               <w:ind w:firstLine="0"/>
               <w:jc w:val="left"/>
             </w:pPr>
-            <w:r>
-              <w:rPr>
-                <w:sz w:val="20"/>
-              </w:rPr>
-              <w:t>idObservacion INT</w:t>
+            <w:proofErr w:type="spellStart"/>
+            <w:r>
+              <w:rPr>
+                <w:sz w:val="20"/>
+              </w:rPr>
+              <w:t>idObservacion</w:t>
+            </w:r>
+            <w:proofErr w:type="spellEnd"/>
+            <w:r>
+              <w:rPr>
+                <w:sz w:val="20"/>
+              </w:rPr>
+              <w:t xml:space="preserve"> INT</w:t>
             </w:r>
           </w:p>
         </w:tc>
@@ -16336,11 +19198,75 @@
               <w:ind w:firstLine="0"/>
               <w:jc w:val="left"/>
             </w:pPr>
-            <w:r>
-              <w:rPr>
-                <w:sz w:val="20"/>
-              </w:rPr>
-              <w:t>idPea → doc_pea(idPea); idUsuarioObservador → usuarios(idUsuario)</w:t>
+            <w:proofErr w:type="spellStart"/>
+            <w:r>
+              <w:rPr>
+                <w:sz w:val="20"/>
+              </w:rPr>
+              <w:t>idPea</w:t>
+            </w:r>
+            <w:proofErr w:type="spellEnd"/>
+            <w:r>
+              <w:rPr>
+                <w:sz w:val="20"/>
+              </w:rPr>
+              <w:t xml:space="preserve"> → </w:t>
+            </w:r>
+            <w:proofErr w:type="spellStart"/>
+            <w:r>
+              <w:rPr>
+                <w:sz w:val="20"/>
+              </w:rPr>
+              <w:t>doc_pea</w:t>
+            </w:r>
+            <w:proofErr w:type="spellEnd"/>
+            <w:r>
+              <w:rPr>
+                <w:sz w:val="20"/>
+              </w:rPr>
+              <w:t>(</w:t>
+            </w:r>
+            <w:proofErr w:type="spellStart"/>
+            <w:r>
+              <w:rPr>
+                <w:sz w:val="20"/>
+              </w:rPr>
+              <w:t>idPea</w:t>
+            </w:r>
+            <w:proofErr w:type="spellEnd"/>
+            <w:r>
+              <w:rPr>
+                <w:sz w:val="20"/>
+              </w:rPr>
+              <w:t xml:space="preserve">); </w:t>
+            </w:r>
+            <w:proofErr w:type="spellStart"/>
+            <w:r>
+              <w:rPr>
+                <w:sz w:val="20"/>
+              </w:rPr>
+              <w:t>idUsuarioObservador</w:t>
+            </w:r>
+            <w:proofErr w:type="spellEnd"/>
+            <w:r>
+              <w:rPr>
+                <w:sz w:val="20"/>
+              </w:rPr>
+              <w:t xml:space="preserve"> → usuarios(</w:t>
+            </w:r>
+            <w:proofErr w:type="spellStart"/>
+            <w:r>
+              <w:rPr>
+                <w:sz w:val="20"/>
+              </w:rPr>
+              <w:t>idUsuario</w:t>
+            </w:r>
+            <w:proofErr w:type="spellEnd"/>
+            <w:r>
+              <w:rPr>
+                <w:sz w:val="20"/>
+              </w:rPr>
+              <w:t>)</w:t>
             </w:r>
           </w:p>
         </w:tc>
@@ -16367,6 +19293,7 @@
               <w:ind w:firstLine="0"/>
               <w:jc w:val="left"/>
             </w:pPr>
+            <w:proofErr w:type="spellStart"/>
             <w:r>
               <w:rPr>
                 <w:sz w:val="20"/>
@@ -16374,6 +19301,7 @@
               <w:lastRenderedPageBreak/>
               <w:t>doc_pea_trazabilidad</w:t>
             </w:r>
+            <w:proofErr w:type="spellEnd"/>
           </w:p>
         </w:tc>
         <w:tc>
@@ -16393,11 +19321,19 @@
               <w:ind w:firstLine="0"/>
               <w:jc w:val="left"/>
             </w:pPr>
-            <w:r>
-              <w:rPr>
-                <w:sz w:val="20"/>
-              </w:rPr>
-              <w:t>idTrazabilidad INT</w:t>
+            <w:proofErr w:type="spellStart"/>
+            <w:r>
+              <w:rPr>
+                <w:sz w:val="20"/>
+              </w:rPr>
+              <w:t>idTrazabilidad</w:t>
+            </w:r>
+            <w:proofErr w:type="spellEnd"/>
+            <w:r>
+              <w:rPr>
+                <w:sz w:val="20"/>
+              </w:rPr>
+              <w:t xml:space="preserve"> INT</w:t>
             </w:r>
           </w:p>
         </w:tc>
@@ -16418,11 +19354,75 @@
               <w:ind w:firstLine="0"/>
               <w:jc w:val="left"/>
             </w:pPr>
-            <w:r>
-              <w:rPr>
-                <w:sz w:val="20"/>
-              </w:rPr>
-              <w:t>idPea → doc_pea(idPea); idUsuario → usuarios(idUsuario)</w:t>
+            <w:proofErr w:type="spellStart"/>
+            <w:r>
+              <w:rPr>
+                <w:sz w:val="20"/>
+              </w:rPr>
+              <w:t>idPea</w:t>
+            </w:r>
+            <w:proofErr w:type="spellEnd"/>
+            <w:r>
+              <w:rPr>
+                <w:sz w:val="20"/>
+              </w:rPr>
+              <w:t xml:space="preserve"> → </w:t>
+            </w:r>
+            <w:proofErr w:type="spellStart"/>
+            <w:r>
+              <w:rPr>
+                <w:sz w:val="20"/>
+              </w:rPr>
+              <w:t>doc_pea</w:t>
+            </w:r>
+            <w:proofErr w:type="spellEnd"/>
+            <w:r>
+              <w:rPr>
+                <w:sz w:val="20"/>
+              </w:rPr>
+              <w:t>(</w:t>
+            </w:r>
+            <w:proofErr w:type="spellStart"/>
+            <w:r>
+              <w:rPr>
+                <w:sz w:val="20"/>
+              </w:rPr>
+              <w:t>idPea</w:t>
+            </w:r>
+            <w:proofErr w:type="spellEnd"/>
+            <w:r>
+              <w:rPr>
+                <w:sz w:val="20"/>
+              </w:rPr>
+              <w:t xml:space="preserve">); </w:t>
+            </w:r>
+            <w:proofErr w:type="spellStart"/>
+            <w:r>
+              <w:rPr>
+                <w:sz w:val="20"/>
+              </w:rPr>
+              <w:t>idUsuario</w:t>
+            </w:r>
+            <w:proofErr w:type="spellEnd"/>
+            <w:r>
+              <w:rPr>
+                <w:sz w:val="20"/>
+              </w:rPr>
+              <w:t xml:space="preserve"> → usuarios(</w:t>
+            </w:r>
+            <w:proofErr w:type="spellStart"/>
+            <w:r>
+              <w:rPr>
+                <w:sz w:val="20"/>
+              </w:rPr>
+              <w:t>idUsuario</w:t>
+            </w:r>
+            <w:proofErr w:type="spellEnd"/>
+            <w:r>
+              <w:rPr>
+                <w:sz w:val="20"/>
+              </w:rPr>
+              <w:t>)</w:t>
             </w:r>
           </w:p>
         </w:tc>
@@ -16450,12 +19450,14 @@
               <w:ind w:firstLine="0"/>
               <w:jc w:val="left"/>
             </w:pPr>
+            <w:proofErr w:type="spellStart"/>
             <w:r>
               <w:rPr>
                 <w:sz w:val="20"/>
               </w:rPr>
               <w:t>doc_documentos_firmas</w:t>
             </w:r>
+            <w:proofErr w:type="spellEnd"/>
           </w:p>
         </w:tc>
         <w:tc>
@@ -16476,11 +19478,19 @@
               <w:ind w:firstLine="0"/>
               <w:jc w:val="left"/>
             </w:pPr>
-            <w:r>
-              <w:rPr>
-                <w:sz w:val="20"/>
-              </w:rPr>
-              <w:t>idFirma INT</w:t>
+            <w:proofErr w:type="spellStart"/>
+            <w:r>
+              <w:rPr>
+                <w:sz w:val="20"/>
+              </w:rPr>
+              <w:t>idFirma</w:t>
+            </w:r>
+            <w:proofErr w:type="spellEnd"/>
+            <w:r>
+              <w:rPr>
+                <w:sz w:val="20"/>
+              </w:rPr>
+              <w:t xml:space="preserve"> INT</w:t>
             </w:r>
           </w:p>
         </w:tc>
@@ -16502,11 +19512,75 @@
               <w:ind w:firstLine="0"/>
               <w:jc w:val="left"/>
             </w:pPr>
-            <w:r>
-              <w:rPr>
-                <w:sz w:val="20"/>
-              </w:rPr>
-              <w:t>idPea → doc_pea(idPea); idUsuarioFirmante → usuarios(idUsuario)</w:t>
+            <w:proofErr w:type="spellStart"/>
+            <w:r>
+              <w:rPr>
+                <w:sz w:val="20"/>
+              </w:rPr>
+              <w:t>idPea</w:t>
+            </w:r>
+            <w:proofErr w:type="spellEnd"/>
+            <w:r>
+              <w:rPr>
+                <w:sz w:val="20"/>
+              </w:rPr>
+              <w:t xml:space="preserve"> → </w:t>
+            </w:r>
+            <w:proofErr w:type="spellStart"/>
+            <w:r>
+              <w:rPr>
+                <w:sz w:val="20"/>
+              </w:rPr>
+              <w:t>doc_pea</w:t>
+            </w:r>
+            <w:proofErr w:type="spellEnd"/>
+            <w:r>
+              <w:rPr>
+                <w:sz w:val="20"/>
+              </w:rPr>
+              <w:t>(</w:t>
+            </w:r>
+            <w:proofErr w:type="spellStart"/>
+            <w:r>
+              <w:rPr>
+                <w:sz w:val="20"/>
+              </w:rPr>
+              <w:t>idPea</w:t>
+            </w:r>
+            <w:proofErr w:type="spellEnd"/>
+            <w:r>
+              <w:rPr>
+                <w:sz w:val="20"/>
+              </w:rPr>
+              <w:t xml:space="preserve">); </w:t>
+            </w:r>
+            <w:proofErr w:type="spellStart"/>
+            <w:r>
+              <w:rPr>
+                <w:sz w:val="20"/>
+              </w:rPr>
+              <w:t>idUsuarioFirmante</w:t>
+            </w:r>
+            <w:proofErr w:type="spellEnd"/>
+            <w:r>
+              <w:rPr>
+                <w:sz w:val="20"/>
+              </w:rPr>
+              <w:t xml:space="preserve"> → usuarios(</w:t>
+            </w:r>
+            <w:proofErr w:type="spellStart"/>
+            <w:r>
+              <w:rPr>
+                <w:sz w:val="20"/>
+              </w:rPr>
+              <w:t>idUsuario</w:t>
+            </w:r>
+            <w:proofErr w:type="spellEnd"/>
+            <w:r>
+              <w:rPr>
+                <w:sz w:val="20"/>
+              </w:rPr>
+              <w:t>)</w:t>
             </w:r>
           </w:p>
         </w:tc>
@@ -16529,7 +19603,15 @@
         <w:spacing w:after="120"/>
       </w:pPr>
       <w:r>
-        <w:t>La clave primaria identifica el registro; la clave foránea relaciona entidades. Las columnas opcionales requieren reglas de negocio explícitas. La conciliación deberá revisar nombres, nulabilidad, tipos, UUID, catálogos de estados y el registro transversal de firmas antes de ejecutar una instalación.</w:t>
+        <w:t xml:space="preserve">La clave primaria identifica el registro; la clave foránea relaciona entidades. Las columnas opcionales requieren reglas de negocio explícitas. La conciliación deberá revisar nombres, </w:t>
+      </w:r>
+      <w:proofErr w:type="spellStart"/>
+      <w:r>
+        <w:t>nulabilidad</w:t>
+      </w:r>
+      <w:proofErr w:type="spellEnd"/>
+      <w:r>
+        <w:t>, tipos, UUID, catálogos de estados y el registro transversal de firmas antes de ejecutar una instalación.</w:t>
       </w:r>
     </w:p>
     <w:p>
@@ -17738,7 +20820,15 @@
         <w:jc w:val="left"/>
       </w:pPr>
       <w:r>
-        <w:t>La siguiente síntesis corresponde al commit 31ae08ab80cd160a5cf026997d0c2ade7b763efb. «Identificado» indica presencia en el repositorio; no significa ejecución aprobada. Las evidencias de aceptación se añadirán a las fichas del Anexo D.</w:t>
+        <w:t xml:space="preserve">La siguiente síntesis corresponde al </w:t>
+      </w:r>
+      <w:proofErr w:type="spellStart"/>
+      <w:r>
+        <w:t>commit</w:t>
+      </w:r>
+      <w:proofErr w:type="spellEnd"/>
+      <w:r>
+        <w:t xml:space="preserve"> ba4d1720dc46527ffdd8e093c851bc4833a1cdca. «Identificado» indica presencia en el repositorio; no significa ejecución aprobada. Las evidencias de aceptación se añadirán a las fichas del Anexo D.</w:t>
       </w:r>
     </w:p>
     <w:p>
@@ -17753,7 +20843,15 @@
         <w:t xml:space="preserve">SIGAFI. </w:t>
       </w:r>
       <w:r>
-        <w:t>Evidencia: AcademicContextResolver consulta asignación y malla. Criterio de cierre: Casos de malla ausente y datos incompletos; acceso de lectura verificado.</w:t>
+        <w:t xml:space="preserve">Evidencia: </w:t>
+      </w:r>
+      <w:proofErr w:type="spellStart"/>
+      <w:r>
+        <w:t>AcademicContextResolver</w:t>
+      </w:r>
+      <w:proofErr w:type="spellEnd"/>
+      <w:r>
+        <w:t xml:space="preserve"> consulta asignación y malla. Criterio de cierre: Casos de malla ausente y datos incompletos; acceso de lectura verificado.</w:t>
       </w:r>
     </w:p>
     <w:p>
@@ -17768,7 +20866,15 @@
         <w:t xml:space="preserve">PEA. </w:t>
       </w:r>
       <w:r>
-        <w:t>Evidencia: PeaService y once secciones representadas. Criterio de cierre: Rechazo de horas o créditos erróneos y de escritura ajena al expediente.</w:t>
+        <w:t xml:space="preserve">Evidencia: </w:t>
+      </w:r>
+      <w:proofErr w:type="spellStart"/>
+      <w:r>
+        <w:t>PeaService</w:t>
+      </w:r>
+      <w:proofErr w:type="spellEnd"/>
+      <w:r>
+        <w:t xml:space="preserve"> y once secciones representadas. Criterio de cierre: Rechazo de horas o créditos erróneos y de escritura ajena al expediente.</w:t>
       </w:r>
     </w:p>
     <w:p>
@@ -17798,7 +20904,23 @@
         <w:t xml:space="preserve">Coedición. </w:t>
       </w:r>
       <w:r>
-        <w:t>Evidencia: Yjs, SignalR y persistencia de cambios. Criterio de cierre: Convergencia y reconexión; rechazo de usuarios sin permiso.</w:t>
+        <w:t xml:space="preserve">Evidencia: </w:t>
+      </w:r>
+      <w:proofErr w:type="spellStart"/>
+      <w:r>
+        <w:t>Yjs</w:t>
+      </w:r>
+      <w:proofErr w:type="spellEnd"/>
+      <w:r>
+        <w:t xml:space="preserve">, </w:t>
+      </w:r>
+      <w:proofErr w:type="spellStart"/>
+      <w:r>
+        <w:t>SignalR</w:t>
+      </w:r>
+      <w:proofErr w:type="spellEnd"/>
+      <w:r>
+        <w:t xml:space="preserve"> y persistencia de cambios. Criterio de cierre: Convergencia y reconexión; rechazo de usuarios sin permiso.</w:t>
       </w:r>
     </w:p>
     <w:p>
@@ -17828,7 +20950,15 @@
         <w:t xml:space="preserve">PDF y firma. </w:t>
       </w:r>
       <w:r>
-        <w:t>Evidencia: Plantilla PDF, HMAC y servicio CAdES separado. Criterio de cierre: PDF ligado a la revisión aprobada; tipo de firma comprobado.</w:t>
+        <w:t xml:space="preserve">Evidencia: Plantilla PDF, HMAC y servicio </w:t>
+      </w:r>
+      <w:proofErr w:type="spellStart"/>
+      <w:r>
+        <w:t>CAdES</w:t>
+      </w:r>
+      <w:proofErr w:type="spellEnd"/>
+      <w:r>
+        <w:t xml:space="preserve"> separado. Criterio de cierre: PDF ligado a la revisión aprobada; tipo de firma comprobado.</w:t>
       </w:r>
     </w:p>
     <w:p>
